--- a/race.docx
+++ b/race.docx
@@ -388,14 +388,13 @@
       </w:pPr>
       <w:r>
         <w:rPr>
-          <w:noProof/>
           <w:lang w:val="vi-VN"/>
         </w:rPr>
         <w:drawing>
-          <wp:inline distT="0" distB="0" distL="0" distR="0" wp14:anchorId="510AAE4D" wp14:editId="03DE47FC">
-            <wp:extent cx="5943600" cy="2192655"/>
+          <wp:inline distT="0" distB="0" distL="0" distR="0" wp14:anchorId="12866AD1" wp14:editId="2EF33756">
+            <wp:extent cx="5943600" cy="3432810"/>
             <wp:effectExtent l="0" t="0" r="0" b="0"/>
-            <wp:docPr id="55349294" name="Hình ảnh 1"/>
+            <wp:docPr id="667231475" name="Hình ảnh 1"/>
             <wp:cNvGraphicFramePr>
               <a:graphicFrameLocks xmlns:a="http://schemas.openxmlformats.org/drawingml/2006/main" noChangeAspect="1"/>
             </wp:cNvGraphicFramePr>
@@ -403,7 +402,7 @@
               <a:graphicData uri="http://schemas.openxmlformats.org/drawingml/2006/picture">
                 <pic:pic xmlns:pic="http://schemas.openxmlformats.org/drawingml/2006/picture">
                   <pic:nvPicPr>
-                    <pic:cNvPr id="55349294" name=""/>
+                    <pic:cNvPr id="667231475" name=""/>
                     <pic:cNvPicPr/>
                   </pic:nvPicPr>
                   <pic:blipFill>
@@ -415,7 +414,7 @@
                   <pic:spPr>
                     <a:xfrm>
                       <a:off x="0" y="0"/>
-                      <a:ext cx="5943600" cy="2192655"/>
+                      <a:ext cx="5943600" cy="3432810"/>
                     </a:xfrm>
                     <a:prstGeom prst="rect">
                       <a:avLst/>
@@ -451,56 +450,55 @@
         <w:rPr>
           <w:lang w:val="vi-VN"/>
         </w:rPr>
-        <w:t>Các kết quả sweep được dùng để xác định giá trị biên của setup time và hold time:</w:t>
-      </w:r>
-    </w:p>
-    <w:p>
-      <w:pPr>
-        <w:rPr>
-          <w:lang w:val="vi-VN"/>
-        </w:rPr>
-      </w:pPr>
-    </w:p>
-    <w:p>
-      <w:pPr>
-        <w:rPr>
-          <w:lang w:val="vi-VN"/>
-        </w:rPr>
-      </w:pPr>
-    </w:p>
-    <w:p>
-      <w:pPr>
-        <w:rPr>
-          <w:lang w:val="vi-VN"/>
-        </w:rPr>
-      </w:pPr>
-    </w:p>
-    <w:p>
-      <w:pPr>
-        <w:rPr>
-          <w:lang w:val="vi-VN"/>
-        </w:rPr>
-      </w:pPr>
-    </w:p>
-    <w:p>
-      <w:pPr>
-        <w:rPr>
-          <w:lang w:val="vi-VN"/>
-        </w:rPr>
-      </w:pPr>
-    </w:p>
-    <w:p>
-      <w:pPr>
-        <w:rPr>
-          <w:lang w:val="vi-VN"/>
-        </w:rPr>
-      </w:pPr>
-      <w:r>
-        <w:rPr>
-          <w:lang w:val="vi-VN"/>
-        </w:rPr>
-        <w:lastRenderedPageBreak/>
-        <w:t>Mô phỏng chạy với pre_layout:</w:t>
+        <w:t>Các kết quả sweep được dùng để xác định giá trị biên của setup time và hold time cho pre-layout và post-layout:</w:t>
+      </w:r>
+    </w:p>
+    <w:p>
+      <w:pPr>
+        <w:rPr>
+          <w:lang w:val="vi-VN"/>
+        </w:rPr>
+      </w:pPr>
+    </w:p>
+    <w:p>
+      <w:pPr>
+        <w:rPr>
+          <w:lang w:val="vi-VN"/>
+        </w:rPr>
+      </w:pPr>
+    </w:p>
+    <w:p>
+      <w:pPr>
+        <w:rPr>
+          <w:lang w:val="vi-VN"/>
+        </w:rPr>
+      </w:pPr>
+    </w:p>
+    <w:p>
+      <w:pPr>
+        <w:rPr>
+          <w:lang w:val="vi-VN"/>
+        </w:rPr>
+      </w:pPr>
+    </w:p>
+    <w:p>
+      <w:pPr>
+        <w:rPr>
+          <w:lang w:val="vi-VN"/>
+        </w:rPr>
+      </w:pPr>
+    </w:p>
+    <w:p>
+      <w:pPr>
+        <w:rPr>
+          <w:lang w:val="vi-VN"/>
+        </w:rPr>
+      </w:pPr>
+      <w:r>
+        <w:rPr>
+          <w:lang w:val="vi-VN"/>
+        </w:rPr>
+        <w:t>Mô phỏng pre-layout (schematic):</w:t>
       </w:r>
     </w:p>
     <w:p>
@@ -580,7 +578,7 @@
         <w:rPr>
           <w:lang w:val="vi-VN"/>
         </w:rPr>
-        <w:t>Hình 6.5.3. Kết quả sweep setup time: xác định t_setup = 17 ps.</w:t>
+        <w:t>Hình 6.5.3. Kết quả sweep setup time pre-layout: xác định t_setup = 17 ps.</w:t>
       </w:r>
     </w:p>
     <w:p>
@@ -593,6 +591,7 @@
         <w:rPr>
           <w:noProof/>
         </w:rPr>
+        <w:lastRenderedPageBreak/>
         <w:drawing>
           <wp:inline distT="0" distB="0" distL="0" distR="0" wp14:anchorId="76206B33" wp14:editId="12B9C996">
             <wp:extent cx="5943600" cy="3007995"/>
@@ -653,59 +652,46 @@
         <w:rPr>
           <w:lang w:val="vi-VN"/>
         </w:rPr>
-        <w:t xml:space="preserve">Hình 6.5.4. Kết quả sweep hold time: xác định t_hold = </w:t>
-      </w:r>
-      <w:r>
-        <w:rPr>
-          <w:lang w:val="vi-VN"/>
-        </w:rPr>
-        <w:t>11</w:t>
-      </w:r>
-      <w:r>
-        <w:rPr>
-          <w:lang w:val="vi-VN"/>
-        </w:rPr>
-        <w:t xml:space="preserve"> ps.</w:t>
-      </w:r>
-    </w:p>
-    <w:p>
-      <w:pPr>
-        <w:rPr>
-          <w:lang w:val="vi-VN"/>
-        </w:rPr>
-      </w:pPr>
-      <w:r>
-        <w:rPr>
-          <w:lang w:val="vi-VN"/>
-        </w:rPr>
-        <w:t>Kết quả quét cho thấy D Flip-Flop hoạt động đúng khi dữ liệu D ổn định tối thiểu 17 ps trước cạnh chốt, nên t_setup = 17 ps.</w:t>
-      </w:r>
-    </w:p>
-    <w:p>
-      <w:pPr>
-        <w:rPr>
-          <w:lang w:val="vi-VN"/>
-        </w:rPr>
-      </w:pPr>
-      <w:r>
-        <w:rPr>
-          <w:lang w:val="vi-VN"/>
-        </w:rPr>
-        <w:t>Đối với phép đo hold, Q vẫn chốt đúng dữ liệu khi D được giữ ít nhất 20 ps sau cạnh chốt; dưới giá trị này Q không còn cập nhật đúng chu kỳ. Vì vậy t_hold = 20 ps.</w:t>
-      </w:r>
-    </w:p>
-    <w:p>
-      <w:pPr>
-        <w:rPr>
-          <w:lang w:val="vi-VN"/>
-        </w:rPr>
-      </w:pPr>
-      <w:r>
-        <w:rPr>
-          <w:lang w:val="vi-VN"/>
-        </w:rPr>
-        <w:lastRenderedPageBreak/>
-        <w:t>Mô phỏng post_layout:</w:t>
+        <w:t>Hình 6.5.4. Kết quả sweep hold time pre-layout: xác định t_hold = 11 ps.</w:t>
+      </w:r>
+    </w:p>
+    <w:p>
+      <w:pPr>
+        <w:rPr>
+          <w:lang w:val="vi-VN"/>
+        </w:rPr>
+      </w:pPr>
+      <w:r>
+        <w:rPr>
+          <w:lang w:val="vi-VN"/>
+        </w:rPr>
+        <w:t>Ở mô phỏng pre-layout, D Flip-Flop hoạt động đúng khi dữ liệu D ổn định tối thiểu 17 ps trước cạnh chốt, nên t_setup_pre = 17 ps.</w:t>
+      </w:r>
+    </w:p>
+    <w:p>
+      <w:pPr>
+        <w:rPr>
+          <w:lang w:val="vi-VN"/>
+        </w:rPr>
+      </w:pPr>
+      <w:r>
+        <w:rPr>
+          <w:lang w:val="vi-VN"/>
+        </w:rPr>
+        <w:t>Đối với phép đo hold pre-layout, Q vẫn chốt đúng dữ liệu khi D được giữ ít nhất 11 ps sau cạnh chốt; dưới giá trị này Q không còn cập nhật đúng chu kỳ. Vì vậy t_hold_pre = 11 ps.</w:t>
+      </w:r>
+    </w:p>
+    <w:p>
+      <w:pPr>
+        <w:rPr>
+          <w:lang w:val="vi-VN"/>
+        </w:rPr>
+      </w:pPr>
+      <w:r>
+        <w:rPr>
+          <w:lang w:val="vi-VN"/>
+        </w:rPr>
+        <w:t>Mô phỏng post-layout extracted:</w:t>
       </w:r>
     </w:p>
     <w:p>
@@ -778,19 +764,7 @@
         <w:rPr>
           <w:lang w:val="vi-VN"/>
         </w:rPr>
-        <w:t xml:space="preserve">Hình 6.5.3. Kết quả sweep setup time: xác định t_setup = </w:t>
-      </w:r>
-      <w:r>
-        <w:rPr>
-          <w:lang w:val="vi-VN"/>
-        </w:rPr>
-        <w:t>30</w:t>
-      </w:r>
-      <w:r>
-        <w:rPr>
-          <w:lang w:val="vi-VN"/>
-        </w:rPr>
-        <w:t xml:space="preserve"> ps.</w:t>
+        <w:t>Hình 6.5.5. Kết quả sweep setup time post-layout: xác định t_setup = 30 ps.</w:t>
       </w:r>
     </w:p>
     <w:p>
@@ -803,6 +777,7 @@
         <w:rPr>
           <w:noProof/>
         </w:rPr>
+        <w:lastRenderedPageBreak/>
         <w:drawing>
           <wp:inline distT="0" distB="0" distL="0" distR="0" wp14:anchorId="73B3DF3B" wp14:editId="1298EBDF">
             <wp:extent cx="5943600" cy="2974975"/>
@@ -863,31 +838,46 @@
         <w:rPr>
           <w:lang w:val="vi-VN"/>
         </w:rPr>
-        <w:t>Hình 6.5.3. Kết quả sweep setup time: xác định t_</w:t>
-      </w:r>
-      <w:r>
-        <w:rPr>
-          <w:lang w:val="vi-VN"/>
-        </w:rPr>
-        <w:t>hold</w:t>
-      </w:r>
-      <w:r>
-        <w:rPr>
-          <w:lang w:val="vi-VN"/>
-        </w:rPr>
-        <w:t xml:space="preserve"> = </w:t>
-      </w:r>
-      <w:r>
-        <w:rPr>
-          <w:lang w:val="vi-VN"/>
-        </w:rPr>
-        <w:t>2</w:t>
-      </w:r>
-      <w:r>
-        <w:rPr>
-          <w:lang w:val="vi-VN"/>
-        </w:rPr>
-        <w:t>0 ps.</w:t>
+        <w:t>Hình 6.5.6. Kết quả sweep hold time post-layout: xác định t_hold = 20 ps.</w:t>
+      </w:r>
+    </w:p>
+    <w:p>
+      <w:pPr>
+        <w:rPr>
+          <w:lang w:val="vi-VN"/>
+        </w:rPr>
+      </w:pPr>
+      <w:r>
+        <w:rPr>
+          <w:lang w:val="vi-VN"/>
+        </w:rPr>
+        <w:t>Kết quả post-layout được xem là bộ số liệu timing dùng để kết luận cho mạch sau layout, vì mô phỏng đã bao gồm ảnh hưởng ký sinh sau extraction.</w:t>
+      </w:r>
+    </w:p>
+    <w:p>
+      <w:pPr>
+        <w:rPr>
+          <w:lang w:val="vi-VN"/>
+        </w:rPr>
+      </w:pPr>
+      <w:r>
+        <w:rPr>
+          <w:lang w:val="vi-VN"/>
+        </w:rPr>
+        <w:t>Từ hai phép sweep post-layout hiện tại, D Flip-Flop có t_setup = 30 ps và t_hold = 20 ps. Hai giá trị này được đo bằng cùng testbench timing nhưng chạy trên post-layout extracted netlist, không phải chỉ là schematic pre-layout.</w:t>
+      </w:r>
+    </w:p>
+    <w:p>
+      <w:pPr>
+        <w:rPr>
+          <w:lang w:val="vi-VN"/>
+        </w:rPr>
+      </w:pPr>
+      <w:r>
+        <w:rPr>
+          <w:lang w:val="vi-VN"/>
+        </w:rPr>
+        <w:t>Các thông số t_cq_rise, t_cq_fall, Tmin và Fmax chưa được đưa vào bảng chốt trong phần này vì cần đo thêm propagation delay clock-to-Q và kiểm chứng bằng sweep chu kỳ clock trên cùng netlist post-layout.</w:t>
       </w:r>
     </w:p>
     <w:p>
@@ -936,25 +926,25 @@
           <w:szCs w:val="28"/>
           <w:lang w:val="vi-VN"/>
         </w:rPr>
+        <w:t>Để khảo sát hiện tượng chạy đua (race condition), mạch được cấp hai nguồn clock riêng biệt: CLK_M cho latch Master và CLK_S cho latch Slave. Độ lệch thời gian giữa hai nguồn clock được điều chỉnh bằng tham số DelaySlave để quan sát các trường hợp hoạt động đúng, non-overlap và race-through của D Flip-Flop.</w:t>
+      </w:r>
+    </w:p>
+    <w:p>
+      <w:pPr>
+        <w:rPr>
+          <w:rFonts w:ascii="Times New Roman" w:hAnsi="Times New Roman" w:cs="Times New Roman"/>
+          <w:sz w:val="28"/>
+          <w:szCs w:val="28"/>
+          <w:lang w:val="vi-VN"/>
+        </w:rPr>
+      </w:pPr>
+      <w:r>
+        <w:rPr>
+          <w:noProof/>
+        </w:rPr>
         <w:lastRenderedPageBreak/>
-        <w:t>Để khảo sát hiện tượng chạy đua (race condition), mạch được cấp hai nguồn clock riêng biệt: CLK_M cho latch Master và CLK_S cho latch Slave. Độ lệch thời gian giữa hai nguồn clock được điều chỉnh bằng tham số DelaySlave để quan sát các trường hợp hoạt động đúng, non-overlap và race-through của D Flip-Flop.</w:t>
-      </w:r>
-    </w:p>
-    <w:p>
-      <w:pPr>
-        <w:rPr>
-          <w:rFonts w:ascii="Times New Roman" w:hAnsi="Times New Roman" w:cs="Times New Roman"/>
-          <w:sz w:val="28"/>
-          <w:szCs w:val="28"/>
-          <w:lang w:val="vi-VN"/>
-        </w:rPr>
-      </w:pPr>
-      <w:r>
-        <w:rPr>
-          <w:noProof/>
-        </w:rPr>
         <w:drawing>
-          <wp:inline distT="0" distB="0" distL="0" distR="0" wp14:anchorId="37EF2AD7" wp14:editId="43363B97">
+          <wp:inline distT="0" distB="0" distL="0" distR="0" wp14:anchorId="37EF2AD7" wp14:editId="439EB5AF">
             <wp:extent cx="5943600" cy="2609215"/>
             <wp:effectExtent l="0" t="0" r="0" b="635"/>
             <wp:docPr id="863614760" name="Hình ảnh 1"/>
@@ -1302,7 +1292,43 @@
           <w:szCs w:val="28"/>
           <w:lang w:val="vi-VN"/>
         </w:rPr>
-        <w:t xml:space="preserve">Quan sát diễn biến quanh thời điểm 2.7 ns: tại 2.6 ns, CLK_SLAVE mở nên slave trong suốt nhưng Qm và Q vẫn giữ mức 1; đến 2.7 ns, D đổi từ 1 xuống 0 ngay khi </w:t>
+        <w:t>Quan sát diễn biến quanh thời điểm 2.7 ns: tại 2.6 ns, CLK_SLAVE mở nên slave trong suốt nhưng Qm và Q vẫn giữ mức 1; đến 2.7 ns, D đổi từ 1 xuống 0 ngay khi slave đang mở; tới</w:t>
+      </w:r>
+      <w:r>
+        <w:rPr>
+          <w:rFonts w:ascii="Times New Roman" w:hAnsi="Times New Roman" w:cs="Times New Roman"/>
+          <w:sz w:val="28"/>
+          <w:szCs w:val="28"/>
+          <w:lang w:val="vi-VN"/>
+        </w:rPr>
+        <w:t xml:space="preserve"> </w:t>
+      </w:r>
+      <w:r>
+        <w:rPr>
+          <w:rFonts w:ascii="Times New Roman" w:hAnsi="Times New Roman" w:cs="Times New Roman"/>
+          <w:sz w:val="28"/>
+          <w:szCs w:val="28"/>
+          <w:lang w:val="vi-VN"/>
+        </w:rPr>
+        <w:t>2.92 ns, CLK_MASTER mở trong khi slave vẫn chưa đóng, làm hai latch cùng trong suốt và giá trị D=0 xuyên thẳng theo đường D→Qm→Q. Hệ quả là Qm và Q rớt xuống gần như đồng thời</w:t>
+      </w:r>
+      <w:r>
+        <w:rPr>
+          <w:rFonts w:ascii="Times New Roman" w:hAnsi="Times New Roman" w:cs="Times New Roman"/>
+          <w:sz w:val="28"/>
+          <w:szCs w:val="28"/>
+          <w:lang w:val="vi-VN"/>
+        </w:rPr>
+        <w:t xml:space="preserve"> </w:t>
+      </w:r>
+      <w:r>
+        <w:rPr>
+          <w:rFonts w:ascii="Times New Roman" w:hAnsi="Times New Roman" w:cs="Times New Roman"/>
+          <w:sz w:val="28"/>
+          <w:szCs w:val="28"/>
+          <w:lang w:val="vi-VN"/>
+        </w:rPr>
+        <w:t xml:space="preserve">lệch nhau chỉ 30.9 ps (đúng bằng một độ trễ cổng) thay vì lệch nửa chu kỳ như ở một D Flip-Flop hoạt động đúng. </w:t>
       </w:r>
       <w:r>
         <w:rPr>
@@ -1312,43 +1338,7 @@
           <w:lang w:val="vi-VN"/>
         </w:rPr>
         <w:lastRenderedPageBreak/>
-        <w:t>slave đang mở; tới</w:t>
-      </w:r>
-      <w:r>
-        <w:rPr>
-          <w:rFonts w:ascii="Times New Roman" w:hAnsi="Times New Roman" w:cs="Times New Roman"/>
-          <w:sz w:val="28"/>
-          <w:szCs w:val="28"/>
-          <w:lang w:val="vi-VN"/>
-        </w:rPr>
-        <w:t xml:space="preserve"> </w:t>
-      </w:r>
-      <w:r>
-        <w:rPr>
-          <w:rFonts w:ascii="Times New Roman" w:hAnsi="Times New Roman" w:cs="Times New Roman"/>
-          <w:sz w:val="28"/>
-          <w:szCs w:val="28"/>
-          <w:lang w:val="vi-VN"/>
-        </w:rPr>
-        <w:t>2.92 ns, CLK_MASTER mở trong khi slave vẫn chưa đóng, làm hai latch cùng trong suốt và giá trị D=0 xuyên thẳng theo đường D→Qm→Q. Hệ quả là Qm và Q rớt xuống gần như đồng thời</w:t>
-      </w:r>
-      <w:r>
-        <w:rPr>
-          <w:rFonts w:ascii="Times New Roman" w:hAnsi="Times New Roman" w:cs="Times New Roman"/>
-          <w:sz w:val="28"/>
-          <w:szCs w:val="28"/>
-          <w:lang w:val="vi-VN"/>
-        </w:rPr>
-        <w:t xml:space="preserve"> </w:t>
-      </w:r>
-      <w:r>
-        <w:rPr>
-          <w:rFonts w:ascii="Times New Roman" w:hAnsi="Times New Roman" w:cs="Times New Roman"/>
-          <w:sz w:val="28"/>
-          <w:szCs w:val="28"/>
-          <w:lang w:val="vi-VN"/>
-        </w:rPr>
-        <w:t>lệch nhau chỉ 30.9 ps (đúng bằng một độ trễ cổng) thay vì lệch nửa chu kỳ như ở một D Flip-Flop hoạt động đúng. Đây chính là hiện tượng race-through kèm hold violation: ngõ ra</w:t>
+        <w:t>Đây chính là hiện tượng race-through kèm hold violation: ngõ ra</w:t>
       </w:r>
       <w:r>
         <w:rPr>

--- a/race.docx
+++ b/race.docx
@@ -15,6 +15,7 @@
           <w:szCs w:val="28"/>
         </w:rPr>
       </w:pPr>
+      <w:proofErr w:type="spellStart"/>
       <w:r>
         <w:rPr>
           <w:rFonts w:ascii="Times New Roman" w:hAnsi="Times New Roman" w:cs="Times New Roman"/>
@@ -23,7 +24,128 @@
           <w:sz w:val="28"/>
           <w:szCs w:val="28"/>
         </w:rPr>
-        <w:t>Thiết kế D Flip-Flop dùng D-Latch và khảo sát timing</w:t>
+        <w:t>Thiết</w:t>
+      </w:r>
+      <w:proofErr w:type="spellEnd"/>
+      <w:r>
+        <w:rPr>
+          <w:rFonts w:ascii="Times New Roman" w:hAnsi="Times New Roman" w:cs="Times New Roman"/>
+          <w:b/>
+          <w:bCs/>
+          <w:sz w:val="28"/>
+          <w:szCs w:val="28"/>
+        </w:rPr>
+        <w:t xml:space="preserve"> </w:t>
+      </w:r>
+      <w:proofErr w:type="spellStart"/>
+      <w:r>
+        <w:rPr>
+          <w:rFonts w:ascii="Times New Roman" w:hAnsi="Times New Roman" w:cs="Times New Roman"/>
+          <w:b/>
+          <w:bCs/>
+          <w:sz w:val="28"/>
+          <w:szCs w:val="28"/>
+        </w:rPr>
+        <w:t>kế</w:t>
+      </w:r>
+      <w:proofErr w:type="spellEnd"/>
+      <w:r>
+        <w:rPr>
+          <w:rFonts w:ascii="Times New Roman" w:hAnsi="Times New Roman" w:cs="Times New Roman"/>
+          <w:b/>
+          <w:bCs/>
+          <w:sz w:val="28"/>
+          <w:szCs w:val="28"/>
+        </w:rPr>
+        <w:t xml:space="preserve"> D Flip-Flop </w:t>
+      </w:r>
+      <w:proofErr w:type="spellStart"/>
+      <w:r>
+        <w:rPr>
+          <w:rFonts w:ascii="Times New Roman" w:hAnsi="Times New Roman" w:cs="Times New Roman"/>
+          <w:b/>
+          <w:bCs/>
+          <w:sz w:val="28"/>
+          <w:szCs w:val="28"/>
+        </w:rPr>
+        <w:t>dùng</w:t>
+      </w:r>
+      <w:proofErr w:type="spellEnd"/>
+      <w:r>
+        <w:rPr>
+          <w:rFonts w:ascii="Times New Roman" w:hAnsi="Times New Roman" w:cs="Times New Roman"/>
+          <w:b/>
+          <w:bCs/>
+          <w:sz w:val="28"/>
+          <w:szCs w:val="28"/>
+        </w:rPr>
+        <w:t xml:space="preserve"> D-Latch </w:t>
+      </w:r>
+      <w:proofErr w:type="spellStart"/>
+      <w:r>
+        <w:rPr>
+          <w:rFonts w:ascii="Times New Roman" w:hAnsi="Times New Roman" w:cs="Times New Roman"/>
+          <w:b/>
+          <w:bCs/>
+          <w:sz w:val="28"/>
+          <w:szCs w:val="28"/>
+        </w:rPr>
+        <w:t>và</w:t>
+      </w:r>
+      <w:proofErr w:type="spellEnd"/>
+      <w:r>
+        <w:rPr>
+          <w:rFonts w:ascii="Times New Roman" w:hAnsi="Times New Roman" w:cs="Times New Roman"/>
+          <w:b/>
+          <w:bCs/>
+          <w:sz w:val="28"/>
+          <w:szCs w:val="28"/>
+        </w:rPr>
+        <w:t xml:space="preserve"> </w:t>
+      </w:r>
+      <w:proofErr w:type="spellStart"/>
+      <w:r>
+        <w:rPr>
+          <w:rFonts w:ascii="Times New Roman" w:hAnsi="Times New Roman" w:cs="Times New Roman"/>
+          <w:b/>
+          <w:bCs/>
+          <w:sz w:val="28"/>
+          <w:szCs w:val="28"/>
+        </w:rPr>
+        <w:t>khảo</w:t>
+      </w:r>
+      <w:proofErr w:type="spellEnd"/>
+      <w:r>
+        <w:rPr>
+          <w:rFonts w:ascii="Times New Roman" w:hAnsi="Times New Roman" w:cs="Times New Roman"/>
+          <w:b/>
+          <w:bCs/>
+          <w:sz w:val="28"/>
+          <w:szCs w:val="28"/>
+        </w:rPr>
+        <w:t xml:space="preserve"> </w:t>
+      </w:r>
+      <w:proofErr w:type="spellStart"/>
+      <w:r>
+        <w:rPr>
+          <w:rFonts w:ascii="Times New Roman" w:hAnsi="Times New Roman" w:cs="Times New Roman"/>
+          <w:b/>
+          <w:bCs/>
+          <w:sz w:val="28"/>
+          <w:szCs w:val="28"/>
+        </w:rPr>
+        <w:t>sát</w:t>
+      </w:r>
+      <w:proofErr w:type="spellEnd"/>
+      <w:r>
+        <w:rPr>
+          <w:rFonts w:ascii="Times New Roman" w:hAnsi="Times New Roman" w:cs="Times New Roman"/>
+          <w:b/>
+          <w:bCs/>
+          <w:sz w:val="28"/>
+          <w:szCs w:val="28"/>
+        </w:rPr>
+        <w:t xml:space="preserve"> timing</w:t>
       </w:r>
     </w:p>
     <w:p>
@@ -35,13 +157,41 @@
           <w:szCs w:val="28"/>
         </w:rPr>
       </w:pPr>
-      <w:r>
-        <w:rPr>
-          <w:rFonts w:ascii="Times New Roman" w:hAnsi="Times New Roman" w:cs="Times New Roman"/>
-          <w:sz w:val="28"/>
-          <w:szCs w:val="28"/>
-        </w:rPr>
-        <w:t xml:space="preserve">Yêu cầu: </w:t>
+      <w:proofErr w:type="spellStart"/>
+      <w:r>
+        <w:rPr>
+          <w:rFonts w:ascii="Times New Roman" w:hAnsi="Times New Roman" w:cs="Times New Roman"/>
+          <w:sz w:val="28"/>
+          <w:szCs w:val="28"/>
+        </w:rPr>
+        <w:t>Yêu</w:t>
+      </w:r>
+      <w:proofErr w:type="spellEnd"/>
+      <w:r>
+        <w:rPr>
+          <w:rFonts w:ascii="Times New Roman" w:hAnsi="Times New Roman" w:cs="Times New Roman"/>
+          <w:sz w:val="28"/>
+          <w:szCs w:val="28"/>
+        </w:rPr>
+        <w:t xml:space="preserve"> </w:t>
+      </w:r>
+      <w:proofErr w:type="spellStart"/>
+      <w:r>
+        <w:rPr>
+          <w:rFonts w:ascii="Times New Roman" w:hAnsi="Times New Roman" w:cs="Times New Roman"/>
+          <w:sz w:val="28"/>
+          <w:szCs w:val="28"/>
+        </w:rPr>
+        <w:t>cầu</w:t>
+      </w:r>
+      <w:proofErr w:type="spellEnd"/>
+      <w:r>
+        <w:rPr>
+          <w:rFonts w:ascii="Times New Roman" w:hAnsi="Times New Roman" w:cs="Times New Roman"/>
+          <w:sz w:val="28"/>
+          <w:szCs w:val="28"/>
+        </w:rPr>
+        <w:t xml:space="preserve">: </w:t>
       </w:r>
     </w:p>
     <w:p>
@@ -57,13 +207,113 @@
           <w:szCs w:val="28"/>
         </w:rPr>
       </w:pPr>
-      <w:r>
-        <w:rPr>
-          <w:rFonts w:ascii="Times New Roman" w:hAnsi="Times New Roman" w:cs="Times New Roman"/>
-          <w:sz w:val="28"/>
-          <w:szCs w:val="28"/>
-        </w:rPr>
-        <w:t>Vẽ sơ đồ nguyên lý và layout.</w:t>
+      <w:proofErr w:type="spellStart"/>
+      <w:r>
+        <w:rPr>
+          <w:rFonts w:ascii="Times New Roman" w:hAnsi="Times New Roman" w:cs="Times New Roman"/>
+          <w:sz w:val="28"/>
+          <w:szCs w:val="28"/>
+        </w:rPr>
+        <w:t>Vẽ</w:t>
+      </w:r>
+      <w:proofErr w:type="spellEnd"/>
+      <w:r>
+        <w:rPr>
+          <w:rFonts w:ascii="Times New Roman" w:hAnsi="Times New Roman" w:cs="Times New Roman"/>
+          <w:sz w:val="28"/>
+          <w:szCs w:val="28"/>
+        </w:rPr>
+        <w:t xml:space="preserve"> </w:t>
+      </w:r>
+      <w:proofErr w:type="spellStart"/>
+      <w:r>
+        <w:rPr>
+          <w:rFonts w:ascii="Times New Roman" w:hAnsi="Times New Roman" w:cs="Times New Roman"/>
+          <w:sz w:val="28"/>
+          <w:szCs w:val="28"/>
+        </w:rPr>
+        <w:t>sơ</w:t>
+      </w:r>
+      <w:proofErr w:type="spellEnd"/>
+      <w:r>
+        <w:rPr>
+          <w:rFonts w:ascii="Times New Roman" w:hAnsi="Times New Roman" w:cs="Times New Roman"/>
+          <w:sz w:val="28"/>
+          <w:szCs w:val="28"/>
+        </w:rPr>
+        <w:t xml:space="preserve"> </w:t>
+      </w:r>
+      <w:proofErr w:type="spellStart"/>
+      <w:r>
+        <w:rPr>
+          <w:rFonts w:ascii="Times New Roman" w:hAnsi="Times New Roman" w:cs="Times New Roman"/>
+          <w:sz w:val="28"/>
+          <w:szCs w:val="28"/>
+        </w:rPr>
+        <w:t>đồ</w:t>
+      </w:r>
+      <w:proofErr w:type="spellEnd"/>
+      <w:r>
+        <w:rPr>
+          <w:rFonts w:ascii="Times New Roman" w:hAnsi="Times New Roman" w:cs="Times New Roman"/>
+          <w:sz w:val="28"/>
+          <w:szCs w:val="28"/>
+        </w:rPr>
+        <w:t xml:space="preserve"> </w:t>
+      </w:r>
+      <w:proofErr w:type="spellStart"/>
+      <w:r>
+        <w:rPr>
+          <w:rFonts w:ascii="Times New Roman" w:hAnsi="Times New Roman" w:cs="Times New Roman"/>
+          <w:sz w:val="28"/>
+          <w:szCs w:val="28"/>
+        </w:rPr>
+        <w:t>nguyên</w:t>
+      </w:r>
+      <w:proofErr w:type="spellEnd"/>
+      <w:r>
+        <w:rPr>
+          <w:rFonts w:ascii="Times New Roman" w:hAnsi="Times New Roman" w:cs="Times New Roman"/>
+          <w:sz w:val="28"/>
+          <w:szCs w:val="28"/>
+        </w:rPr>
+        <w:t xml:space="preserve"> </w:t>
+      </w:r>
+      <w:proofErr w:type="spellStart"/>
+      <w:r>
+        <w:rPr>
+          <w:rFonts w:ascii="Times New Roman" w:hAnsi="Times New Roman" w:cs="Times New Roman"/>
+          <w:sz w:val="28"/>
+          <w:szCs w:val="28"/>
+        </w:rPr>
+        <w:t>lý</w:t>
+      </w:r>
+      <w:proofErr w:type="spellEnd"/>
+      <w:r>
+        <w:rPr>
+          <w:rFonts w:ascii="Times New Roman" w:hAnsi="Times New Roman" w:cs="Times New Roman"/>
+          <w:sz w:val="28"/>
+          <w:szCs w:val="28"/>
+        </w:rPr>
+        <w:t xml:space="preserve"> </w:t>
+      </w:r>
+      <w:proofErr w:type="spellStart"/>
+      <w:r>
+        <w:rPr>
+          <w:rFonts w:ascii="Times New Roman" w:hAnsi="Times New Roman" w:cs="Times New Roman"/>
+          <w:sz w:val="28"/>
+          <w:szCs w:val="28"/>
+        </w:rPr>
+        <w:t>và</w:t>
+      </w:r>
+      <w:proofErr w:type="spellEnd"/>
+      <w:r>
+        <w:rPr>
+          <w:rFonts w:ascii="Times New Roman" w:hAnsi="Times New Roman" w:cs="Times New Roman"/>
+          <w:sz w:val="28"/>
+          <w:szCs w:val="28"/>
+        </w:rPr>
+        <w:t xml:space="preserve"> layout.</w:t>
       </w:r>
     </w:p>
     <w:p>
@@ -79,22 +329,268 @@
           <w:szCs w:val="28"/>
         </w:rPr>
       </w:pPr>
-      <w:r>
-        <w:rPr>
-          <w:rFonts w:ascii="Times New Roman" w:hAnsi="Times New Roman" w:cs="Times New Roman"/>
-          <w:sz w:val="28"/>
-          <w:szCs w:val="28"/>
-        </w:rPr>
-        <w:t>Tính kích thước transistor hợp lý để tối ưu diện tích và độ trễ</w:t>
-      </w:r>
-      <w:r>
-        <w:rPr>
-          <w:rFonts w:ascii="Times New Roman" w:hAnsi="Times New Roman" w:cs="Times New Roman"/>
-          <w:sz w:val="28"/>
-          <w:szCs w:val="28"/>
-        </w:rPr>
-        <w:t>, tần số</w:t>
-      </w:r>
+      <w:proofErr w:type="spellStart"/>
+      <w:r>
+        <w:rPr>
+          <w:rFonts w:ascii="Times New Roman" w:hAnsi="Times New Roman" w:cs="Times New Roman"/>
+          <w:sz w:val="28"/>
+          <w:szCs w:val="28"/>
+        </w:rPr>
+        <w:t>Tính</w:t>
+      </w:r>
+      <w:proofErr w:type="spellEnd"/>
+      <w:r>
+        <w:rPr>
+          <w:rFonts w:ascii="Times New Roman" w:hAnsi="Times New Roman" w:cs="Times New Roman"/>
+          <w:sz w:val="28"/>
+          <w:szCs w:val="28"/>
+        </w:rPr>
+        <w:t xml:space="preserve"> </w:t>
+      </w:r>
+      <w:proofErr w:type="spellStart"/>
+      <w:r>
+        <w:rPr>
+          <w:rFonts w:ascii="Times New Roman" w:hAnsi="Times New Roman" w:cs="Times New Roman"/>
+          <w:sz w:val="28"/>
+          <w:szCs w:val="28"/>
+        </w:rPr>
+        <w:t>kích</w:t>
+      </w:r>
+      <w:proofErr w:type="spellEnd"/>
+      <w:r>
+        <w:rPr>
+          <w:rFonts w:ascii="Times New Roman" w:hAnsi="Times New Roman" w:cs="Times New Roman"/>
+          <w:sz w:val="28"/>
+          <w:szCs w:val="28"/>
+        </w:rPr>
+        <w:t xml:space="preserve"> </w:t>
+      </w:r>
+      <w:proofErr w:type="spellStart"/>
+      <w:r>
+        <w:rPr>
+          <w:rFonts w:ascii="Times New Roman" w:hAnsi="Times New Roman" w:cs="Times New Roman"/>
+          <w:sz w:val="28"/>
+          <w:szCs w:val="28"/>
+        </w:rPr>
+        <w:t>thước</w:t>
+      </w:r>
+      <w:proofErr w:type="spellEnd"/>
+      <w:r>
+        <w:rPr>
+          <w:rFonts w:ascii="Times New Roman" w:hAnsi="Times New Roman" w:cs="Times New Roman"/>
+          <w:sz w:val="28"/>
+          <w:szCs w:val="28"/>
+        </w:rPr>
+        <w:t xml:space="preserve"> transistor </w:t>
+      </w:r>
+      <w:proofErr w:type="spellStart"/>
+      <w:r>
+        <w:rPr>
+          <w:rFonts w:ascii="Times New Roman" w:hAnsi="Times New Roman" w:cs="Times New Roman"/>
+          <w:sz w:val="28"/>
+          <w:szCs w:val="28"/>
+        </w:rPr>
+        <w:t>hợp</w:t>
+      </w:r>
+      <w:proofErr w:type="spellEnd"/>
+      <w:r>
+        <w:rPr>
+          <w:rFonts w:ascii="Times New Roman" w:hAnsi="Times New Roman" w:cs="Times New Roman"/>
+          <w:sz w:val="28"/>
+          <w:szCs w:val="28"/>
+        </w:rPr>
+        <w:t xml:space="preserve"> </w:t>
+      </w:r>
+      <w:proofErr w:type="spellStart"/>
+      <w:r>
+        <w:rPr>
+          <w:rFonts w:ascii="Times New Roman" w:hAnsi="Times New Roman" w:cs="Times New Roman"/>
+          <w:sz w:val="28"/>
+          <w:szCs w:val="28"/>
+        </w:rPr>
+        <w:t>lý</w:t>
+      </w:r>
+      <w:proofErr w:type="spellEnd"/>
+      <w:r>
+        <w:rPr>
+          <w:rFonts w:ascii="Times New Roman" w:hAnsi="Times New Roman" w:cs="Times New Roman"/>
+          <w:sz w:val="28"/>
+          <w:szCs w:val="28"/>
+        </w:rPr>
+        <w:t xml:space="preserve"> </w:t>
+      </w:r>
+      <w:proofErr w:type="spellStart"/>
+      <w:r>
+        <w:rPr>
+          <w:rFonts w:ascii="Times New Roman" w:hAnsi="Times New Roman" w:cs="Times New Roman"/>
+          <w:sz w:val="28"/>
+          <w:szCs w:val="28"/>
+        </w:rPr>
+        <w:t>để</w:t>
+      </w:r>
+      <w:proofErr w:type="spellEnd"/>
+      <w:r>
+        <w:rPr>
+          <w:rFonts w:ascii="Times New Roman" w:hAnsi="Times New Roman" w:cs="Times New Roman"/>
+          <w:sz w:val="28"/>
+          <w:szCs w:val="28"/>
+        </w:rPr>
+        <w:t xml:space="preserve"> </w:t>
+      </w:r>
+      <w:proofErr w:type="spellStart"/>
+      <w:r>
+        <w:rPr>
+          <w:rFonts w:ascii="Times New Roman" w:hAnsi="Times New Roman" w:cs="Times New Roman"/>
+          <w:sz w:val="28"/>
+          <w:szCs w:val="28"/>
+        </w:rPr>
+        <w:t>tối</w:t>
+      </w:r>
+      <w:proofErr w:type="spellEnd"/>
+      <w:r>
+        <w:rPr>
+          <w:rFonts w:ascii="Times New Roman" w:hAnsi="Times New Roman" w:cs="Times New Roman"/>
+          <w:sz w:val="28"/>
+          <w:szCs w:val="28"/>
+        </w:rPr>
+        <w:t xml:space="preserve"> </w:t>
+      </w:r>
+      <w:proofErr w:type="spellStart"/>
+      <w:r>
+        <w:rPr>
+          <w:rFonts w:ascii="Times New Roman" w:hAnsi="Times New Roman" w:cs="Times New Roman"/>
+          <w:sz w:val="28"/>
+          <w:szCs w:val="28"/>
+        </w:rPr>
+        <w:t>ưu</w:t>
+      </w:r>
+      <w:proofErr w:type="spellEnd"/>
+      <w:r>
+        <w:rPr>
+          <w:rFonts w:ascii="Times New Roman" w:hAnsi="Times New Roman" w:cs="Times New Roman"/>
+          <w:sz w:val="28"/>
+          <w:szCs w:val="28"/>
+        </w:rPr>
+        <w:t xml:space="preserve"> </w:t>
+      </w:r>
+      <w:proofErr w:type="spellStart"/>
+      <w:r>
+        <w:rPr>
+          <w:rFonts w:ascii="Times New Roman" w:hAnsi="Times New Roman" w:cs="Times New Roman"/>
+          <w:sz w:val="28"/>
+          <w:szCs w:val="28"/>
+        </w:rPr>
+        <w:t>diện</w:t>
+      </w:r>
+      <w:proofErr w:type="spellEnd"/>
+      <w:r>
+        <w:rPr>
+          <w:rFonts w:ascii="Times New Roman" w:hAnsi="Times New Roman" w:cs="Times New Roman"/>
+          <w:sz w:val="28"/>
+          <w:szCs w:val="28"/>
+        </w:rPr>
+        <w:t xml:space="preserve"> </w:t>
+      </w:r>
+      <w:proofErr w:type="spellStart"/>
+      <w:r>
+        <w:rPr>
+          <w:rFonts w:ascii="Times New Roman" w:hAnsi="Times New Roman" w:cs="Times New Roman"/>
+          <w:sz w:val="28"/>
+          <w:szCs w:val="28"/>
+        </w:rPr>
+        <w:t>tích</w:t>
+      </w:r>
+      <w:proofErr w:type="spellEnd"/>
+      <w:r>
+        <w:rPr>
+          <w:rFonts w:ascii="Times New Roman" w:hAnsi="Times New Roman" w:cs="Times New Roman"/>
+          <w:sz w:val="28"/>
+          <w:szCs w:val="28"/>
+        </w:rPr>
+        <w:t xml:space="preserve"> </w:t>
+      </w:r>
+      <w:proofErr w:type="spellStart"/>
+      <w:r>
+        <w:rPr>
+          <w:rFonts w:ascii="Times New Roman" w:hAnsi="Times New Roman" w:cs="Times New Roman"/>
+          <w:sz w:val="28"/>
+          <w:szCs w:val="28"/>
+        </w:rPr>
+        <w:t>và</w:t>
+      </w:r>
+      <w:proofErr w:type="spellEnd"/>
+      <w:r>
+        <w:rPr>
+          <w:rFonts w:ascii="Times New Roman" w:hAnsi="Times New Roman" w:cs="Times New Roman"/>
+          <w:sz w:val="28"/>
+          <w:szCs w:val="28"/>
+        </w:rPr>
+        <w:t xml:space="preserve"> </w:t>
+      </w:r>
+      <w:proofErr w:type="spellStart"/>
+      <w:r>
+        <w:rPr>
+          <w:rFonts w:ascii="Times New Roman" w:hAnsi="Times New Roman" w:cs="Times New Roman"/>
+          <w:sz w:val="28"/>
+          <w:szCs w:val="28"/>
+        </w:rPr>
+        <w:t>độ</w:t>
+      </w:r>
+      <w:proofErr w:type="spellEnd"/>
+      <w:r>
+        <w:rPr>
+          <w:rFonts w:ascii="Times New Roman" w:hAnsi="Times New Roman" w:cs="Times New Roman"/>
+          <w:sz w:val="28"/>
+          <w:szCs w:val="28"/>
+        </w:rPr>
+        <w:t xml:space="preserve"> </w:t>
+      </w:r>
+      <w:proofErr w:type="spellStart"/>
+      <w:r>
+        <w:rPr>
+          <w:rFonts w:ascii="Times New Roman" w:hAnsi="Times New Roman" w:cs="Times New Roman"/>
+          <w:sz w:val="28"/>
+          <w:szCs w:val="28"/>
+        </w:rPr>
+        <w:t>trễ</w:t>
+      </w:r>
+      <w:proofErr w:type="spellEnd"/>
+      <w:r>
+        <w:rPr>
+          <w:rFonts w:ascii="Times New Roman" w:hAnsi="Times New Roman" w:cs="Times New Roman"/>
+          <w:sz w:val="28"/>
+          <w:szCs w:val="28"/>
+        </w:rPr>
+        <w:t xml:space="preserve">, </w:t>
+      </w:r>
+      <w:proofErr w:type="spellStart"/>
+      <w:r>
+        <w:rPr>
+          <w:rFonts w:ascii="Times New Roman" w:hAnsi="Times New Roman" w:cs="Times New Roman"/>
+          <w:sz w:val="28"/>
+          <w:szCs w:val="28"/>
+        </w:rPr>
+        <w:t>tần</w:t>
+      </w:r>
+      <w:proofErr w:type="spellEnd"/>
+      <w:r>
+        <w:rPr>
+          <w:rFonts w:ascii="Times New Roman" w:hAnsi="Times New Roman" w:cs="Times New Roman"/>
+          <w:sz w:val="28"/>
+          <w:szCs w:val="28"/>
+        </w:rPr>
+        <w:t xml:space="preserve"> </w:t>
+      </w:r>
+      <w:proofErr w:type="spellStart"/>
+      <w:r>
+        <w:rPr>
+          <w:rFonts w:ascii="Times New Roman" w:hAnsi="Times New Roman" w:cs="Times New Roman"/>
+          <w:sz w:val="28"/>
+          <w:szCs w:val="28"/>
+        </w:rPr>
+        <w:t>số</w:t>
+      </w:r>
+      <w:proofErr w:type="spellEnd"/>
     </w:p>
     <w:p>
       <w:pPr>
@@ -109,13 +605,149 @@
           <w:szCs w:val="28"/>
         </w:rPr>
       </w:pPr>
-      <w:r>
-        <w:rPr>
-          <w:rFonts w:ascii="Times New Roman" w:hAnsi="Times New Roman" w:cs="Times New Roman"/>
-          <w:sz w:val="28"/>
-          <w:szCs w:val="28"/>
-        </w:rPr>
-        <w:t>Mô phỏng clock skew giữa hai latch để khảo sát race condition, setup time và hold time</w:t>
+      <w:proofErr w:type="spellStart"/>
+      <w:r>
+        <w:rPr>
+          <w:rFonts w:ascii="Times New Roman" w:hAnsi="Times New Roman" w:cs="Times New Roman"/>
+          <w:sz w:val="28"/>
+          <w:szCs w:val="28"/>
+        </w:rPr>
+        <w:t>Mô</w:t>
+      </w:r>
+      <w:proofErr w:type="spellEnd"/>
+      <w:r>
+        <w:rPr>
+          <w:rFonts w:ascii="Times New Roman" w:hAnsi="Times New Roman" w:cs="Times New Roman"/>
+          <w:sz w:val="28"/>
+          <w:szCs w:val="28"/>
+        </w:rPr>
+        <w:t xml:space="preserve"> </w:t>
+      </w:r>
+      <w:proofErr w:type="spellStart"/>
+      <w:r>
+        <w:rPr>
+          <w:rFonts w:ascii="Times New Roman" w:hAnsi="Times New Roman" w:cs="Times New Roman"/>
+          <w:sz w:val="28"/>
+          <w:szCs w:val="28"/>
+        </w:rPr>
+        <w:t>phỏng</w:t>
+      </w:r>
+      <w:proofErr w:type="spellEnd"/>
+      <w:r>
+        <w:rPr>
+          <w:rFonts w:ascii="Times New Roman" w:hAnsi="Times New Roman" w:cs="Times New Roman"/>
+          <w:sz w:val="28"/>
+          <w:szCs w:val="28"/>
+        </w:rPr>
+        <w:t xml:space="preserve"> clock skew </w:t>
+      </w:r>
+      <w:proofErr w:type="spellStart"/>
+      <w:r>
+        <w:rPr>
+          <w:rFonts w:ascii="Times New Roman" w:hAnsi="Times New Roman" w:cs="Times New Roman"/>
+          <w:sz w:val="28"/>
+          <w:szCs w:val="28"/>
+        </w:rPr>
+        <w:t>giữa</w:t>
+      </w:r>
+      <w:proofErr w:type="spellEnd"/>
+      <w:r>
+        <w:rPr>
+          <w:rFonts w:ascii="Times New Roman" w:hAnsi="Times New Roman" w:cs="Times New Roman"/>
+          <w:sz w:val="28"/>
+          <w:szCs w:val="28"/>
+        </w:rPr>
+        <w:t xml:space="preserve"> </w:t>
+      </w:r>
+      <w:proofErr w:type="spellStart"/>
+      <w:r>
+        <w:rPr>
+          <w:rFonts w:ascii="Times New Roman" w:hAnsi="Times New Roman" w:cs="Times New Roman"/>
+          <w:sz w:val="28"/>
+          <w:szCs w:val="28"/>
+        </w:rPr>
+        <w:t>hai</w:t>
+      </w:r>
+      <w:proofErr w:type="spellEnd"/>
+      <w:r>
+        <w:rPr>
+          <w:rFonts w:ascii="Times New Roman" w:hAnsi="Times New Roman" w:cs="Times New Roman"/>
+          <w:sz w:val="28"/>
+          <w:szCs w:val="28"/>
+        </w:rPr>
+        <w:t xml:space="preserve"> latch </w:t>
+      </w:r>
+      <w:proofErr w:type="spellStart"/>
+      <w:r>
+        <w:rPr>
+          <w:rFonts w:ascii="Times New Roman" w:hAnsi="Times New Roman" w:cs="Times New Roman"/>
+          <w:sz w:val="28"/>
+          <w:szCs w:val="28"/>
+        </w:rPr>
+        <w:t>để</w:t>
+      </w:r>
+      <w:proofErr w:type="spellEnd"/>
+      <w:r>
+        <w:rPr>
+          <w:rFonts w:ascii="Times New Roman" w:hAnsi="Times New Roman" w:cs="Times New Roman"/>
+          <w:sz w:val="28"/>
+          <w:szCs w:val="28"/>
+        </w:rPr>
+        <w:t xml:space="preserve"> </w:t>
+      </w:r>
+      <w:proofErr w:type="spellStart"/>
+      <w:r>
+        <w:rPr>
+          <w:rFonts w:ascii="Times New Roman" w:hAnsi="Times New Roman" w:cs="Times New Roman"/>
+          <w:sz w:val="28"/>
+          <w:szCs w:val="28"/>
+        </w:rPr>
+        <w:t>khảo</w:t>
+      </w:r>
+      <w:proofErr w:type="spellEnd"/>
+      <w:r>
+        <w:rPr>
+          <w:rFonts w:ascii="Times New Roman" w:hAnsi="Times New Roman" w:cs="Times New Roman"/>
+          <w:sz w:val="28"/>
+          <w:szCs w:val="28"/>
+        </w:rPr>
+        <w:t xml:space="preserve"> </w:t>
+      </w:r>
+      <w:proofErr w:type="spellStart"/>
+      <w:r>
+        <w:rPr>
+          <w:rFonts w:ascii="Times New Roman" w:hAnsi="Times New Roman" w:cs="Times New Roman"/>
+          <w:sz w:val="28"/>
+          <w:szCs w:val="28"/>
+        </w:rPr>
+        <w:t>sát</w:t>
+      </w:r>
+      <w:proofErr w:type="spellEnd"/>
+      <w:r>
+        <w:rPr>
+          <w:rFonts w:ascii="Times New Roman" w:hAnsi="Times New Roman" w:cs="Times New Roman"/>
+          <w:sz w:val="28"/>
+          <w:szCs w:val="28"/>
+        </w:rPr>
+        <w:t xml:space="preserve"> race condition, setup time </w:t>
+      </w:r>
+      <w:proofErr w:type="spellStart"/>
+      <w:r>
+        <w:rPr>
+          <w:rFonts w:ascii="Times New Roman" w:hAnsi="Times New Roman" w:cs="Times New Roman"/>
+          <w:sz w:val="28"/>
+          <w:szCs w:val="28"/>
+        </w:rPr>
+        <w:t>và</w:t>
+      </w:r>
+      <w:proofErr w:type="spellEnd"/>
+      <w:r>
+        <w:rPr>
+          <w:rFonts w:ascii="Times New Roman" w:hAnsi="Times New Roman" w:cs="Times New Roman"/>
+          <w:sz w:val="28"/>
+          <w:szCs w:val="28"/>
+        </w:rPr>
+        <w:t xml:space="preserve"> hold time</w:t>
       </w:r>
     </w:p>
     <w:p>
@@ -131,13 +763,185 @@
           <w:szCs w:val="28"/>
         </w:rPr>
       </w:pPr>
-      <w:r>
-        <w:rPr>
-          <w:rFonts w:ascii="Times New Roman" w:hAnsi="Times New Roman" w:cs="Times New Roman"/>
-          <w:sz w:val="28"/>
-          <w:szCs w:val="28"/>
-        </w:rPr>
-        <w:t>Đánh giá: 10 điểm (6 điểm cuốn báo cáo, 4 điểm trình bày)</w:t>
+      <w:proofErr w:type="spellStart"/>
+      <w:r>
+        <w:rPr>
+          <w:rFonts w:ascii="Times New Roman" w:hAnsi="Times New Roman" w:cs="Times New Roman"/>
+          <w:sz w:val="28"/>
+          <w:szCs w:val="28"/>
+        </w:rPr>
+        <w:t>Đánh</w:t>
+      </w:r>
+      <w:proofErr w:type="spellEnd"/>
+      <w:r>
+        <w:rPr>
+          <w:rFonts w:ascii="Times New Roman" w:hAnsi="Times New Roman" w:cs="Times New Roman"/>
+          <w:sz w:val="28"/>
+          <w:szCs w:val="28"/>
+        </w:rPr>
+        <w:t xml:space="preserve"> </w:t>
+      </w:r>
+      <w:proofErr w:type="spellStart"/>
+      <w:r>
+        <w:rPr>
+          <w:rFonts w:ascii="Times New Roman" w:hAnsi="Times New Roman" w:cs="Times New Roman"/>
+          <w:sz w:val="28"/>
+          <w:szCs w:val="28"/>
+        </w:rPr>
+        <w:t>giá</w:t>
+      </w:r>
+      <w:proofErr w:type="spellEnd"/>
+      <w:r>
+        <w:rPr>
+          <w:rFonts w:ascii="Times New Roman" w:hAnsi="Times New Roman" w:cs="Times New Roman"/>
+          <w:sz w:val="28"/>
+          <w:szCs w:val="28"/>
+        </w:rPr>
+        <w:t xml:space="preserve">: 10 </w:t>
+      </w:r>
+      <w:proofErr w:type="spellStart"/>
+      <w:r>
+        <w:rPr>
+          <w:rFonts w:ascii="Times New Roman" w:hAnsi="Times New Roman" w:cs="Times New Roman"/>
+          <w:sz w:val="28"/>
+          <w:szCs w:val="28"/>
+        </w:rPr>
+        <w:t>điểm</w:t>
+      </w:r>
+      <w:proofErr w:type="spellEnd"/>
+      <w:r>
+        <w:rPr>
+          <w:rFonts w:ascii="Times New Roman" w:hAnsi="Times New Roman" w:cs="Times New Roman"/>
+          <w:sz w:val="28"/>
+          <w:szCs w:val="28"/>
+        </w:rPr>
+        <w:t xml:space="preserve"> (6 </w:t>
+      </w:r>
+      <w:proofErr w:type="spellStart"/>
+      <w:r>
+        <w:rPr>
+          <w:rFonts w:ascii="Times New Roman" w:hAnsi="Times New Roman" w:cs="Times New Roman"/>
+          <w:sz w:val="28"/>
+          <w:szCs w:val="28"/>
+        </w:rPr>
+        <w:t>điểm</w:t>
+      </w:r>
+      <w:proofErr w:type="spellEnd"/>
+      <w:r>
+        <w:rPr>
+          <w:rFonts w:ascii="Times New Roman" w:hAnsi="Times New Roman" w:cs="Times New Roman"/>
+          <w:sz w:val="28"/>
+          <w:szCs w:val="28"/>
+        </w:rPr>
+        <w:t xml:space="preserve"> </w:t>
+      </w:r>
+      <w:proofErr w:type="spellStart"/>
+      <w:r>
+        <w:rPr>
+          <w:rFonts w:ascii="Times New Roman" w:hAnsi="Times New Roman" w:cs="Times New Roman"/>
+          <w:sz w:val="28"/>
+          <w:szCs w:val="28"/>
+        </w:rPr>
+        <w:t>cuốn</w:t>
+      </w:r>
+      <w:proofErr w:type="spellEnd"/>
+      <w:r>
+        <w:rPr>
+          <w:rFonts w:ascii="Times New Roman" w:hAnsi="Times New Roman" w:cs="Times New Roman"/>
+          <w:sz w:val="28"/>
+          <w:szCs w:val="28"/>
+        </w:rPr>
+        <w:t xml:space="preserve"> </w:t>
+      </w:r>
+      <w:proofErr w:type="spellStart"/>
+      <w:r>
+        <w:rPr>
+          <w:rFonts w:ascii="Times New Roman" w:hAnsi="Times New Roman" w:cs="Times New Roman"/>
+          <w:sz w:val="28"/>
+          <w:szCs w:val="28"/>
+        </w:rPr>
+        <w:t>báo</w:t>
+      </w:r>
+      <w:proofErr w:type="spellEnd"/>
+      <w:r>
+        <w:rPr>
+          <w:rFonts w:ascii="Times New Roman" w:hAnsi="Times New Roman" w:cs="Times New Roman"/>
+          <w:sz w:val="28"/>
+          <w:szCs w:val="28"/>
+        </w:rPr>
+        <w:t xml:space="preserve"> </w:t>
+      </w:r>
+      <w:proofErr w:type="spellStart"/>
+      <w:r>
+        <w:rPr>
+          <w:rFonts w:ascii="Times New Roman" w:hAnsi="Times New Roman" w:cs="Times New Roman"/>
+          <w:sz w:val="28"/>
+          <w:szCs w:val="28"/>
+        </w:rPr>
+        <w:t>cáo</w:t>
+      </w:r>
+      <w:proofErr w:type="spellEnd"/>
+      <w:r>
+        <w:rPr>
+          <w:rFonts w:ascii="Times New Roman" w:hAnsi="Times New Roman" w:cs="Times New Roman"/>
+          <w:sz w:val="28"/>
+          <w:szCs w:val="28"/>
+        </w:rPr>
+        <w:t xml:space="preserve">, 4 </w:t>
+      </w:r>
+      <w:proofErr w:type="spellStart"/>
+      <w:r>
+        <w:rPr>
+          <w:rFonts w:ascii="Times New Roman" w:hAnsi="Times New Roman" w:cs="Times New Roman"/>
+          <w:sz w:val="28"/>
+          <w:szCs w:val="28"/>
+        </w:rPr>
+        <w:t>điểm</w:t>
+      </w:r>
+      <w:proofErr w:type="spellEnd"/>
+      <w:r>
+        <w:rPr>
+          <w:rFonts w:ascii="Times New Roman" w:hAnsi="Times New Roman" w:cs="Times New Roman"/>
+          <w:sz w:val="28"/>
+          <w:szCs w:val="28"/>
+        </w:rPr>
+        <w:t xml:space="preserve"> </w:t>
+      </w:r>
+      <w:proofErr w:type="spellStart"/>
+      <w:r>
+        <w:rPr>
+          <w:rFonts w:ascii="Times New Roman" w:hAnsi="Times New Roman" w:cs="Times New Roman"/>
+          <w:sz w:val="28"/>
+          <w:szCs w:val="28"/>
+        </w:rPr>
+        <w:t>trình</w:t>
+      </w:r>
+      <w:proofErr w:type="spellEnd"/>
+      <w:r>
+        <w:rPr>
+          <w:rFonts w:ascii="Times New Roman" w:hAnsi="Times New Roman" w:cs="Times New Roman"/>
+          <w:sz w:val="28"/>
+          <w:szCs w:val="28"/>
+        </w:rPr>
+        <w:t xml:space="preserve"> </w:t>
+      </w:r>
+      <w:proofErr w:type="spellStart"/>
+      <w:r>
+        <w:rPr>
+          <w:rFonts w:ascii="Times New Roman" w:hAnsi="Times New Roman" w:cs="Times New Roman"/>
+          <w:sz w:val="28"/>
+          <w:szCs w:val="28"/>
+        </w:rPr>
+        <w:t>bày</w:t>
+      </w:r>
+      <w:proofErr w:type="spellEnd"/>
+      <w:r>
+        <w:rPr>
+          <w:rFonts w:ascii="Times New Roman" w:hAnsi="Times New Roman" w:cs="Times New Roman"/>
+          <w:sz w:val="28"/>
+          <w:szCs w:val="28"/>
+        </w:rPr>
+        <w:t>)</w:t>
       </w:r>
     </w:p>
     <w:p>
@@ -161,8 +965,72 @@
         <w:rPr>
           <w:lang w:val="vi-VN"/>
         </w:rPr>
-        <w:t>6.5. Đo Setup Time và Hold Time của D Flip-Flop</w:t>
-      </w:r>
+        <w:t xml:space="preserve">6.5. Đo </w:t>
+      </w:r>
+      <w:proofErr w:type="spellStart"/>
+      <w:r>
+        <w:rPr>
+          <w:lang w:val="vi-VN"/>
+        </w:rPr>
+        <w:t>Setup</w:t>
+      </w:r>
+      <w:proofErr w:type="spellEnd"/>
+      <w:r>
+        <w:rPr>
+          <w:lang w:val="vi-VN"/>
+        </w:rPr>
+        <w:t xml:space="preserve"> </w:t>
+      </w:r>
+      <w:proofErr w:type="spellStart"/>
+      <w:r>
+        <w:rPr>
+          <w:lang w:val="vi-VN"/>
+        </w:rPr>
+        <w:t>Time</w:t>
+      </w:r>
+      <w:proofErr w:type="spellEnd"/>
+      <w:r>
+        <w:rPr>
+          <w:lang w:val="vi-VN"/>
+        </w:rPr>
+        <w:t xml:space="preserve"> và </w:t>
+      </w:r>
+      <w:proofErr w:type="spellStart"/>
+      <w:r>
+        <w:rPr>
+          <w:lang w:val="vi-VN"/>
+        </w:rPr>
+        <w:t>Hold</w:t>
+      </w:r>
+      <w:proofErr w:type="spellEnd"/>
+      <w:r>
+        <w:rPr>
+          <w:lang w:val="vi-VN"/>
+        </w:rPr>
+        <w:t xml:space="preserve"> </w:t>
+      </w:r>
+      <w:proofErr w:type="spellStart"/>
+      <w:r>
+        <w:rPr>
+          <w:lang w:val="vi-VN"/>
+        </w:rPr>
+        <w:t>Time</w:t>
+      </w:r>
+      <w:proofErr w:type="spellEnd"/>
+      <w:r>
+        <w:rPr>
+          <w:lang w:val="vi-VN"/>
+        </w:rPr>
+        <w:t xml:space="preserve"> của D </w:t>
+      </w:r>
+      <w:proofErr w:type="spellStart"/>
+      <w:r>
+        <w:rPr>
+          <w:lang w:val="vi-VN"/>
+        </w:rPr>
+        <w:t>Flip-Flop</w:t>
+      </w:r>
+      <w:proofErr w:type="spellEnd"/>
     </w:p>
     <w:p>
       <w:pPr>
@@ -180,19 +1048,117 @@
         <w:rPr>
           <w:lang w:val="vi-VN"/>
         </w:rPr>
-        <w:t>hương pháp đo setup time và hold time được thực hiện trên testbench DFF clock đơn, lấy một cạnh lên của CLK làm</w:t>
-      </w:r>
+        <w:t xml:space="preserve">hương pháp đo </w:t>
+      </w:r>
+      <w:proofErr w:type="spellStart"/>
+      <w:r>
+        <w:rPr>
+          <w:lang w:val="vi-VN"/>
+        </w:rPr>
+        <w:t>setup</w:t>
+      </w:r>
+      <w:proofErr w:type="spellEnd"/>
       <w:r>
         <w:rPr>
           <w:lang w:val="vi-VN"/>
         </w:rPr>
         <w:t xml:space="preserve"> </w:t>
       </w:r>
-      <w:r>
-        <w:rPr>
-          <w:lang w:val="vi-VN"/>
-        </w:rPr>
-        <w:t xml:space="preserve"> mốc thời gian t_clk (ví dụ cạnh lên tại </w:t>
+      <w:proofErr w:type="spellStart"/>
+      <w:r>
+        <w:rPr>
+          <w:lang w:val="vi-VN"/>
+        </w:rPr>
+        <w:t>time</w:t>
+      </w:r>
+      <w:proofErr w:type="spellEnd"/>
+      <w:r>
+        <w:rPr>
+          <w:lang w:val="vi-VN"/>
+        </w:rPr>
+        <w:t xml:space="preserve"> và </w:t>
+      </w:r>
+      <w:proofErr w:type="spellStart"/>
+      <w:r>
+        <w:rPr>
+          <w:lang w:val="vi-VN"/>
+        </w:rPr>
+        <w:t>hold</w:t>
+      </w:r>
+      <w:proofErr w:type="spellEnd"/>
+      <w:r>
+        <w:rPr>
+          <w:lang w:val="vi-VN"/>
+        </w:rPr>
+        <w:t xml:space="preserve"> </w:t>
+      </w:r>
+      <w:proofErr w:type="spellStart"/>
+      <w:r>
+        <w:rPr>
+          <w:lang w:val="vi-VN"/>
+        </w:rPr>
+        <w:t>time</w:t>
+      </w:r>
+      <w:proofErr w:type="spellEnd"/>
+      <w:r>
+        <w:rPr>
+          <w:lang w:val="vi-VN"/>
+        </w:rPr>
+        <w:t xml:space="preserve"> được thực hiện trên </w:t>
+      </w:r>
+      <w:proofErr w:type="spellStart"/>
+      <w:r>
+        <w:rPr>
+          <w:lang w:val="vi-VN"/>
+        </w:rPr>
+        <w:t>testbench</w:t>
+      </w:r>
+      <w:proofErr w:type="spellEnd"/>
+      <w:r>
+        <w:rPr>
+          <w:lang w:val="vi-VN"/>
+        </w:rPr>
+        <w:t xml:space="preserve"> DFF </w:t>
+      </w:r>
+      <w:proofErr w:type="spellStart"/>
+      <w:r>
+        <w:rPr>
+          <w:lang w:val="vi-VN"/>
+        </w:rPr>
+        <w:t>clock</w:t>
+      </w:r>
+      <w:proofErr w:type="spellEnd"/>
+      <w:r>
+        <w:rPr>
+          <w:lang w:val="vi-VN"/>
+        </w:rPr>
+        <w:t xml:space="preserve"> đơn, lấy một cạnh lên của CLK làm</w:t>
+      </w:r>
+      <w:r>
+        <w:rPr>
+          <w:lang w:val="vi-VN"/>
+        </w:rPr>
+        <w:t xml:space="preserve"> </w:t>
+      </w:r>
+      <w:r>
+        <w:rPr>
+          <w:lang w:val="vi-VN"/>
+        </w:rPr>
+        <w:t xml:space="preserve"> mốc thời gian </w:t>
+      </w:r>
+      <w:proofErr w:type="spellStart"/>
+      <w:r>
+        <w:rPr>
+          <w:lang w:val="vi-VN"/>
+        </w:rPr>
+        <w:t>t_clk</w:t>
+      </w:r>
+      <w:proofErr w:type="spellEnd"/>
+      <w:r>
+        <w:rPr>
+          <w:lang w:val="vi-VN"/>
+        </w:rPr>
+        <w:t xml:space="preserve"> (ví dụ cạnh lên tại </w:t>
       </w:r>
       <w:r>
         <w:rPr>
@@ -204,7 +1170,49 @@
         <w:rPr>
           <w:lang w:val="vi-VN"/>
         </w:rPr>
-        <w:t xml:space="preserve"> ns) vì đây là cạnh chốt dữ liệu của D Flip-Flop kích cạnh lên; dữ liệu D được tạo bằng một nguồn vpulse chỉ đổi mức một lần quanh cạnh </w:t>
+        <w:t xml:space="preserve"> </w:t>
+      </w:r>
+      <w:proofErr w:type="spellStart"/>
+      <w:r>
+        <w:rPr>
+          <w:lang w:val="vi-VN"/>
+        </w:rPr>
+        <w:t>ns</w:t>
+      </w:r>
+      <w:proofErr w:type="spellEnd"/>
+      <w:r>
+        <w:rPr>
+          <w:lang w:val="vi-VN"/>
+        </w:rPr>
+        <w:t xml:space="preserve">) vì đây là cạnh chốt dữ liệu của D </w:t>
+      </w:r>
+      <w:proofErr w:type="spellStart"/>
+      <w:r>
+        <w:rPr>
+          <w:lang w:val="vi-VN"/>
+        </w:rPr>
+        <w:t>Flip-Flop</w:t>
+      </w:r>
+      <w:proofErr w:type="spellEnd"/>
+      <w:r>
+        <w:rPr>
+          <w:lang w:val="vi-VN"/>
+        </w:rPr>
+        <w:t xml:space="preserve"> kích cạnh lên; dữ liệu D được tạo bằng một nguồn </w:t>
+      </w:r>
+      <w:proofErr w:type="spellStart"/>
+      <w:r>
+        <w:rPr>
+          <w:lang w:val="vi-VN"/>
+        </w:rPr>
+        <w:t>vpulse</w:t>
+      </w:r>
+      <w:proofErr w:type="spellEnd"/>
+      <w:r>
+        <w:rPr>
+          <w:lang w:val="vi-VN"/>
+        </w:rPr>
+        <w:t xml:space="preserve"> chỉ đổi mức một lần quanh cạnh </w:t>
       </w:r>
       <w:r>
         <w:rPr>
@@ -240,7 +1248,49 @@
         <w:rPr>
           <w:lang w:val="vi-VN"/>
         </w:rPr>
-        <w:t xml:space="preserve">Để đo setup time, cho D đổi 0→1 trước cạnh chốt một khoảng t_su bằng cách đặt </w:t>
+        <w:t xml:space="preserve">Để đo </w:t>
+      </w:r>
+      <w:proofErr w:type="spellStart"/>
+      <w:r>
+        <w:rPr>
+          <w:lang w:val="vi-VN"/>
+        </w:rPr>
+        <w:t>setup</w:t>
+      </w:r>
+      <w:proofErr w:type="spellEnd"/>
+      <w:r>
+        <w:rPr>
+          <w:lang w:val="vi-VN"/>
+        </w:rPr>
+        <w:t xml:space="preserve"> </w:t>
+      </w:r>
+      <w:proofErr w:type="spellStart"/>
+      <w:r>
+        <w:rPr>
+          <w:lang w:val="vi-VN"/>
+        </w:rPr>
+        <w:t>time</w:t>
+      </w:r>
+      <w:proofErr w:type="spellEnd"/>
+      <w:r>
+        <w:rPr>
+          <w:lang w:val="vi-VN"/>
+        </w:rPr>
+        <w:t xml:space="preserve">, cho D đổi 0→1 trước cạnh chốt một khoảng </w:t>
+      </w:r>
+      <w:proofErr w:type="spellStart"/>
+      <w:r>
+        <w:rPr>
+          <w:lang w:val="vi-VN"/>
+        </w:rPr>
+        <w:t>t_su</w:t>
+      </w:r>
+      <w:proofErr w:type="spellEnd"/>
+      <w:r>
+        <w:rPr>
+          <w:lang w:val="vi-VN"/>
+        </w:rPr>
+        <w:t xml:space="preserve"> bằng cách đặt </w:t>
       </w:r>
     </w:p>
     <w:p>
@@ -249,11 +1299,117 @@
           <w:lang w:val="vi-VN"/>
         </w:rPr>
       </w:pPr>
-      <w:r>
-        <w:rPr>
-          <w:lang w:val="vi-VN"/>
-        </w:rPr>
-        <w:t>td = t_clk − t_su (độ rộng xung đủ dài, trong bài là 2ns), rồi quét t_su theo giảm dần đến 0ps. khi t_su lớn thì Q chốt đúng mức 1, giảm dần đến khi Q không lên đủ, chốt sai hoặc t_cq phồng lên thì xem là vi phạm, và t_setup được xác định là giá trị t_su nhỏ nhất mà Q vẫn chốt đúng.</w:t>
+      <w:proofErr w:type="spellStart"/>
+      <w:r>
+        <w:rPr>
+          <w:lang w:val="vi-VN"/>
+        </w:rPr>
+        <w:t>td</w:t>
+      </w:r>
+      <w:proofErr w:type="spellEnd"/>
+      <w:r>
+        <w:rPr>
+          <w:lang w:val="vi-VN"/>
+        </w:rPr>
+        <w:t xml:space="preserve"> = </w:t>
+      </w:r>
+      <w:proofErr w:type="spellStart"/>
+      <w:r>
+        <w:rPr>
+          <w:lang w:val="vi-VN"/>
+        </w:rPr>
+        <w:t>t_clk</w:t>
+      </w:r>
+      <w:proofErr w:type="spellEnd"/>
+      <w:r>
+        <w:rPr>
+          <w:lang w:val="vi-VN"/>
+        </w:rPr>
+        <w:t xml:space="preserve"> − </w:t>
+      </w:r>
+      <w:proofErr w:type="spellStart"/>
+      <w:r>
+        <w:rPr>
+          <w:lang w:val="vi-VN"/>
+        </w:rPr>
+        <w:t>t_su</w:t>
+      </w:r>
+      <w:proofErr w:type="spellEnd"/>
+      <w:r>
+        <w:rPr>
+          <w:lang w:val="vi-VN"/>
+        </w:rPr>
+        <w:t xml:space="preserve"> (độ rộng xung đủ dài, trong bài là 2ns), rồi quét </w:t>
+      </w:r>
+      <w:proofErr w:type="spellStart"/>
+      <w:r>
+        <w:rPr>
+          <w:lang w:val="vi-VN"/>
+        </w:rPr>
+        <w:t>t_su</w:t>
+      </w:r>
+      <w:proofErr w:type="spellEnd"/>
+      <w:r>
+        <w:rPr>
+          <w:lang w:val="vi-VN"/>
+        </w:rPr>
+        <w:t xml:space="preserve"> theo giảm dần đến 0ps. khi </w:t>
+      </w:r>
+      <w:proofErr w:type="spellStart"/>
+      <w:r>
+        <w:rPr>
+          <w:lang w:val="vi-VN"/>
+        </w:rPr>
+        <w:t>t_su</w:t>
+      </w:r>
+      <w:proofErr w:type="spellEnd"/>
+      <w:r>
+        <w:rPr>
+          <w:lang w:val="vi-VN"/>
+        </w:rPr>
+        <w:t xml:space="preserve"> lớn thì Q chốt đúng mức 1, giảm dần đến khi Q không lên đủ, chốt sai hoặc </w:t>
+      </w:r>
+      <w:proofErr w:type="spellStart"/>
+      <w:r>
+        <w:rPr>
+          <w:lang w:val="vi-VN"/>
+        </w:rPr>
+        <w:t>t_cq</w:t>
+      </w:r>
+      <w:proofErr w:type="spellEnd"/>
+      <w:r>
+        <w:rPr>
+          <w:lang w:val="vi-VN"/>
+        </w:rPr>
+        <w:t xml:space="preserve"> phồng lên thì xem là vi phạm, và </w:t>
+      </w:r>
+      <w:proofErr w:type="spellStart"/>
+      <w:r>
+        <w:rPr>
+          <w:lang w:val="vi-VN"/>
+        </w:rPr>
+        <w:t>t_setup</w:t>
+      </w:r>
+      <w:proofErr w:type="spellEnd"/>
+      <w:r>
+        <w:rPr>
+          <w:lang w:val="vi-VN"/>
+        </w:rPr>
+        <w:t xml:space="preserve"> được xác định là giá trị </w:t>
+      </w:r>
+      <w:proofErr w:type="spellStart"/>
+      <w:r>
+        <w:rPr>
+          <w:lang w:val="vi-VN"/>
+        </w:rPr>
+        <w:t>t_su</w:t>
+      </w:r>
+      <w:proofErr w:type="spellEnd"/>
+      <w:r>
+        <w:rPr>
+          <w:lang w:val="vi-VN"/>
+        </w:rPr>
+        <w:t xml:space="preserve"> nhỏ nhất mà Q vẫn chốt đúng.</w:t>
       </w:r>
     </w:p>
     <w:p>
@@ -283,7 +1439,91 @@
         <w:rPr>
           <w:lang w:val="vi-VN"/>
         </w:rPr>
-        <w:t xml:space="preserve">đo hold time, cho D giữ giá trị cũ tới sát cạnh rồi mới đổi tại td = t_clk + t_h, quét t_h theo dãy </w:t>
+        <w:t xml:space="preserve">đo </w:t>
+      </w:r>
+      <w:proofErr w:type="spellStart"/>
+      <w:r>
+        <w:rPr>
+          <w:lang w:val="vi-VN"/>
+        </w:rPr>
+        <w:t>hold</w:t>
+      </w:r>
+      <w:proofErr w:type="spellEnd"/>
+      <w:r>
+        <w:rPr>
+          <w:lang w:val="vi-VN"/>
+        </w:rPr>
+        <w:t xml:space="preserve"> </w:t>
+      </w:r>
+      <w:proofErr w:type="spellStart"/>
+      <w:r>
+        <w:rPr>
+          <w:lang w:val="vi-VN"/>
+        </w:rPr>
+        <w:t>time</w:t>
+      </w:r>
+      <w:proofErr w:type="spellEnd"/>
+      <w:r>
+        <w:rPr>
+          <w:lang w:val="vi-VN"/>
+        </w:rPr>
+        <w:t xml:space="preserve">, cho D giữ giá trị cũ tới sát cạnh rồi mới đổi tại </w:t>
+      </w:r>
+      <w:proofErr w:type="spellStart"/>
+      <w:r>
+        <w:rPr>
+          <w:lang w:val="vi-VN"/>
+        </w:rPr>
+        <w:t>td</w:t>
+      </w:r>
+      <w:proofErr w:type="spellEnd"/>
+      <w:r>
+        <w:rPr>
+          <w:lang w:val="vi-VN"/>
+        </w:rPr>
+        <w:t xml:space="preserve"> = </w:t>
+      </w:r>
+      <w:proofErr w:type="spellStart"/>
+      <w:r>
+        <w:rPr>
+          <w:lang w:val="vi-VN"/>
+        </w:rPr>
+        <w:t>t_clk</w:t>
+      </w:r>
+      <w:proofErr w:type="spellEnd"/>
+      <w:r>
+        <w:rPr>
+          <w:lang w:val="vi-VN"/>
+        </w:rPr>
+        <w:t xml:space="preserve"> + </w:t>
+      </w:r>
+      <w:proofErr w:type="spellStart"/>
+      <w:r>
+        <w:rPr>
+          <w:lang w:val="vi-VN"/>
+        </w:rPr>
+        <w:t>t_h</w:t>
+      </w:r>
+      <w:proofErr w:type="spellEnd"/>
+      <w:r>
+        <w:rPr>
+          <w:lang w:val="vi-VN"/>
+        </w:rPr>
+        <w:t xml:space="preserve">, quét </w:t>
+      </w:r>
+      <w:proofErr w:type="spellStart"/>
+      <w:r>
+        <w:rPr>
+          <w:lang w:val="vi-VN"/>
+        </w:rPr>
+        <w:t>t_h</w:t>
+      </w:r>
+      <w:proofErr w:type="spellEnd"/>
+      <w:r>
+        <w:rPr>
+          <w:lang w:val="vi-VN"/>
+        </w:rPr>
+        <w:t xml:space="preserve"> theo dãy </w:t>
       </w:r>
       <w:r>
         <w:rPr>
@@ -295,7 +1535,35 @@
         <w:rPr>
           <w:lang w:val="vi-VN"/>
         </w:rPr>
-        <w:t>; t_hold là giá trị t_h nhỏ nhất mà Q vẫn chốt đúng giá trị D đã có trước khi D thay</w:t>
+        <w:t xml:space="preserve">; </w:t>
+      </w:r>
+      <w:proofErr w:type="spellStart"/>
+      <w:r>
+        <w:rPr>
+          <w:lang w:val="vi-VN"/>
+        </w:rPr>
+        <w:t>t_hold</w:t>
+      </w:r>
+      <w:proofErr w:type="spellEnd"/>
+      <w:r>
+        <w:rPr>
+          <w:lang w:val="vi-VN"/>
+        </w:rPr>
+        <w:t xml:space="preserve"> là giá trị </w:t>
+      </w:r>
+      <w:proofErr w:type="spellStart"/>
+      <w:r>
+        <w:rPr>
+          <w:lang w:val="vi-VN"/>
+        </w:rPr>
+        <w:t>t_h</w:t>
+      </w:r>
+      <w:proofErr w:type="spellEnd"/>
+      <w:r>
+        <w:rPr>
+          <w:lang w:val="vi-VN"/>
+        </w:rPr>
+        <w:t xml:space="preserve"> nhỏ nhất mà Q vẫn chốt đúng giá trị D đã có trước khi D thay</w:t>
       </w:r>
       <w:r>
         <w:rPr>
@@ -377,7 +1645,105 @@
         <w:rPr>
           <w:lang w:val="vi-VN"/>
         </w:rPr>
-        <w:t>Hình 6.5.1. Schematic testbench đo setup time và hold time của D Flip-Flop.</w:t>
+        <w:t xml:space="preserve">Hình 6.5.1. </w:t>
+      </w:r>
+      <w:proofErr w:type="spellStart"/>
+      <w:r>
+        <w:rPr>
+          <w:lang w:val="vi-VN"/>
+        </w:rPr>
+        <w:t>Schematic</w:t>
+      </w:r>
+      <w:proofErr w:type="spellEnd"/>
+      <w:r>
+        <w:rPr>
+          <w:lang w:val="vi-VN"/>
+        </w:rPr>
+        <w:t xml:space="preserve"> </w:t>
+      </w:r>
+      <w:proofErr w:type="spellStart"/>
+      <w:r>
+        <w:rPr>
+          <w:lang w:val="vi-VN"/>
+        </w:rPr>
+        <w:t>testbench</w:t>
+      </w:r>
+      <w:proofErr w:type="spellEnd"/>
+      <w:r>
+        <w:rPr>
+          <w:lang w:val="vi-VN"/>
+        </w:rPr>
+        <w:t xml:space="preserve"> đo </w:t>
+      </w:r>
+      <w:proofErr w:type="spellStart"/>
+      <w:r>
+        <w:rPr>
+          <w:lang w:val="vi-VN"/>
+        </w:rPr>
+        <w:t>setup</w:t>
+      </w:r>
+      <w:proofErr w:type="spellEnd"/>
+      <w:r>
+        <w:rPr>
+          <w:lang w:val="vi-VN"/>
+        </w:rPr>
+        <w:t xml:space="preserve"> </w:t>
+      </w:r>
+      <w:proofErr w:type="spellStart"/>
+      <w:r>
+        <w:rPr>
+          <w:lang w:val="vi-VN"/>
+        </w:rPr>
+        <w:t>time</w:t>
+      </w:r>
+      <w:proofErr w:type="spellEnd"/>
+      <w:r>
+        <w:rPr>
+          <w:lang w:val="vi-VN"/>
+        </w:rPr>
+        <w:t xml:space="preserve"> và </w:t>
+      </w:r>
+      <w:proofErr w:type="spellStart"/>
+      <w:r>
+        <w:rPr>
+          <w:lang w:val="vi-VN"/>
+        </w:rPr>
+        <w:t>hold</w:t>
+      </w:r>
+      <w:proofErr w:type="spellEnd"/>
+      <w:r>
+        <w:rPr>
+          <w:lang w:val="vi-VN"/>
+        </w:rPr>
+        <w:t xml:space="preserve"> </w:t>
+      </w:r>
+      <w:proofErr w:type="spellStart"/>
+      <w:r>
+        <w:rPr>
+          <w:lang w:val="vi-VN"/>
+        </w:rPr>
+        <w:t>time</w:t>
+      </w:r>
+      <w:proofErr w:type="spellEnd"/>
+      <w:r>
+        <w:rPr>
+          <w:lang w:val="vi-VN"/>
+        </w:rPr>
+        <w:t xml:space="preserve"> của D </w:t>
+      </w:r>
+      <w:proofErr w:type="spellStart"/>
+      <w:r>
+        <w:rPr>
+          <w:lang w:val="vi-VN"/>
+        </w:rPr>
+        <w:t>Flip-Flop</w:t>
+      </w:r>
+      <w:proofErr w:type="spellEnd"/>
+      <w:r>
+        <w:rPr>
+          <w:lang w:val="vi-VN"/>
+        </w:rPr>
+        <w:t>.</w:t>
       </w:r>
     </w:p>
     <w:p>
@@ -388,6 +1754,7 @@
       </w:pPr>
       <w:r>
         <w:rPr>
+          <w:noProof/>
           <w:lang w:val="vi-VN"/>
         </w:rPr>
         <w:drawing>
@@ -437,7 +1804,49 @@
         <w:rPr>
           <w:lang w:val="vi-VN"/>
         </w:rPr>
-        <w:t>Hình 6.5.2. Cấu hình nguồn VPULSE, clock và tham số mô phỏng của testbench timing.</w:t>
+        <w:t xml:space="preserve">Hình 6.5.2. Cấu hình nguồn VPULSE, </w:t>
+      </w:r>
+      <w:proofErr w:type="spellStart"/>
+      <w:r>
+        <w:rPr>
+          <w:lang w:val="vi-VN"/>
+        </w:rPr>
+        <w:t>clock</w:t>
+      </w:r>
+      <w:proofErr w:type="spellEnd"/>
+      <w:r>
+        <w:rPr>
+          <w:lang w:val="vi-VN"/>
+        </w:rPr>
+        <w:t xml:space="preserve"> và tham số mô phỏng của </w:t>
+      </w:r>
+      <w:proofErr w:type="spellStart"/>
+      <w:r>
+        <w:rPr>
+          <w:lang w:val="vi-VN"/>
+        </w:rPr>
+        <w:t>testbench</w:t>
+      </w:r>
+      <w:proofErr w:type="spellEnd"/>
+      <w:r>
+        <w:rPr>
+          <w:lang w:val="vi-VN"/>
+        </w:rPr>
+        <w:t xml:space="preserve"> </w:t>
+      </w:r>
+      <w:proofErr w:type="spellStart"/>
+      <w:r>
+        <w:rPr>
+          <w:lang w:val="vi-VN"/>
+        </w:rPr>
+        <w:t>timing</w:t>
+      </w:r>
+      <w:proofErr w:type="spellEnd"/>
+      <w:r>
+        <w:rPr>
+          <w:lang w:val="vi-VN"/>
+        </w:rPr>
+        <w:t>.</w:t>
       </w:r>
     </w:p>
     <w:p>
@@ -450,7 +1859,105 @@
         <w:rPr>
           <w:lang w:val="vi-VN"/>
         </w:rPr>
-        <w:t>Các kết quả sweep được dùng để xác định giá trị biên của setup time và hold time cho pre-layout và post-layout:</w:t>
+        <w:t xml:space="preserve">Các kết quả </w:t>
+      </w:r>
+      <w:proofErr w:type="spellStart"/>
+      <w:r>
+        <w:rPr>
+          <w:lang w:val="vi-VN"/>
+        </w:rPr>
+        <w:t>sweep</w:t>
+      </w:r>
+      <w:proofErr w:type="spellEnd"/>
+      <w:r>
+        <w:rPr>
+          <w:lang w:val="vi-VN"/>
+        </w:rPr>
+        <w:t xml:space="preserve"> được dùng để xác định giá trị biên của </w:t>
+      </w:r>
+      <w:proofErr w:type="spellStart"/>
+      <w:r>
+        <w:rPr>
+          <w:lang w:val="vi-VN"/>
+        </w:rPr>
+        <w:t>setup</w:t>
+      </w:r>
+      <w:proofErr w:type="spellEnd"/>
+      <w:r>
+        <w:rPr>
+          <w:lang w:val="vi-VN"/>
+        </w:rPr>
+        <w:t xml:space="preserve"> </w:t>
+      </w:r>
+      <w:proofErr w:type="spellStart"/>
+      <w:r>
+        <w:rPr>
+          <w:lang w:val="vi-VN"/>
+        </w:rPr>
+        <w:t>time</w:t>
+      </w:r>
+      <w:proofErr w:type="spellEnd"/>
+      <w:r>
+        <w:rPr>
+          <w:lang w:val="vi-VN"/>
+        </w:rPr>
+        <w:t xml:space="preserve"> và </w:t>
+      </w:r>
+      <w:proofErr w:type="spellStart"/>
+      <w:r>
+        <w:rPr>
+          <w:lang w:val="vi-VN"/>
+        </w:rPr>
+        <w:t>hold</w:t>
+      </w:r>
+      <w:proofErr w:type="spellEnd"/>
+      <w:r>
+        <w:rPr>
+          <w:lang w:val="vi-VN"/>
+        </w:rPr>
+        <w:t xml:space="preserve"> </w:t>
+      </w:r>
+      <w:proofErr w:type="spellStart"/>
+      <w:r>
+        <w:rPr>
+          <w:lang w:val="vi-VN"/>
+        </w:rPr>
+        <w:t>time</w:t>
+      </w:r>
+      <w:proofErr w:type="spellEnd"/>
+      <w:r>
+        <w:rPr>
+          <w:lang w:val="vi-VN"/>
+        </w:rPr>
+        <w:t xml:space="preserve"> cho </w:t>
+      </w:r>
+      <w:proofErr w:type="spellStart"/>
+      <w:r>
+        <w:rPr>
+          <w:lang w:val="vi-VN"/>
+        </w:rPr>
+        <w:t>pre-layout</w:t>
+      </w:r>
+      <w:proofErr w:type="spellEnd"/>
+      <w:r>
+        <w:rPr>
+          <w:lang w:val="vi-VN"/>
+        </w:rPr>
+        <w:t xml:space="preserve"> và </w:t>
+      </w:r>
+      <w:proofErr w:type="spellStart"/>
+      <w:r>
+        <w:rPr>
+          <w:lang w:val="vi-VN"/>
+        </w:rPr>
+        <w:t>post-layout</w:t>
+      </w:r>
+      <w:proofErr w:type="spellEnd"/>
+      <w:r>
+        <w:rPr>
+          <w:lang w:val="vi-VN"/>
+        </w:rPr>
+        <w:t>:</w:t>
       </w:r>
     </w:p>
     <w:p>
@@ -498,7 +2005,35 @@
         <w:rPr>
           <w:lang w:val="vi-VN"/>
         </w:rPr>
-        <w:t>Mô phỏng pre-layout (schematic):</w:t>
+        <w:t xml:space="preserve">Mô phỏng </w:t>
+      </w:r>
+      <w:proofErr w:type="spellStart"/>
+      <w:r>
+        <w:rPr>
+          <w:lang w:val="vi-VN"/>
+        </w:rPr>
+        <w:t>pre-layout</w:t>
+      </w:r>
+      <w:proofErr w:type="spellEnd"/>
+      <w:r>
+        <w:rPr>
+          <w:lang w:val="vi-VN"/>
+        </w:rPr>
+        <w:t xml:space="preserve"> (</w:t>
+      </w:r>
+      <w:proofErr w:type="spellStart"/>
+      <w:r>
+        <w:rPr>
+          <w:lang w:val="vi-VN"/>
+        </w:rPr>
+        <w:t>schematic</w:t>
+      </w:r>
+      <w:proofErr w:type="spellEnd"/>
+      <w:r>
+        <w:rPr>
+          <w:lang w:val="vi-VN"/>
+        </w:rPr>
+        <w:t>):</w:t>
       </w:r>
     </w:p>
     <w:p>
@@ -578,7 +2113,91 @@
         <w:rPr>
           <w:lang w:val="vi-VN"/>
         </w:rPr>
-        <w:t>Hình 6.5.3. Kết quả sweep setup time pre-layout: xác định t_setup = 17 ps.</w:t>
+        <w:t xml:space="preserve">Hình 6.5.3. Kết quả </w:t>
+      </w:r>
+      <w:proofErr w:type="spellStart"/>
+      <w:r>
+        <w:rPr>
+          <w:lang w:val="vi-VN"/>
+        </w:rPr>
+        <w:t>sweep</w:t>
+      </w:r>
+      <w:proofErr w:type="spellEnd"/>
+      <w:r>
+        <w:rPr>
+          <w:lang w:val="vi-VN"/>
+        </w:rPr>
+        <w:t xml:space="preserve"> </w:t>
+      </w:r>
+      <w:proofErr w:type="spellStart"/>
+      <w:r>
+        <w:rPr>
+          <w:lang w:val="vi-VN"/>
+        </w:rPr>
+        <w:t>setup</w:t>
+      </w:r>
+      <w:proofErr w:type="spellEnd"/>
+      <w:r>
+        <w:rPr>
+          <w:lang w:val="vi-VN"/>
+        </w:rPr>
+        <w:t xml:space="preserve"> </w:t>
+      </w:r>
+      <w:proofErr w:type="spellStart"/>
+      <w:r>
+        <w:rPr>
+          <w:lang w:val="vi-VN"/>
+        </w:rPr>
+        <w:t>time</w:t>
+      </w:r>
+      <w:proofErr w:type="spellEnd"/>
+      <w:r>
+        <w:rPr>
+          <w:lang w:val="vi-VN"/>
+        </w:rPr>
+        <w:t xml:space="preserve"> </w:t>
+      </w:r>
+      <w:proofErr w:type="spellStart"/>
+      <w:r>
+        <w:rPr>
+          <w:lang w:val="vi-VN"/>
+        </w:rPr>
+        <w:t>pre-layout</w:t>
+      </w:r>
+      <w:proofErr w:type="spellEnd"/>
+      <w:r>
+        <w:rPr>
+          <w:lang w:val="vi-VN"/>
+        </w:rPr>
+        <w:t xml:space="preserve">: xác định </w:t>
+      </w:r>
+      <w:proofErr w:type="spellStart"/>
+      <w:r>
+        <w:rPr>
+          <w:lang w:val="vi-VN"/>
+        </w:rPr>
+        <w:t>t_setup</w:t>
+      </w:r>
+      <w:proofErr w:type="spellEnd"/>
+      <w:r>
+        <w:rPr>
+          <w:lang w:val="vi-VN"/>
+        </w:rPr>
+        <w:t xml:space="preserve"> = 17 </w:t>
+      </w:r>
+      <w:proofErr w:type="spellStart"/>
+      <w:r>
+        <w:rPr>
+          <w:lang w:val="vi-VN"/>
+        </w:rPr>
+        <w:t>ps</w:t>
+      </w:r>
+      <w:proofErr w:type="spellEnd"/>
+      <w:r>
+        <w:rPr>
+          <w:lang w:val="vi-VN"/>
+        </w:rPr>
+        <w:t>.</w:t>
       </w:r>
     </w:p>
     <w:p>
@@ -652,7 +2271,91 @@
         <w:rPr>
           <w:lang w:val="vi-VN"/>
         </w:rPr>
-        <w:t>Hình 6.5.4. Kết quả sweep hold time pre-layout: xác định t_hold = 11 ps.</w:t>
+        <w:t xml:space="preserve">Hình 6.5.4. Kết quả </w:t>
+      </w:r>
+      <w:proofErr w:type="spellStart"/>
+      <w:r>
+        <w:rPr>
+          <w:lang w:val="vi-VN"/>
+        </w:rPr>
+        <w:t>sweep</w:t>
+      </w:r>
+      <w:proofErr w:type="spellEnd"/>
+      <w:r>
+        <w:rPr>
+          <w:lang w:val="vi-VN"/>
+        </w:rPr>
+        <w:t xml:space="preserve"> </w:t>
+      </w:r>
+      <w:proofErr w:type="spellStart"/>
+      <w:r>
+        <w:rPr>
+          <w:lang w:val="vi-VN"/>
+        </w:rPr>
+        <w:t>hold</w:t>
+      </w:r>
+      <w:proofErr w:type="spellEnd"/>
+      <w:r>
+        <w:rPr>
+          <w:lang w:val="vi-VN"/>
+        </w:rPr>
+        <w:t xml:space="preserve"> </w:t>
+      </w:r>
+      <w:proofErr w:type="spellStart"/>
+      <w:r>
+        <w:rPr>
+          <w:lang w:val="vi-VN"/>
+        </w:rPr>
+        <w:t>time</w:t>
+      </w:r>
+      <w:proofErr w:type="spellEnd"/>
+      <w:r>
+        <w:rPr>
+          <w:lang w:val="vi-VN"/>
+        </w:rPr>
+        <w:t xml:space="preserve"> </w:t>
+      </w:r>
+      <w:proofErr w:type="spellStart"/>
+      <w:r>
+        <w:rPr>
+          <w:lang w:val="vi-VN"/>
+        </w:rPr>
+        <w:t>pre-layout</w:t>
+      </w:r>
+      <w:proofErr w:type="spellEnd"/>
+      <w:r>
+        <w:rPr>
+          <w:lang w:val="vi-VN"/>
+        </w:rPr>
+        <w:t xml:space="preserve">: xác định </w:t>
+      </w:r>
+      <w:proofErr w:type="spellStart"/>
+      <w:r>
+        <w:rPr>
+          <w:lang w:val="vi-VN"/>
+        </w:rPr>
+        <w:t>t_hold</w:t>
+      </w:r>
+      <w:proofErr w:type="spellEnd"/>
+      <w:r>
+        <w:rPr>
+          <w:lang w:val="vi-VN"/>
+        </w:rPr>
+        <w:t xml:space="preserve"> = 11 </w:t>
+      </w:r>
+      <w:proofErr w:type="spellStart"/>
+      <w:r>
+        <w:rPr>
+          <w:lang w:val="vi-VN"/>
+        </w:rPr>
+        <w:t>ps</w:t>
+      </w:r>
+      <w:proofErr w:type="spellEnd"/>
+      <w:r>
+        <w:rPr>
+          <w:lang w:val="vi-VN"/>
+        </w:rPr>
+        <w:t>.</w:t>
       </w:r>
     </w:p>
     <w:p>
@@ -665,7 +2368,77 @@
         <w:rPr>
           <w:lang w:val="vi-VN"/>
         </w:rPr>
-        <w:t>Ở mô phỏng pre-layout, D Flip-Flop hoạt động đúng khi dữ liệu D ổn định tối thiểu 17 ps trước cạnh chốt, nên t_setup_pre = 17 ps.</w:t>
+        <w:t xml:space="preserve">Ở mô phỏng </w:t>
+      </w:r>
+      <w:proofErr w:type="spellStart"/>
+      <w:r>
+        <w:rPr>
+          <w:lang w:val="vi-VN"/>
+        </w:rPr>
+        <w:t>pre-layout</w:t>
+      </w:r>
+      <w:proofErr w:type="spellEnd"/>
+      <w:r>
+        <w:rPr>
+          <w:lang w:val="vi-VN"/>
+        </w:rPr>
+        <w:t xml:space="preserve">, D </w:t>
+      </w:r>
+      <w:proofErr w:type="spellStart"/>
+      <w:r>
+        <w:rPr>
+          <w:lang w:val="vi-VN"/>
+        </w:rPr>
+        <w:t>Flip-Flop</w:t>
+      </w:r>
+      <w:proofErr w:type="spellEnd"/>
+      <w:r>
+        <w:rPr>
+          <w:lang w:val="vi-VN"/>
+        </w:rPr>
+        <w:t xml:space="preserve"> hoạt động đúng khi dữ liệu D ổn định tối thiểu 17 </w:t>
+      </w:r>
+      <w:proofErr w:type="spellStart"/>
+      <w:r>
+        <w:rPr>
+          <w:lang w:val="vi-VN"/>
+        </w:rPr>
+        <w:t>ps</w:t>
+      </w:r>
+      <w:proofErr w:type="spellEnd"/>
+      <w:r>
+        <w:rPr>
+          <w:lang w:val="vi-VN"/>
+        </w:rPr>
+        <w:t xml:space="preserve"> trước cạnh chốt, nên </w:t>
+      </w:r>
+      <w:proofErr w:type="spellStart"/>
+      <w:r>
+        <w:rPr>
+          <w:lang w:val="vi-VN"/>
+        </w:rPr>
+        <w:t>t_setup_pre</w:t>
+      </w:r>
+      <w:proofErr w:type="spellEnd"/>
+      <w:r>
+        <w:rPr>
+          <w:lang w:val="vi-VN"/>
+        </w:rPr>
+        <w:t xml:space="preserve"> = 17 </w:t>
+      </w:r>
+      <w:proofErr w:type="spellStart"/>
+      <w:r>
+        <w:rPr>
+          <w:lang w:val="vi-VN"/>
+        </w:rPr>
+        <w:t>ps</w:t>
+      </w:r>
+      <w:proofErr w:type="spellEnd"/>
+      <w:r>
+        <w:rPr>
+          <w:lang w:val="vi-VN"/>
+        </w:rPr>
+        <w:t>.</w:t>
       </w:r>
     </w:p>
     <w:p>
@@ -678,7 +2451,77 @@
         <w:rPr>
           <w:lang w:val="vi-VN"/>
         </w:rPr>
-        <w:t>Đối với phép đo hold pre-layout, Q vẫn chốt đúng dữ liệu khi D được giữ ít nhất 11 ps sau cạnh chốt; dưới giá trị này Q không còn cập nhật đúng chu kỳ. Vì vậy t_hold_pre = 11 ps.</w:t>
+        <w:t xml:space="preserve">Đối với phép đo </w:t>
+      </w:r>
+      <w:proofErr w:type="spellStart"/>
+      <w:r>
+        <w:rPr>
+          <w:lang w:val="vi-VN"/>
+        </w:rPr>
+        <w:t>hold</w:t>
+      </w:r>
+      <w:proofErr w:type="spellEnd"/>
+      <w:r>
+        <w:rPr>
+          <w:lang w:val="vi-VN"/>
+        </w:rPr>
+        <w:t xml:space="preserve"> </w:t>
+      </w:r>
+      <w:proofErr w:type="spellStart"/>
+      <w:r>
+        <w:rPr>
+          <w:lang w:val="vi-VN"/>
+        </w:rPr>
+        <w:t>pre-layout</w:t>
+      </w:r>
+      <w:proofErr w:type="spellEnd"/>
+      <w:r>
+        <w:rPr>
+          <w:lang w:val="vi-VN"/>
+        </w:rPr>
+        <w:t xml:space="preserve">, Q vẫn chốt đúng dữ liệu khi D được giữ ít nhất 11 </w:t>
+      </w:r>
+      <w:proofErr w:type="spellStart"/>
+      <w:r>
+        <w:rPr>
+          <w:lang w:val="vi-VN"/>
+        </w:rPr>
+        <w:t>ps</w:t>
+      </w:r>
+      <w:proofErr w:type="spellEnd"/>
+      <w:r>
+        <w:rPr>
+          <w:lang w:val="vi-VN"/>
+        </w:rPr>
+        <w:t xml:space="preserve"> sau cạnh chốt; dưới giá trị này Q không còn cập nhật đúng chu kỳ. Vì vậy </w:t>
+      </w:r>
+      <w:proofErr w:type="spellStart"/>
+      <w:r>
+        <w:rPr>
+          <w:lang w:val="vi-VN"/>
+        </w:rPr>
+        <w:t>t_hold_pre</w:t>
+      </w:r>
+      <w:proofErr w:type="spellEnd"/>
+      <w:r>
+        <w:rPr>
+          <w:lang w:val="vi-VN"/>
+        </w:rPr>
+        <w:t xml:space="preserve"> = 11 </w:t>
+      </w:r>
+      <w:proofErr w:type="spellStart"/>
+      <w:r>
+        <w:rPr>
+          <w:lang w:val="vi-VN"/>
+        </w:rPr>
+        <w:t>ps</w:t>
+      </w:r>
+      <w:proofErr w:type="spellEnd"/>
+      <w:r>
+        <w:rPr>
+          <w:lang w:val="vi-VN"/>
+        </w:rPr>
+        <w:t>.</w:t>
       </w:r>
     </w:p>
     <w:p>
@@ -691,7 +2534,35 @@
         <w:rPr>
           <w:lang w:val="vi-VN"/>
         </w:rPr>
-        <w:t>Mô phỏng post-layout extracted:</w:t>
+        <w:t xml:space="preserve">Mô phỏng </w:t>
+      </w:r>
+      <w:proofErr w:type="spellStart"/>
+      <w:r>
+        <w:rPr>
+          <w:lang w:val="vi-VN"/>
+        </w:rPr>
+        <w:t>post-layout</w:t>
+      </w:r>
+      <w:proofErr w:type="spellEnd"/>
+      <w:r>
+        <w:rPr>
+          <w:lang w:val="vi-VN"/>
+        </w:rPr>
+        <w:t xml:space="preserve"> </w:t>
+      </w:r>
+      <w:proofErr w:type="spellStart"/>
+      <w:r>
+        <w:rPr>
+          <w:lang w:val="vi-VN"/>
+        </w:rPr>
+        <w:t>extracted</w:t>
+      </w:r>
+      <w:proofErr w:type="spellEnd"/>
+      <w:r>
+        <w:rPr>
+          <w:lang w:val="vi-VN"/>
+        </w:rPr>
+        <w:t>:</w:t>
       </w:r>
     </w:p>
     <w:p>
@@ -764,7 +2635,91 @@
         <w:rPr>
           <w:lang w:val="vi-VN"/>
         </w:rPr>
-        <w:t>Hình 6.5.5. Kết quả sweep setup time post-layout: xác định t_setup = 30 ps.</w:t>
+        <w:t xml:space="preserve">Hình 6.5.5. Kết quả </w:t>
+      </w:r>
+      <w:proofErr w:type="spellStart"/>
+      <w:r>
+        <w:rPr>
+          <w:lang w:val="vi-VN"/>
+        </w:rPr>
+        <w:t>sweep</w:t>
+      </w:r>
+      <w:proofErr w:type="spellEnd"/>
+      <w:r>
+        <w:rPr>
+          <w:lang w:val="vi-VN"/>
+        </w:rPr>
+        <w:t xml:space="preserve"> </w:t>
+      </w:r>
+      <w:proofErr w:type="spellStart"/>
+      <w:r>
+        <w:rPr>
+          <w:lang w:val="vi-VN"/>
+        </w:rPr>
+        <w:t>setup</w:t>
+      </w:r>
+      <w:proofErr w:type="spellEnd"/>
+      <w:r>
+        <w:rPr>
+          <w:lang w:val="vi-VN"/>
+        </w:rPr>
+        <w:t xml:space="preserve"> </w:t>
+      </w:r>
+      <w:proofErr w:type="spellStart"/>
+      <w:r>
+        <w:rPr>
+          <w:lang w:val="vi-VN"/>
+        </w:rPr>
+        <w:t>time</w:t>
+      </w:r>
+      <w:proofErr w:type="spellEnd"/>
+      <w:r>
+        <w:rPr>
+          <w:lang w:val="vi-VN"/>
+        </w:rPr>
+        <w:t xml:space="preserve"> </w:t>
+      </w:r>
+      <w:proofErr w:type="spellStart"/>
+      <w:r>
+        <w:rPr>
+          <w:lang w:val="vi-VN"/>
+        </w:rPr>
+        <w:t>post-layout</w:t>
+      </w:r>
+      <w:proofErr w:type="spellEnd"/>
+      <w:r>
+        <w:rPr>
+          <w:lang w:val="vi-VN"/>
+        </w:rPr>
+        <w:t xml:space="preserve">: xác định </w:t>
+      </w:r>
+      <w:proofErr w:type="spellStart"/>
+      <w:r>
+        <w:rPr>
+          <w:lang w:val="vi-VN"/>
+        </w:rPr>
+        <w:t>t_setup</w:t>
+      </w:r>
+      <w:proofErr w:type="spellEnd"/>
+      <w:r>
+        <w:rPr>
+          <w:lang w:val="vi-VN"/>
+        </w:rPr>
+        <w:t xml:space="preserve"> = 30 </w:t>
+      </w:r>
+      <w:proofErr w:type="spellStart"/>
+      <w:r>
+        <w:rPr>
+          <w:lang w:val="vi-VN"/>
+        </w:rPr>
+        <w:t>ps</w:t>
+      </w:r>
+      <w:proofErr w:type="spellEnd"/>
+      <w:r>
+        <w:rPr>
+          <w:lang w:val="vi-VN"/>
+        </w:rPr>
+        <w:t>.</w:t>
       </w:r>
     </w:p>
     <w:p>
@@ -779,10 +2734,10 @@
         </w:rPr>
         <w:lastRenderedPageBreak/>
         <w:drawing>
-          <wp:inline distT="0" distB="0" distL="0" distR="0" wp14:anchorId="73B3DF3B" wp14:editId="1298EBDF">
-            <wp:extent cx="5943600" cy="2974975"/>
+          <wp:inline distT="0" distB="0" distL="0" distR="0" wp14:anchorId="637BCBAD" wp14:editId="3EFAD153">
+            <wp:extent cx="5943600" cy="2865120"/>
             <wp:effectExtent l="0" t="0" r="0" b="0"/>
-            <wp:docPr id="1523738911" name="Hình ảnh 2"/>
+            <wp:docPr id="1445049541" name="Hình ảnh 1"/>
             <wp:cNvGraphicFramePr>
               <a:graphicFrameLocks xmlns:a="http://schemas.openxmlformats.org/drawingml/2006/main" noChangeAspect="1"/>
             </wp:cNvGraphicFramePr>
@@ -790,13 +2745,13 @@
               <a:graphicData uri="http://schemas.openxmlformats.org/drawingml/2006/picture">
                 <pic:pic xmlns:pic="http://schemas.openxmlformats.org/drawingml/2006/picture">
                   <pic:nvPicPr>
-                    <pic:cNvPr id="0" name="Picture 3"/>
+                    <pic:cNvPr id="0" name="Picture 1"/>
                     <pic:cNvPicPr>
                       <a:picLocks noChangeAspect="1" noChangeArrowheads="1"/>
                     </pic:cNvPicPr>
                   </pic:nvPicPr>
                   <pic:blipFill>
-                    <a:blip r:embed="rId10" cstate="print">
+                    <a:blip r:embed="rId9" cstate="print">
                       <a:extLst>
                         <a:ext uri="{28A0092B-C50C-407E-A947-70E740481C1C}">
                           <a14:useLocalDpi xmlns:a14="http://schemas.microsoft.com/office/drawing/2010/main" val="0"/>
@@ -811,7 +2766,7 @@
                   <pic:spPr bwMode="auto">
                     <a:xfrm>
                       <a:off x="0" y="0"/>
-                      <a:ext cx="5943600" cy="2974975"/>
+                      <a:ext cx="5943600" cy="2865120"/>
                     </a:xfrm>
                     <a:prstGeom prst="rect">
                       <a:avLst/>
@@ -838,7 +2793,91 @@
         <w:rPr>
           <w:lang w:val="vi-VN"/>
         </w:rPr>
-        <w:t>Hình 6.5.6. Kết quả sweep hold time post-layout: xác định t_hold = 20 ps.</w:t>
+        <w:t xml:space="preserve">Hình 6.5.6. Kết quả </w:t>
+      </w:r>
+      <w:proofErr w:type="spellStart"/>
+      <w:r>
+        <w:rPr>
+          <w:lang w:val="vi-VN"/>
+        </w:rPr>
+        <w:t>sweep</w:t>
+      </w:r>
+      <w:proofErr w:type="spellEnd"/>
+      <w:r>
+        <w:rPr>
+          <w:lang w:val="vi-VN"/>
+        </w:rPr>
+        <w:t xml:space="preserve"> </w:t>
+      </w:r>
+      <w:proofErr w:type="spellStart"/>
+      <w:r>
+        <w:rPr>
+          <w:lang w:val="vi-VN"/>
+        </w:rPr>
+        <w:t>hold</w:t>
+      </w:r>
+      <w:proofErr w:type="spellEnd"/>
+      <w:r>
+        <w:rPr>
+          <w:lang w:val="vi-VN"/>
+        </w:rPr>
+        <w:t xml:space="preserve"> </w:t>
+      </w:r>
+      <w:proofErr w:type="spellStart"/>
+      <w:r>
+        <w:rPr>
+          <w:lang w:val="vi-VN"/>
+        </w:rPr>
+        <w:t>time</w:t>
+      </w:r>
+      <w:proofErr w:type="spellEnd"/>
+      <w:r>
+        <w:rPr>
+          <w:lang w:val="vi-VN"/>
+        </w:rPr>
+        <w:t xml:space="preserve"> </w:t>
+      </w:r>
+      <w:proofErr w:type="spellStart"/>
+      <w:r>
+        <w:rPr>
+          <w:lang w:val="vi-VN"/>
+        </w:rPr>
+        <w:t>post-layout</w:t>
+      </w:r>
+      <w:proofErr w:type="spellEnd"/>
+      <w:r>
+        <w:rPr>
+          <w:lang w:val="vi-VN"/>
+        </w:rPr>
+        <w:t xml:space="preserve">: xác định </w:t>
+      </w:r>
+      <w:proofErr w:type="spellStart"/>
+      <w:r>
+        <w:rPr>
+          <w:lang w:val="vi-VN"/>
+        </w:rPr>
+        <w:t>t_hold</w:t>
+      </w:r>
+      <w:proofErr w:type="spellEnd"/>
+      <w:r>
+        <w:rPr>
+          <w:lang w:val="vi-VN"/>
+        </w:rPr>
+        <w:t xml:space="preserve"> = 20 </w:t>
+      </w:r>
+      <w:proofErr w:type="spellStart"/>
+      <w:r>
+        <w:rPr>
+          <w:lang w:val="vi-VN"/>
+        </w:rPr>
+        <w:t>ps</w:t>
+      </w:r>
+      <w:proofErr w:type="spellEnd"/>
+      <w:r>
+        <w:rPr>
+          <w:lang w:val="vi-VN"/>
+        </w:rPr>
+        <w:t>.</w:t>
       </w:r>
     </w:p>
     <w:p>
@@ -851,7 +2890,63 @@
         <w:rPr>
           <w:lang w:val="vi-VN"/>
         </w:rPr>
-        <w:t>Kết quả post-layout được xem là bộ số liệu timing dùng để kết luận cho mạch sau layout, vì mô phỏng đã bao gồm ảnh hưởng ký sinh sau extraction.</w:t>
+        <w:t xml:space="preserve">Kết quả </w:t>
+      </w:r>
+      <w:proofErr w:type="spellStart"/>
+      <w:r>
+        <w:rPr>
+          <w:lang w:val="vi-VN"/>
+        </w:rPr>
+        <w:t>post-layout</w:t>
+      </w:r>
+      <w:proofErr w:type="spellEnd"/>
+      <w:r>
+        <w:rPr>
+          <w:lang w:val="vi-VN"/>
+        </w:rPr>
+        <w:t xml:space="preserve"> được xem là bộ số liệu </w:t>
+      </w:r>
+      <w:proofErr w:type="spellStart"/>
+      <w:r>
+        <w:rPr>
+          <w:lang w:val="vi-VN"/>
+        </w:rPr>
+        <w:t>timing</w:t>
+      </w:r>
+      <w:proofErr w:type="spellEnd"/>
+      <w:r>
+        <w:rPr>
+          <w:lang w:val="vi-VN"/>
+        </w:rPr>
+        <w:t xml:space="preserve"> dùng để kết luận cho mạch sau </w:t>
+      </w:r>
+      <w:proofErr w:type="spellStart"/>
+      <w:r>
+        <w:rPr>
+          <w:lang w:val="vi-VN"/>
+        </w:rPr>
+        <w:t>layout</w:t>
+      </w:r>
+      <w:proofErr w:type="spellEnd"/>
+      <w:r>
+        <w:rPr>
+          <w:lang w:val="vi-VN"/>
+        </w:rPr>
+        <w:t xml:space="preserve">, vì mô phỏng đã bao gồm ảnh hưởng ký sinh sau </w:t>
+      </w:r>
+      <w:proofErr w:type="spellStart"/>
+      <w:r>
+        <w:rPr>
+          <w:lang w:val="vi-VN"/>
+        </w:rPr>
+        <w:t>extraction</w:t>
+      </w:r>
+      <w:proofErr w:type="spellEnd"/>
+      <w:r>
+        <w:rPr>
+          <w:lang w:val="vi-VN"/>
+        </w:rPr>
+        <w:t>.</w:t>
       </w:r>
     </w:p>
     <w:p>
@@ -864,7 +2959,203 @@
         <w:rPr>
           <w:lang w:val="vi-VN"/>
         </w:rPr>
-        <w:t>Từ hai phép sweep post-layout hiện tại, D Flip-Flop có t_setup = 30 ps và t_hold = 20 ps. Hai giá trị này được đo bằng cùng testbench timing nhưng chạy trên post-layout extracted netlist, không phải chỉ là schematic pre-layout.</w:t>
+        <w:t xml:space="preserve">Từ hai phép </w:t>
+      </w:r>
+      <w:proofErr w:type="spellStart"/>
+      <w:r>
+        <w:rPr>
+          <w:lang w:val="vi-VN"/>
+        </w:rPr>
+        <w:t>sweep</w:t>
+      </w:r>
+      <w:proofErr w:type="spellEnd"/>
+      <w:r>
+        <w:rPr>
+          <w:lang w:val="vi-VN"/>
+        </w:rPr>
+        <w:t xml:space="preserve"> </w:t>
+      </w:r>
+      <w:proofErr w:type="spellStart"/>
+      <w:r>
+        <w:rPr>
+          <w:lang w:val="vi-VN"/>
+        </w:rPr>
+        <w:t>post-layout</w:t>
+      </w:r>
+      <w:proofErr w:type="spellEnd"/>
+      <w:r>
+        <w:rPr>
+          <w:lang w:val="vi-VN"/>
+        </w:rPr>
+        <w:t xml:space="preserve"> hiện tại, D </w:t>
+      </w:r>
+      <w:proofErr w:type="spellStart"/>
+      <w:r>
+        <w:rPr>
+          <w:lang w:val="vi-VN"/>
+        </w:rPr>
+        <w:t>Flip-Flop</w:t>
+      </w:r>
+      <w:proofErr w:type="spellEnd"/>
+      <w:r>
+        <w:rPr>
+          <w:lang w:val="vi-VN"/>
+        </w:rPr>
+        <w:t xml:space="preserve"> có </w:t>
+      </w:r>
+      <w:proofErr w:type="spellStart"/>
+      <w:r>
+        <w:rPr>
+          <w:lang w:val="vi-VN"/>
+        </w:rPr>
+        <w:t>t_setup</w:t>
+      </w:r>
+      <w:proofErr w:type="spellEnd"/>
+      <w:r>
+        <w:rPr>
+          <w:lang w:val="vi-VN"/>
+        </w:rPr>
+        <w:t xml:space="preserve"> = 30 </w:t>
+      </w:r>
+      <w:proofErr w:type="spellStart"/>
+      <w:r>
+        <w:rPr>
+          <w:lang w:val="vi-VN"/>
+        </w:rPr>
+        <w:t>ps</w:t>
+      </w:r>
+      <w:proofErr w:type="spellEnd"/>
+      <w:r>
+        <w:rPr>
+          <w:lang w:val="vi-VN"/>
+        </w:rPr>
+        <w:t xml:space="preserve"> và </w:t>
+      </w:r>
+      <w:proofErr w:type="spellStart"/>
+      <w:r>
+        <w:rPr>
+          <w:lang w:val="vi-VN"/>
+        </w:rPr>
+        <w:t>t_hold</w:t>
+      </w:r>
+      <w:proofErr w:type="spellEnd"/>
+      <w:r>
+        <w:rPr>
+          <w:lang w:val="vi-VN"/>
+        </w:rPr>
+        <w:t xml:space="preserve"> = 20 </w:t>
+      </w:r>
+      <w:proofErr w:type="spellStart"/>
+      <w:r>
+        <w:rPr>
+          <w:lang w:val="vi-VN"/>
+        </w:rPr>
+        <w:t>ps</w:t>
+      </w:r>
+      <w:proofErr w:type="spellEnd"/>
+      <w:r>
+        <w:rPr>
+          <w:lang w:val="vi-VN"/>
+        </w:rPr>
+        <w:t xml:space="preserve">. Hai giá trị này được đo bằng cùng </w:t>
+      </w:r>
+      <w:proofErr w:type="spellStart"/>
+      <w:r>
+        <w:rPr>
+          <w:lang w:val="vi-VN"/>
+        </w:rPr>
+        <w:t>testbench</w:t>
+      </w:r>
+      <w:proofErr w:type="spellEnd"/>
+      <w:r>
+        <w:rPr>
+          <w:lang w:val="vi-VN"/>
+        </w:rPr>
+        <w:t xml:space="preserve"> </w:t>
+      </w:r>
+      <w:proofErr w:type="spellStart"/>
+      <w:r>
+        <w:rPr>
+          <w:lang w:val="vi-VN"/>
+        </w:rPr>
+        <w:t>timing</w:t>
+      </w:r>
+      <w:proofErr w:type="spellEnd"/>
+      <w:r>
+        <w:rPr>
+          <w:lang w:val="vi-VN"/>
+        </w:rPr>
+        <w:t xml:space="preserve"> nhưng chạy trên </w:t>
+      </w:r>
+      <w:proofErr w:type="spellStart"/>
+      <w:r>
+        <w:rPr>
+          <w:lang w:val="vi-VN"/>
+        </w:rPr>
+        <w:t>post-layout</w:t>
+      </w:r>
+      <w:proofErr w:type="spellEnd"/>
+      <w:r>
+        <w:rPr>
+          <w:lang w:val="vi-VN"/>
+        </w:rPr>
+        <w:t xml:space="preserve"> </w:t>
+      </w:r>
+      <w:proofErr w:type="spellStart"/>
+      <w:r>
+        <w:rPr>
+          <w:lang w:val="vi-VN"/>
+        </w:rPr>
+        <w:t>extracted</w:t>
+      </w:r>
+      <w:proofErr w:type="spellEnd"/>
+      <w:r>
+        <w:rPr>
+          <w:lang w:val="vi-VN"/>
+        </w:rPr>
+        <w:t xml:space="preserve"> </w:t>
+      </w:r>
+      <w:proofErr w:type="spellStart"/>
+      <w:r>
+        <w:rPr>
+          <w:lang w:val="vi-VN"/>
+        </w:rPr>
+        <w:t>netlist</w:t>
+      </w:r>
+      <w:proofErr w:type="spellEnd"/>
+      <w:r>
+        <w:rPr>
+          <w:lang w:val="vi-VN"/>
+        </w:rPr>
+        <w:t xml:space="preserve">, không phải chỉ là </w:t>
+      </w:r>
+      <w:proofErr w:type="spellStart"/>
+      <w:r>
+        <w:rPr>
+          <w:lang w:val="vi-VN"/>
+        </w:rPr>
+        <w:t>schematic</w:t>
+      </w:r>
+      <w:proofErr w:type="spellEnd"/>
+      <w:r>
+        <w:rPr>
+          <w:lang w:val="vi-VN"/>
+        </w:rPr>
+        <w:t xml:space="preserve"> </w:t>
+      </w:r>
+      <w:proofErr w:type="spellStart"/>
+      <w:r>
+        <w:rPr>
+          <w:lang w:val="vi-VN"/>
+        </w:rPr>
+        <w:t>pre-layout</w:t>
+      </w:r>
+      <w:proofErr w:type="spellEnd"/>
+      <w:r>
+        <w:rPr>
+          <w:lang w:val="vi-VN"/>
+        </w:rPr>
+        <w:t>.</w:t>
       </w:r>
     </w:p>
     <w:p>
@@ -877,7 +3168,161 @@
         <w:rPr>
           <w:lang w:val="vi-VN"/>
         </w:rPr>
-        <w:t>Các thông số t_cq_rise, t_cq_fall, Tmin và Fmax chưa được đưa vào bảng chốt trong phần này vì cần đo thêm propagation delay clock-to-Q và kiểm chứng bằng sweep chu kỳ clock trên cùng netlist post-layout.</w:t>
+        <w:t xml:space="preserve">Các thông số </w:t>
+      </w:r>
+      <w:proofErr w:type="spellStart"/>
+      <w:r>
+        <w:rPr>
+          <w:lang w:val="vi-VN"/>
+        </w:rPr>
+        <w:t>t_cq_rise</w:t>
+      </w:r>
+      <w:proofErr w:type="spellEnd"/>
+      <w:r>
+        <w:rPr>
+          <w:lang w:val="vi-VN"/>
+        </w:rPr>
+        <w:t xml:space="preserve">, </w:t>
+      </w:r>
+      <w:proofErr w:type="spellStart"/>
+      <w:r>
+        <w:rPr>
+          <w:lang w:val="vi-VN"/>
+        </w:rPr>
+        <w:t>t_cq_fall</w:t>
+      </w:r>
+      <w:proofErr w:type="spellEnd"/>
+      <w:r>
+        <w:rPr>
+          <w:lang w:val="vi-VN"/>
+        </w:rPr>
+        <w:t xml:space="preserve">, </w:t>
+      </w:r>
+      <w:proofErr w:type="spellStart"/>
+      <w:r>
+        <w:rPr>
+          <w:lang w:val="vi-VN"/>
+        </w:rPr>
+        <w:t>Tmin</w:t>
+      </w:r>
+      <w:proofErr w:type="spellEnd"/>
+      <w:r>
+        <w:rPr>
+          <w:lang w:val="vi-VN"/>
+        </w:rPr>
+        <w:t xml:space="preserve"> và </w:t>
+      </w:r>
+      <w:proofErr w:type="spellStart"/>
+      <w:r>
+        <w:rPr>
+          <w:lang w:val="vi-VN"/>
+        </w:rPr>
+        <w:t>Fmax</w:t>
+      </w:r>
+      <w:proofErr w:type="spellEnd"/>
+      <w:r>
+        <w:rPr>
+          <w:lang w:val="vi-VN"/>
+        </w:rPr>
+        <w:t xml:space="preserve"> chưa được đưa vào bảng chốt trong phần này vì cần đo thêm </w:t>
+      </w:r>
+      <w:proofErr w:type="spellStart"/>
+      <w:r>
+        <w:rPr>
+          <w:lang w:val="vi-VN"/>
+        </w:rPr>
+        <w:t>propagation</w:t>
+      </w:r>
+      <w:proofErr w:type="spellEnd"/>
+      <w:r>
+        <w:rPr>
+          <w:lang w:val="vi-VN"/>
+        </w:rPr>
+        <w:t xml:space="preserve"> </w:t>
+      </w:r>
+      <w:proofErr w:type="spellStart"/>
+      <w:r>
+        <w:rPr>
+          <w:lang w:val="vi-VN"/>
+        </w:rPr>
+        <w:t>delay</w:t>
+      </w:r>
+      <w:proofErr w:type="spellEnd"/>
+      <w:r>
+        <w:rPr>
+          <w:lang w:val="vi-VN"/>
+        </w:rPr>
+        <w:t xml:space="preserve"> </w:t>
+      </w:r>
+      <w:proofErr w:type="spellStart"/>
+      <w:r>
+        <w:rPr>
+          <w:lang w:val="vi-VN"/>
+        </w:rPr>
+        <w:t>clock</w:t>
+      </w:r>
+      <w:proofErr w:type="spellEnd"/>
+      <w:r>
+        <w:rPr>
+          <w:lang w:val="vi-VN"/>
+        </w:rPr>
+        <w:t xml:space="preserve">-to-Q và kiểm chứng bằng </w:t>
+      </w:r>
+      <w:proofErr w:type="spellStart"/>
+      <w:r>
+        <w:rPr>
+          <w:lang w:val="vi-VN"/>
+        </w:rPr>
+        <w:t>sweep</w:t>
+      </w:r>
+      <w:proofErr w:type="spellEnd"/>
+      <w:r>
+        <w:rPr>
+          <w:lang w:val="vi-VN"/>
+        </w:rPr>
+        <w:t xml:space="preserve"> chu kỳ </w:t>
+      </w:r>
+      <w:proofErr w:type="spellStart"/>
+      <w:r>
+        <w:rPr>
+          <w:lang w:val="vi-VN"/>
+        </w:rPr>
+        <w:t>clock</w:t>
+      </w:r>
+      <w:proofErr w:type="spellEnd"/>
+      <w:r>
+        <w:rPr>
+          <w:lang w:val="vi-VN"/>
+        </w:rPr>
+        <w:t xml:space="preserve"> trên cùng </w:t>
+      </w:r>
+      <w:proofErr w:type="spellStart"/>
+      <w:r>
+        <w:rPr>
+          <w:lang w:val="vi-VN"/>
+        </w:rPr>
+        <w:t>netlist</w:t>
+      </w:r>
+      <w:proofErr w:type="spellEnd"/>
+      <w:r>
+        <w:rPr>
+          <w:lang w:val="vi-VN"/>
+        </w:rPr>
+        <w:t xml:space="preserve"> </w:t>
+      </w:r>
+      <w:proofErr w:type="spellStart"/>
+      <w:r>
+        <w:rPr>
+          <w:lang w:val="vi-VN"/>
+        </w:rPr>
+        <w:t>post-layout</w:t>
+      </w:r>
+      <w:proofErr w:type="spellEnd"/>
+      <w:r>
+        <w:rPr>
+          <w:lang w:val="vi-VN"/>
+        </w:rPr>
+        <w:t>.</w:t>
       </w:r>
     </w:p>
     <w:p>
@@ -888,7 +3333,55 @@
         </w:rPr>
       </w:pPr>
       <w:r>
-        <w:t>6.6. Phân tích ảnh hưởng của Clock Skew và Race Condition</w:t>
+        <w:t xml:space="preserve">6.6. </w:t>
+      </w:r>
+      <w:proofErr w:type="spellStart"/>
+      <w:r>
+        <w:t>Phân</w:t>
+      </w:r>
+      <w:proofErr w:type="spellEnd"/>
+      <w:r>
+        <w:t xml:space="preserve"> </w:t>
+      </w:r>
+      <w:proofErr w:type="spellStart"/>
+      <w:r>
+        <w:t>tích</w:t>
+      </w:r>
+      <w:proofErr w:type="spellEnd"/>
+      <w:r>
+        <w:t xml:space="preserve"> </w:t>
+      </w:r>
+      <w:proofErr w:type="spellStart"/>
+      <w:r>
+        <w:t>ảnh</w:t>
+      </w:r>
+      <w:proofErr w:type="spellEnd"/>
+      <w:r>
+        <w:t xml:space="preserve"> </w:t>
+      </w:r>
+      <w:proofErr w:type="spellStart"/>
+      <w:r>
+        <w:t>hưởng</w:t>
+      </w:r>
+      <w:proofErr w:type="spellEnd"/>
+      <w:r>
+        <w:t xml:space="preserve"> </w:t>
+      </w:r>
+      <w:proofErr w:type="spellStart"/>
+      <w:r>
+        <w:t>của</w:t>
+      </w:r>
+      <w:proofErr w:type="spellEnd"/>
+      <w:r>
+        <w:t xml:space="preserve"> Clock Skew </w:t>
+      </w:r>
+      <w:proofErr w:type="spellStart"/>
+      <w:r>
+        <w:t>và</w:t>
+      </w:r>
+      <w:proofErr w:type="spellEnd"/>
+      <w:r>
+        <w:t xml:space="preserve"> Race Condition</w:t>
       </w:r>
     </w:p>
     <w:p>
@@ -907,8 +3400,59 @@
           <w:szCs w:val="28"/>
           <w:lang w:val="vi-VN"/>
         </w:rPr>
-        <w:t>6.6.1. Thiết lập testbench khảo sát clock skew</w:t>
-      </w:r>
+        <w:t xml:space="preserve">6.6.1. Thiết lập </w:t>
+      </w:r>
+      <w:proofErr w:type="spellStart"/>
+      <w:r>
+        <w:rPr>
+          <w:rFonts w:ascii="Times New Roman" w:hAnsi="Times New Roman" w:cs="Times New Roman"/>
+          <w:sz w:val="28"/>
+          <w:szCs w:val="28"/>
+          <w:lang w:val="vi-VN"/>
+        </w:rPr>
+        <w:t>testbench</w:t>
+      </w:r>
+      <w:proofErr w:type="spellEnd"/>
+      <w:r>
+        <w:rPr>
+          <w:rFonts w:ascii="Times New Roman" w:hAnsi="Times New Roman" w:cs="Times New Roman"/>
+          <w:sz w:val="28"/>
+          <w:szCs w:val="28"/>
+          <w:lang w:val="vi-VN"/>
+        </w:rPr>
+        <w:t xml:space="preserve"> khảo sát </w:t>
+      </w:r>
+      <w:proofErr w:type="spellStart"/>
+      <w:r>
+        <w:rPr>
+          <w:rFonts w:ascii="Times New Roman" w:hAnsi="Times New Roman" w:cs="Times New Roman"/>
+          <w:sz w:val="28"/>
+          <w:szCs w:val="28"/>
+          <w:lang w:val="vi-VN"/>
+        </w:rPr>
+        <w:t>clock</w:t>
+      </w:r>
+      <w:proofErr w:type="spellEnd"/>
+      <w:r>
+        <w:rPr>
+          <w:rFonts w:ascii="Times New Roman" w:hAnsi="Times New Roman" w:cs="Times New Roman"/>
+          <w:sz w:val="28"/>
+          <w:szCs w:val="28"/>
+          <w:lang w:val="vi-VN"/>
+        </w:rPr>
+        <w:t xml:space="preserve"> </w:t>
+      </w:r>
+      <w:proofErr w:type="spellStart"/>
+      <w:r>
+        <w:rPr>
+          <w:rFonts w:ascii="Times New Roman" w:hAnsi="Times New Roman" w:cs="Times New Roman"/>
+          <w:sz w:val="28"/>
+          <w:szCs w:val="28"/>
+          <w:lang w:val="vi-VN"/>
+        </w:rPr>
+        <w:t>skew</w:t>
+      </w:r>
+      <w:proofErr w:type="spellEnd"/>
     </w:p>
     <w:p>
       <w:pPr>
@@ -926,7 +3470,247 @@
           <w:szCs w:val="28"/>
           <w:lang w:val="vi-VN"/>
         </w:rPr>
-        <w:t>Để khảo sát hiện tượng chạy đua (race condition), mạch được cấp hai nguồn clock riêng biệt: CLK_M cho latch Master và CLK_S cho latch Slave. Độ lệch thời gian giữa hai nguồn clock được điều chỉnh bằng tham số DelaySlave để quan sát các trường hợp hoạt động đúng, non-overlap và race-through của D Flip-Flop.</w:t>
+        <w:t>Để khảo sát hiện tượng chạy đua (</w:t>
+      </w:r>
+      <w:proofErr w:type="spellStart"/>
+      <w:r>
+        <w:rPr>
+          <w:rFonts w:ascii="Times New Roman" w:hAnsi="Times New Roman" w:cs="Times New Roman"/>
+          <w:sz w:val="28"/>
+          <w:szCs w:val="28"/>
+          <w:lang w:val="vi-VN"/>
+        </w:rPr>
+        <w:t>race</w:t>
+      </w:r>
+      <w:proofErr w:type="spellEnd"/>
+      <w:r>
+        <w:rPr>
+          <w:rFonts w:ascii="Times New Roman" w:hAnsi="Times New Roman" w:cs="Times New Roman"/>
+          <w:sz w:val="28"/>
+          <w:szCs w:val="28"/>
+          <w:lang w:val="vi-VN"/>
+        </w:rPr>
+        <w:t xml:space="preserve"> </w:t>
+      </w:r>
+      <w:proofErr w:type="spellStart"/>
+      <w:r>
+        <w:rPr>
+          <w:rFonts w:ascii="Times New Roman" w:hAnsi="Times New Roman" w:cs="Times New Roman"/>
+          <w:sz w:val="28"/>
+          <w:szCs w:val="28"/>
+          <w:lang w:val="vi-VN"/>
+        </w:rPr>
+        <w:t>condition</w:t>
+      </w:r>
+      <w:proofErr w:type="spellEnd"/>
+      <w:r>
+        <w:rPr>
+          <w:rFonts w:ascii="Times New Roman" w:hAnsi="Times New Roman" w:cs="Times New Roman"/>
+          <w:sz w:val="28"/>
+          <w:szCs w:val="28"/>
+          <w:lang w:val="vi-VN"/>
+        </w:rPr>
+        <w:t xml:space="preserve">), mạch được cấp hai nguồn </w:t>
+      </w:r>
+      <w:proofErr w:type="spellStart"/>
+      <w:r>
+        <w:rPr>
+          <w:rFonts w:ascii="Times New Roman" w:hAnsi="Times New Roman" w:cs="Times New Roman"/>
+          <w:sz w:val="28"/>
+          <w:szCs w:val="28"/>
+          <w:lang w:val="vi-VN"/>
+        </w:rPr>
+        <w:t>clock</w:t>
+      </w:r>
+      <w:proofErr w:type="spellEnd"/>
+      <w:r>
+        <w:rPr>
+          <w:rFonts w:ascii="Times New Roman" w:hAnsi="Times New Roman" w:cs="Times New Roman"/>
+          <w:sz w:val="28"/>
+          <w:szCs w:val="28"/>
+          <w:lang w:val="vi-VN"/>
+        </w:rPr>
+        <w:t xml:space="preserve"> riêng biệt: CLK_M cho </w:t>
+      </w:r>
+      <w:proofErr w:type="spellStart"/>
+      <w:r>
+        <w:rPr>
+          <w:rFonts w:ascii="Times New Roman" w:hAnsi="Times New Roman" w:cs="Times New Roman"/>
+          <w:sz w:val="28"/>
+          <w:szCs w:val="28"/>
+          <w:lang w:val="vi-VN"/>
+        </w:rPr>
+        <w:t>latch</w:t>
+      </w:r>
+      <w:proofErr w:type="spellEnd"/>
+      <w:r>
+        <w:rPr>
+          <w:rFonts w:ascii="Times New Roman" w:hAnsi="Times New Roman" w:cs="Times New Roman"/>
+          <w:sz w:val="28"/>
+          <w:szCs w:val="28"/>
+          <w:lang w:val="vi-VN"/>
+        </w:rPr>
+        <w:t xml:space="preserve"> </w:t>
+      </w:r>
+      <w:proofErr w:type="spellStart"/>
+      <w:r>
+        <w:rPr>
+          <w:rFonts w:ascii="Times New Roman" w:hAnsi="Times New Roman" w:cs="Times New Roman"/>
+          <w:sz w:val="28"/>
+          <w:szCs w:val="28"/>
+          <w:lang w:val="vi-VN"/>
+        </w:rPr>
+        <w:t>Master</w:t>
+      </w:r>
+      <w:proofErr w:type="spellEnd"/>
+      <w:r>
+        <w:rPr>
+          <w:rFonts w:ascii="Times New Roman" w:hAnsi="Times New Roman" w:cs="Times New Roman"/>
+          <w:sz w:val="28"/>
+          <w:szCs w:val="28"/>
+          <w:lang w:val="vi-VN"/>
+        </w:rPr>
+        <w:t xml:space="preserve"> và CLK_S cho </w:t>
+      </w:r>
+      <w:proofErr w:type="spellStart"/>
+      <w:r>
+        <w:rPr>
+          <w:rFonts w:ascii="Times New Roman" w:hAnsi="Times New Roman" w:cs="Times New Roman"/>
+          <w:sz w:val="28"/>
+          <w:szCs w:val="28"/>
+          <w:lang w:val="vi-VN"/>
+        </w:rPr>
+        <w:t>latch</w:t>
+      </w:r>
+      <w:proofErr w:type="spellEnd"/>
+      <w:r>
+        <w:rPr>
+          <w:rFonts w:ascii="Times New Roman" w:hAnsi="Times New Roman" w:cs="Times New Roman"/>
+          <w:sz w:val="28"/>
+          <w:szCs w:val="28"/>
+          <w:lang w:val="vi-VN"/>
+        </w:rPr>
+        <w:t xml:space="preserve"> </w:t>
+      </w:r>
+      <w:proofErr w:type="spellStart"/>
+      <w:r>
+        <w:rPr>
+          <w:rFonts w:ascii="Times New Roman" w:hAnsi="Times New Roman" w:cs="Times New Roman"/>
+          <w:sz w:val="28"/>
+          <w:szCs w:val="28"/>
+          <w:lang w:val="vi-VN"/>
+        </w:rPr>
+        <w:t>Slave</w:t>
+      </w:r>
+      <w:proofErr w:type="spellEnd"/>
+      <w:r>
+        <w:rPr>
+          <w:rFonts w:ascii="Times New Roman" w:hAnsi="Times New Roman" w:cs="Times New Roman"/>
+          <w:sz w:val="28"/>
+          <w:szCs w:val="28"/>
+          <w:lang w:val="vi-VN"/>
+        </w:rPr>
+        <w:t xml:space="preserve">. Độ lệch thời gian giữa hai nguồn </w:t>
+      </w:r>
+      <w:proofErr w:type="spellStart"/>
+      <w:r>
+        <w:rPr>
+          <w:rFonts w:ascii="Times New Roman" w:hAnsi="Times New Roman" w:cs="Times New Roman"/>
+          <w:sz w:val="28"/>
+          <w:szCs w:val="28"/>
+          <w:lang w:val="vi-VN"/>
+        </w:rPr>
+        <w:t>clock</w:t>
+      </w:r>
+      <w:proofErr w:type="spellEnd"/>
+      <w:r>
+        <w:rPr>
+          <w:rFonts w:ascii="Times New Roman" w:hAnsi="Times New Roman" w:cs="Times New Roman"/>
+          <w:sz w:val="28"/>
+          <w:szCs w:val="28"/>
+          <w:lang w:val="vi-VN"/>
+        </w:rPr>
+        <w:t xml:space="preserve"> được điều chỉnh bằng tham số </w:t>
+      </w:r>
+      <w:proofErr w:type="spellStart"/>
+      <w:r>
+        <w:rPr>
+          <w:rFonts w:ascii="Times New Roman" w:hAnsi="Times New Roman" w:cs="Times New Roman"/>
+          <w:sz w:val="28"/>
+          <w:szCs w:val="28"/>
+          <w:lang w:val="vi-VN"/>
+        </w:rPr>
+        <w:t>DelaySlave</w:t>
+      </w:r>
+      <w:proofErr w:type="spellEnd"/>
+      <w:r>
+        <w:rPr>
+          <w:rFonts w:ascii="Times New Roman" w:hAnsi="Times New Roman" w:cs="Times New Roman"/>
+          <w:sz w:val="28"/>
+          <w:szCs w:val="28"/>
+          <w:lang w:val="vi-VN"/>
+        </w:rPr>
+        <w:t xml:space="preserve"> để quan sát các trường hợp hoạt động đúng, non-</w:t>
+      </w:r>
+      <w:proofErr w:type="spellStart"/>
+      <w:r>
+        <w:rPr>
+          <w:rFonts w:ascii="Times New Roman" w:hAnsi="Times New Roman" w:cs="Times New Roman"/>
+          <w:sz w:val="28"/>
+          <w:szCs w:val="28"/>
+          <w:lang w:val="vi-VN"/>
+        </w:rPr>
+        <w:t>overlap</w:t>
+      </w:r>
+      <w:proofErr w:type="spellEnd"/>
+      <w:r>
+        <w:rPr>
+          <w:rFonts w:ascii="Times New Roman" w:hAnsi="Times New Roman" w:cs="Times New Roman"/>
+          <w:sz w:val="28"/>
+          <w:szCs w:val="28"/>
+          <w:lang w:val="vi-VN"/>
+        </w:rPr>
+        <w:t xml:space="preserve"> và </w:t>
+      </w:r>
+      <w:proofErr w:type="spellStart"/>
+      <w:r>
+        <w:rPr>
+          <w:rFonts w:ascii="Times New Roman" w:hAnsi="Times New Roman" w:cs="Times New Roman"/>
+          <w:sz w:val="28"/>
+          <w:szCs w:val="28"/>
+          <w:lang w:val="vi-VN"/>
+        </w:rPr>
+        <w:t>race-through</w:t>
+      </w:r>
+      <w:proofErr w:type="spellEnd"/>
+      <w:r>
+        <w:rPr>
+          <w:rFonts w:ascii="Times New Roman" w:hAnsi="Times New Roman" w:cs="Times New Roman"/>
+          <w:sz w:val="28"/>
+          <w:szCs w:val="28"/>
+          <w:lang w:val="vi-VN"/>
+        </w:rPr>
+        <w:t xml:space="preserve"> của D </w:t>
+      </w:r>
+      <w:proofErr w:type="spellStart"/>
+      <w:r>
+        <w:rPr>
+          <w:rFonts w:ascii="Times New Roman" w:hAnsi="Times New Roman" w:cs="Times New Roman"/>
+          <w:sz w:val="28"/>
+          <w:szCs w:val="28"/>
+          <w:lang w:val="vi-VN"/>
+        </w:rPr>
+        <w:t>Flip-Flop</w:t>
+      </w:r>
+      <w:proofErr w:type="spellEnd"/>
+      <w:r>
+        <w:rPr>
+          <w:rFonts w:ascii="Times New Roman" w:hAnsi="Times New Roman" w:cs="Times New Roman"/>
+          <w:sz w:val="28"/>
+          <w:szCs w:val="28"/>
+          <w:lang w:val="vi-VN"/>
+        </w:rPr>
+        <w:t>.</w:t>
       </w:r>
     </w:p>
     <w:p>
@@ -944,7 +3728,7 @@
         </w:rPr>
         <w:lastRenderedPageBreak/>
         <w:drawing>
-          <wp:inline distT="0" distB="0" distL="0" distR="0" wp14:anchorId="37EF2AD7" wp14:editId="439EB5AF">
+          <wp:inline distT="0" distB="0" distL="0" distR="0" wp14:anchorId="37EF2AD7" wp14:editId="0F8D1D12">
             <wp:extent cx="5943600" cy="2609215"/>
             <wp:effectExtent l="0" t="0" r="0" b="635"/>
             <wp:docPr id="863614760" name="Hình ảnh 1"/>
@@ -961,7 +3745,7 @@
                     </pic:cNvPicPr>
                   </pic:nvPicPr>
                   <pic:blipFill>
-                    <a:blip r:embed="rId11" cstate="print">
+                    <a:blip r:embed="rId10" cstate="print">
                       <a:extLst>
                         <a:ext uri="{28A0092B-C50C-407E-A947-70E740481C1C}">
                           <a14:useLocalDpi xmlns:a14="http://schemas.microsoft.com/office/drawing/2010/main" val="0"/>
@@ -1009,7 +3793,167 @@
           <w:szCs w:val="28"/>
           <w:lang w:val="vi-VN"/>
         </w:rPr>
-        <w:t>Hình 6.6.1. Schematic testbench khảo sát clock skew giữa latch Master và latch Slave.</w:t>
+        <w:t xml:space="preserve">Hình 6.6.1. </w:t>
+      </w:r>
+      <w:proofErr w:type="spellStart"/>
+      <w:r>
+        <w:rPr>
+          <w:rFonts w:ascii="Times New Roman" w:hAnsi="Times New Roman" w:cs="Times New Roman"/>
+          <w:sz w:val="28"/>
+          <w:szCs w:val="28"/>
+          <w:lang w:val="vi-VN"/>
+        </w:rPr>
+        <w:t>Schematic</w:t>
+      </w:r>
+      <w:proofErr w:type="spellEnd"/>
+      <w:r>
+        <w:rPr>
+          <w:rFonts w:ascii="Times New Roman" w:hAnsi="Times New Roman" w:cs="Times New Roman"/>
+          <w:sz w:val="28"/>
+          <w:szCs w:val="28"/>
+          <w:lang w:val="vi-VN"/>
+        </w:rPr>
+        <w:t xml:space="preserve"> </w:t>
+      </w:r>
+      <w:proofErr w:type="spellStart"/>
+      <w:r>
+        <w:rPr>
+          <w:rFonts w:ascii="Times New Roman" w:hAnsi="Times New Roman" w:cs="Times New Roman"/>
+          <w:sz w:val="28"/>
+          <w:szCs w:val="28"/>
+          <w:lang w:val="vi-VN"/>
+        </w:rPr>
+        <w:t>testbench</w:t>
+      </w:r>
+      <w:proofErr w:type="spellEnd"/>
+      <w:r>
+        <w:rPr>
+          <w:rFonts w:ascii="Times New Roman" w:hAnsi="Times New Roman" w:cs="Times New Roman"/>
+          <w:sz w:val="28"/>
+          <w:szCs w:val="28"/>
+          <w:lang w:val="vi-VN"/>
+        </w:rPr>
+        <w:t xml:space="preserve"> khảo sát </w:t>
+      </w:r>
+      <w:proofErr w:type="spellStart"/>
+      <w:r>
+        <w:rPr>
+          <w:rFonts w:ascii="Times New Roman" w:hAnsi="Times New Roman" w:cs="Times New Roman"/>
+          <w:sz w:val="28"/>
+          <w:szCs w:val="28"/>
+          <w:lang w:val="vi-VN"/>
+        </w:rPr>
+        <w:t>clock</w:t>
+      </w:r>
+      <w:proofErr w:type="spellEnd"/>
+      <w:r>
+        <w:rPr>
+          <w:rFonts w:ascii="Times New Roman" w:hAnsi="Times New Roman" w:cs="Times New Roman"/>
+          <w:sz w:val="28"/>
+          <w:szCs w:val="28"/>
+          <w:lang w:val="vi-VN"/>
+        </w:rPr>
+        <w:t xml:space="preserve"> </w:t>
+      </w:r>
+      <w:proofErr w:type="spellStart"/>
+      <w:r>
+        <w:rPr>
+          <w:rFonts w:ascii="Times New Roman" w:hAnsi="Times New Roman" w:cs="Times New Roman"/>
+          <w:sz w:val="28"/>
+          <w:szCs w:val="28"/>
+          <w:lang w:val="vi-VN"/>
+        </w:rPr>
+        <w:t>skew</w:t>
+      </w:r>
+      <w:proofErr w:type="spellEnd"/>
+      <w:r>
+        <w:rPr>
+          <w:rFonts w:ascii="Times New Roman" w:hAnsi="Times New Roman" w:cs="Times New Roman"/>
+          <w:sz w:val="28"/>
+          <w:szCs w:val="28"/>
+          <w:lang w:val="vi-VN"/>
+        </w:rPr>
+        <w:t xml:space="preserve"> giữa </w:t>
+      </w:r>
+      <w:proofErr w:type="spellStart"/>
+      <w:r>
+        <w:rPr>
+          <w:rFonts w:ascii="Times New Roman" w:hAnsi="Times New Roman" w:cs="Times New Roman"/>
+          <w:sz w:val="28"/>
+          <w:szCs w:val="28"/>
+          <w:lang w:val="vi-VN"/>
+        </w:rPr>
+        <w:t>latch</w:t>
+      </w:r>
+      <w:proofErr w:type="spellEnd"/>
+      <w:r>
+        <w:rPr>
+          <w:rFonts w:ascii="Times New Roman" w:hAnsi="Times New Roman" w:cs="Times New Roman"/>
+          <w:sz w:val="28"/>
+          <w:szCs w:val="28"/>
+          <w:lang w:val="vi-VN"/>
+        </w:rPr>
+        <w:t xml:space="preserve"> </w:t>
+      </w:r>
+      <w:proofErr w:type="spellStart"/>
+      <w:r>
+        <w:rPr>
+          <w:rFonts w:ascii="Times New Roman" w:hAnsi="Times New Roman" w:cs="Times New Roman"/>
+          <w:sz w:val="28"/>
+          <w:szCs w:val="28"/>
+          <w:lang w:val="vi-VN"/>
+        </w:rPr>
+        <w:t>Master</w:t>
+      </w:r>
+      <w:proofErr w:type="spellEnd"/>
+      <w:r>
+        <w:rPr>
+          <w:rFonts w:ascii="Times New Roman" w:hAnsi="Times New Roman" w:cs="Times New Roman"/>
+          <w:sz w:val="28"/>
+          <w:szCs w:val="28"/>
+          <w:lang w:val="vi-VN"/>
+        </w:rPr>
+        <w:t xml:space="preserve"> và </w:t>
+      </w:r>
+      <w:proofErr w:type="spellStart"/>
+      <w:r>
+        <w:rPr>
+          <w:rFonts w:ascii="Times New Roman" w:hAnsi="Times New Roman" w:cs="Times New Roman"/>
+          <w:sz w:val="28"/>
+          <w:szCs w:val="28"/>
+          <w:lang w:val="vi-VN"/>
+        </w:rPr>
+        <w:t>latch</w:t>
+      </w:r>
+      <w:proofErr w:type="spellEnd"/>
+      <w:r>
+        <w:rPr>
+          <w:rFonts w:ascii="Times New Roman" w:hAnsi="Times New Roman" w:cs="Times New Roman"/>
+          <w:sz w:val="28"/>
+          <w:szCs w:val="28"/>
+          <w:lang w:val="vi-VN"/>
+        </w:rPr>
+        <w:t xml:space="preserve"> </w:t>
+      </w:r>
+      <w:proofErr w:type="spellStart"/>
+      <w:r>
+        <w:rPr>
+          <w:rFonts w:ascii="Times New Roman" w:hAnsi="Times New Roman" w:cs="Times New Roman"/>
+          <w:sz w:val="28"/>
+          <w:szCs w:val="28"/>
+          <w:lang w:val="vi-VN"/>
+        </w:rPr>
+        <w:t>Slave</w:t>
+      </w:r>
+      <w:proofErr w:type="spellEnd"/>
+      <w:r>
+        <w:rPr>
+          <w:rFonts w:ascii="Times New Roman" w:hAnsi="Times New Roman" w:cs="Times New Roman"/>
+          <w:sz w:val="28"/>
+          <w:szCs w:val="28"/>
+          <w:lang w:val="vi-VN"/>
+        </w:rPr>
+        <w:t>.</w:t>
       </w:r>
     </w:p>
     <w:p>
@@ -1045,7 +3989,7 @@
                     <pic:cNvPicPr/>
                   </pic:nvPicPr>
                   <pic:blipFill>
-                    <a:blip r:embed="rId12"/>
+                    <a:blip r:embed="rId11"/>
                     <a:stretch>
                       <a:fillRect/>
                     </a:stretch>
@@ -1082,7 +4026,87 @@
           <w:szCs w:val="28"/>
           <w:lang w:val="vi-VN"/>
         </w:rPr>
-        <w:t>Hình 6.6.2. Cấu hình nguồn clock Master/Slave và tham số DelaySlave.</w:t>
+        <w:t xml:space="preserve">Hình 6.6.2. Cấu hình nguồn </w:t>
+      </w:r>
+      <w:proofErr w:type="spellStart"/>
+      <w:r>
+        <w:rPr>
+          <w:rFonts w:ascii="Times New Roman" w:hAnsi="Times New Roman" w:cs="Times New Roman"/>
+          <w:sz w:val="28"/>
+          <w:szCs w:val="28"/>
+          <w:lang w:val="vi-VN"/>
+        </w:rPr>
+        <w:t>clock</w:t>
+      </w:r>
+      <w:proofErr w:type="spellEnd"/>
+      <w:r>
+        <w:rPr>
+          <w:rFonts w:ascii="Times New Roman" w:hAnsi="Times New Roman" w:cs="Times New Roman"/>
+          <w:sz w:val="28"/>
+          <w:szCs w:val="28"/>
+          <w:lang w:val="vi-VN"/>
+        </w:rPr>
+        <w:t xml:space="preserve"> </w:t>
+      </w:r>
+      <w:proofErr w:type="spellStart"/>
+      <w:r>
+        <w:rPr>
+          <w:rFonts w:ascii="Times New Roman" w:hAnsi="Times New Roman" w:cs="Times New Roman"/>
+          <w:sz w:val="28"/>
+          <w:szCs w:val="28"/>
+          <w:lang w:val="vi-VN"/>
+        </w:rPr>
+        <w:t>Master</w:t>
+      </w:r>
+      <w:proofErr w:type="spellEnd"/>
+      <w:r>
+        <w:rPr>
+          <w:rFonts w:ascii="Times New Roman" w:hAnsi="Times New Roman" w:cs="Times New Roman"/>
+          <w:sz w:val="28"/>
+          <w:szCs w:val="28"/>
+          <w:lang w:val="vi-VN"/>
+        </w:rPr>
+        <w:t>/</w:t>
+      </w:r>
+      <w:proofErr w:type="spellStart"/>
+      <w:r>
+        <w:rPr>
+          <w:rFonts w:ascii="Times New Roman" w:hAnsi="Times New Roman" w:cs="Times New Roman"/>
+          <w:sz w:val="28"/>
+          <w:szCs w:val="28"/>
+          <w:lang w:val="vi-VN"/>
+        </w:rPr>
+        <w:t>Slave</w:t>
+      </w:r>
+      <w:proofErr w:type="spellEnd"/>
+      <w:r>
+        <w:rPr>
+          <w:rFonts w:ascii="Times New Roman" w:hAnsi="Times New Roman" w:cs="Times New Roman"/>
+          <w:sz w:val="28"/>
+          <w:szCs w:val="28"/>
+          <w:lang w:val="vi-VN"/>
+        </w:rPr>
+        <w:t xml:space="preserve"> và tham số </w:t>
+      </w:r>
+      <w:proofErr w:type="spellStart"/>
+      <w:r>
+        <w:rPr>
+          <w:rFonts w:ascii="Times New Roman" w:hAnsi="Times New Roman" w:cs="Times New Roman"/>
+          <w:sz w:val="28"/>
+          <w:szCs w:val="28"/>
+          <w:lang w:val="vi-VN"/>
+        </w:rPr>
+        <w:t>DelaySlave</w:t>
+      </w:r>
+      <w:proofErr w:type="spellEnd"/>
+      <w:r>
+        <w:rPr>
+          <w:rFonts w:ascii="Times New Roman" w:hAnsi="Times New Roman" w:cs="Times New Roman"/>
+          <w:sz w:val="28"/>
+          <w:szCs w:val="28"/>
+          <w:lang w:val="vi-VN"/>
+        </w:rPr>
+        <w:t>.</w:t>
       </w:r>
     </w:p>
     <w:p>
@@ -1101,7 +4125,287 @@
           <w:szCs w:val="28"/>
           <w:lang w:val="vi-VN"/>
         </w:rPr>
-        <w:t>Trong testbench, tper và pw lần lượt là chu kỳ và độ rộng xung của clock Master/Slave; t là thời gian rise/fall của clock và ngõ vào D. Tham số DelaySlave được thay đổi để tạo ra độ lệch giữa hai latch, từ đó kiểm tra vùng non-overlap và điều kiện gây race condition.</w:t>
+        <w:t xml:space="preserve">Trong </w:t>
+      </w:r>
+      <w:proofErr w:type="spellStart"/>
+      <w:r>
+        <w:rPr>
+          <w:rFonts w:ascii="Times New Roman" w:hAnsi="Times New Roman" w:cs="Times New Roman"/>
+          <w:sz w:val="28"/>
+          <w:szCs w:val="28"/>
+          <w:lang w:val="vi-VN"/>
+        </w:rPr>
+        <w:t>testbench</w:t>
+      </w:r>
+      <w:proofErr w:type="spellEnd"/>
+      <w:r>
+        <w:rPr>
+          <w:rFonts w:ascii="Times New Roman" w:hAnsi="Times New Roman" w:cs="Times New Roman"/>
+          <w:sz w:val="28"/>
+          <w:szCs w:val="28"/>
+          <w:lang w:val="vi-VN"/>
+        </w:rPr>
+        <w:t xml:space="preserve">, </w:t>
+      </w:r>
+      <w:proofErr w:type="spellStart"/>
+      <w:r>
+        <w:rPr>
+          <w:rFonts w:ascii="Times New Roman" w:hAnsi="Times New Roman" w:cs="Times New Roman"/>
+          <w:sz w:val="28"/>
+          <w:szCs w:val="28"/>
+          <w:lang w:val="vi-VN"/>
+        </w:rPr>
+        <w:t>tper</w:t>
+      </w:r>
+      <w:proofErr w:type="spellEnd"/>
+      <w:r>
+        <w:rPr>
+          <w:rFonts w:ascii="Times New Roman" w:hAnsi="Times New Roman" w:cs="Times New Roman"/>
+          <w:sz w:val="28"/>
+          <w:szCs w:val="28"/>
+          <w:lang w:val="vi-VN"/>
+        </w:rPr>
+        <w:t xml:space="preserve"> và </w:t>
+      </w:r>
+      <w:proofErr w:type="spellStart"/>
+      <w:r>
+        <w:rPr>
+          <w:rFonts w:ascii="Times New Roman" w:hAnsi="Times New Roman" w:cs="Times New Roman"/>
+          <w:sz w:val="28"/>
+          <w:szCs w:val="28"/>
+          <w:lang w:val="vi-VN"/>
+        </w:rPr>
+        <w:t>pw</w:t>
+      </w:r>
+      <w:proofErr w:type="spellEnd"/>
+      <w:r>
+        <w:rPr>
+          <w:rFonts w:ascii="Times New Roman" w:hAnsi="Times New Roman" w:cs="Times New Roman"/>
+          <w:sz w:val="28"/>
+          <w:szCs w:val="28"/>
+          <w:lang w:val="vi-VN"/>
+        </w:rPr>
+        <w:t xml:space="preserve"> lần lượt là chu kỳ và độ rộng xung của </w:t>
+      </w:r>
+      <w:proofErr w:type="spellStart"/>
+      <w:r>
+        <w:rPr>
+          <w:rFonts w:ascii="Times New Roman" w:hAnsi="Times New Roman" w:cs="Times New Roman"/>
+          <w:sz w:val="28"/>
+          <w:szCs w:val="28"/>
+          <w:lang w:val="vi-VN"/>
+        </w:rPr>
+        <w:t>clock</w:t>
+      </w:r>
+      <w:proofErr w:type="spellEnd"/>
+      <w:r>
+        <w:rPr>
+          <w:rFonts w:ascii="Times New Roman" w:hAnsi="Times New Roman" w:cs="Times New Roman"/>
+          <w:sz w:val="28"/>
+          <w:szCs w:val="28"/>
+          <w:lang w:val="vi-VN"/>
+        </w:rPr>
+        <w:t xml:space="preserve"> </w:t>
+      </w:r>
+      <w:proofErr w:type="spellStart"/>
+      <w:r>
+        <w:rPr>
+          <w:rFonts w:ascii="Times New Roman" w:hAnsi="Times New Roman" w:cs="Times New Roman"/>
+          <w:sz w:val="28"/>
+          <w:szCs w:val="28"/>
+          <w:lang w:val="vi-VN"/>
+        </w:rPr>
+        <w:t>Master</w:t>
+      </w:r>
+      <w:proofErr w:type="spellEnd"/>
+      <w:r>
+        <w:rPr>
+          <w:rFonts w:ascii="Times New Roman" w:hAnsi="Times New Roman" w:cs="Times New Roman"/>
+          <w:sz w:val="28"/>
+          <w:szCs w:val="28"/>
+          <w:lang w:val="vi-VN"/>
+        </w:rPr>
+        <w:t>/</w:t>
+      </w:r>
+      <w:proofErr w:type="spellStart"/>
+      <w:r>
+        <w:rPr>
+          <w:rFonts w:ascii="Times New Roman" w:hAnsi="Times New Roman" w:cs="Times New Roman"/>
+          <w:sz w:val="28"/>
+          <w:szCs w:val="28"/>
+          <w:lang w:val="vi-VN"/>
+        </w:rPr>
+        <w:t>Slave</w:t>
+      </w:r>
+      <w:proofErr w:type="spellEnd"/>
+      <w:r>
+        <w:rPr>
+          <w:rFonts w:ascii="Times New Roman" w:hAnsi="Times New Roman" w:cs="Times New Roman"/>
+          <w:sz w:val="28"/>
+          <w:szCs w:val="28"/>
+          <w:lang w:val="vi-VN"/>
+        </w:rPr>
+        <w:t xml:space="preserve">; t là thời gian </w:t>
+      </w:r>
+      <w:proofErr w:type="spellStart"/>
+      <w:r>
+        <w:rPr>
+          <w:rFonts w:ascii="Times New Roman" w:hAnsi="Times New Roman" w:cs="Times New Roman"/>
+          <w:sz w:val="28"/>
+          <w:szCs w:val="28"/>
+          <w:lang w:val="vi-VN"/>
+        </w:rPr>
+        <w:t>rise</w:t>
+      </w:r>
+      <w:proofErr w:type="spellEnd"/>
+      <w:r>
+        <w:rPr>
+          <w:rFonts w:ascii="Times New Roman" w:hAnsi="Times New Roman" w:cs="Times New Roman"/>
+          <w:sz w:val="28"/>
+          <w:szCs w:val="28"/>
+          <w:lang w:val="vi-VN"/>
+        </w:rPr>
+        <w:t>/</w:t>
+      </w:r>
+      <w:proofErr w:type="spellStart"/>
+      <w:r>
+        <w:rPr>
+          <w:rFonts w:ascii="Times New Roman" w:hAnsi="Times New Roman" w:cs="Times New Roman"/>
+          <w:sz w:val="28"/>
+          <w:szCs w:val="28"/>
+          <w:lang w:val="vi-VN"/>
+        </w:rPr>
+        <w:t>fall</w:t>
+      </w:r>
+      <w:proofErr w:type="spellEnd"/>
+      <w:r>
+        <w:rPr>
+          <w:rFonts w:ascii="Times New Roman" w:hAnsi="Times New Roman" w:cs="Times New Roman"/>
+          <w:sz w:val="28"/>
+          <w:szCs w:val="28"/>
+          <w:lang w:val="vi-VN"/>
+        </w:rPr>
+        <w:t xml:space="preserve"> của </w:t>
+      </w:r>
+      <w:proofErr w:type="spellStart"/>
+      <w:r>
+        <w:rPr>
+          <w:rFonts w:ascii="Times New Roman" w:hAnsi="Times New Roman" w:cs="Times New Roman"/>
+          <w:sz w:val="28"/>
+          <w:szCs w:val="28"/>
+          <w:lang w:val="vi-VN"/>
+        </w:rPr>
+        <w:t>clock</w:t>
+      </w:r>
+      <w:proofErr w:type="spellEnd"/>
+      <w:r>
+        <w:rPr>
+          <w:rFonts w:ascii="Times New Roman" w:hAnsi="Times New Roman" w:cs="Times New Roman"/>
+          <w:sz w:val="28"/>
+          <w:szCs w:val="28"/>
+          <w:lang w:val="vi-VN"/>
+        </w:rPr>
+        <w:t xml:space="preserve"> và ngõ vào D. Tham số </w:t>
+      </w:r>
+      <w:proofErr w:type="spellStart"/>
+      <w:r>
+        <w:rPr>
+          <w:rFonts w:ascii="Times New Roman" w:hAnsi="Times New Roman" w:cs="Times New Roman"/>
+          <w:sz w:val="28"/>
+          <w:szCs w:val="28"/>
+          <w:lang w:val="vi-VN"/>
+        </w:rPr>
+        <w:t>DelaySlave</w:t>
+      </w:r>
+      <w:proofErr w:type="spellEnd"/>
+      <w:r>
+        <w:rPr>
+          <w:rFonts w:ascii="Times New Roman" w:hAnsi="Times New Roman" w:cs="Times New Roman"/>
+          <w:sz w:val="28"/>
+          <w:szCs w:val="28"/>
+          <w:lang w:val="vi-VN"/>
+        </w:rPr>
+        <w:t xml:space="preserve"> được thay đổi để tạo ra độ lệch giữa hai </w:t>
+      </w:r>
+      <w:proofErr w:type="spellStart"/>
+      <w:r>
+        <w:rPr>
+          <w:rFonts w:ascii="Times New Roman" w:hAnsi="Times New Roman" w:cs="Times New Roman"/>
+          <w:sz w:val="28"/>
+          <w:szCs w:val="28"/>
+          <w:lang w:val="vi-VN"/>
+        </w:rPr>
+        <w:t>latch</w:t>
+      </w:r>
+      <w:proofErr w:type="spellEnd"/>
+      <w:r>
+        <w:rPr>
+          <w:rFonts w:ascii="Times New Roman" w:hAnsi="Times New Roman" w:cs="Times New Roman"/>
+          <w:sz w:val="28"/>
+          <w:szCs w:val="28"/>
+          <w:lang w:val="vi-VN"/>
+        </w:rPr>
+        <w:t>, từ đó kiểm tra vùng non-</w:t>
+      </w:r>
+      <w:proofErr w:type="spellStart"/>
+      <w:r>
+        <w:rPr>
+          <w:rFonts w:ascii="Times New Roman" w:hAnsi="Times New Roman" w:cs="Times New Roman"/>
+          <w:sz w:val="28"/>
+          <w:szCs w:val="28"/>
+          <w:lang w:val="vi-VN"/>
+        </w:rPr>
+        <w:t>overlap</w:t>
+      </w:r>
+      <w:proofErr w:type="spellEnd"/>
+      <w:r>
+        <w:rPr>
+          <w:rFonts w:ascii="Times New Roman" w:hAnsi="Times New Roman" w:cs="Times New Roman"/>
+          <w:sz w:val="28"/>
+          <w:szCs w:val="28"/>
+          <w:lang w:val="vi-VN"/>
+        </w:rPr>
+        <w:t xml:space="preserve"> và điều kiện gây </w:t>
+      </w:r>
+      <w:proofErr w:type="spellStart"/>
+      <w:r>
+        <w:rPr>
+          <w:rFonts w:ascii="Times New Roman" w:hAnsi="Times New Roman" w:cs="Times New Roman"/>
+          <w:sz w:val="28"/>
+          <w:szCs w:val="28"/>
+          <w:lang w:val="vi-VN"/>
+        </w:rPr>
+        <w:t>race</w:t>
+      </w:r>
+      <w:proofErr w:type="spellEnd"/>
+      <w:r>
+        <w:rPr>
+          <w:rFonts w:ascii="Times New Roman" w:hAnsi="Times New Roman" w:cs="Times New Roman"/>
+          <w:sz w:val="28"/>
+          <w:szCs w:val="28"/>
+          <w:lang w:val="vi-VN"/>
+        </w:rPr>
+        <w:t xml:space="preserve"> </w:t>
+      </w:r>
+      <w:proofErr w:type="spellStart"/>
+      <w:r>
+        <w:rPr>
+          <w:rFonts w:ascii="Times New Roman" w:hAnsi="Times New Roman" w:cs="Times New Roman"/>
+          <w:sz w:val="28"/>
+          <w:szCs w:val="28"/>
+          <w:lang w:val="vi-VN"/>
+        </w:rPr>
+        <w:t>condition</w:t>
+      </w:r>
+      <w:proofErr w:type="spellEnd"/>
+      <w:r>
+        <w:rPr>
+          <w:rFonts w:ascii="Times New Roman" w:hAnsi="Times New Roman" w:cs="Times New Roman"/>
+          <w:sz w:val="28"/>
+          <w:szCs w:val="28"/>
+          <w:lang w:val="vi-VN"/>
+        </w:rPr>
+        <w:t>.</w:t>
       </w:r>
     </w:p>
     <w:p>
@@ -1207,7 +4511,7 @@
                     <pic:cNvPicPr/>
                   </pic:nvPicPr>
                   <pic:blipFill>
-                    <a:blip r:embed="rId13"/>
+                    <a:blip r:embed="rId12"/>
                     <a:stretch>
                       <a:fillRect/>
                     </a:stretch>
@@ -1244,7 +4548,107 @@
           <w:szCs w:val="28"/>
           <w:lang w:val="vi-VN"/>
         </w:rPr>
-        <w:t>Hình 6.6.3. Race-through khi DelaySlave = 0.6 ns: slave mở sớm làm hai latch cùng trong suốt.</w:t>
+        <w:t xml:space="preserve">Hình 6.6.3. </w:t>
+      </w:r>
+      <w:proofErr w:type="spellStart"/>
+      <w:r>
+        <w:rPr>
+          <w:rFonts w:ascii="Times New Roman" w:hAnsi="Times New Roman" w:cs="Times New Roman"/>
+          <w:sz w:val="28"/>
+          <w:szCs w:val="28"/>
+          <w:lang w:val="vi-VN"/>
+        </w:rPr>
+        <w:t>Race-through</w:t>
+      </w:r>
+      <w:proofErr w:type="spellEnd"/>
+      <w:r>
+        <w:rPr>
+          <w:rFonts w:ascii="Times New Roman" w:hAnsi="Times New Roman" w:cs="Times New Roman"/>
+          <w:sz w:val="28"/>
+          <w:szCs w:val="28"/>
+          <w:lang w:val="vi-VN"/>
+        </w:rPr>
+        <w:t xml:space="preserve"> khi </w:t>
+      </w:r>
+      <w:proofErr w:type="spellStart"/>
+      <w:r>
+        <w:rPr>
+          <w:rFonts w:ascii="Times New Roman" w:hAnsi="Times New Roman" w:cs="Times New Roman"/>
+          <w:sz w:val="28"/>
+          <w:szCs w:val="28"/>
+          <w:lang w:val="vi-VN"/>
+        </w:rPr>
+        <w:t>DelaySlave</w:t>
+      </w:r>
+      <w:proofErr w:type="spellEnd"/>
+      <w:r>
+        <w:rPr>
+          <w:rFonts w:ascii="Times New Roman" w:hAnsi="Times New Roman" w:cs="Times New Roman"/>
+          <w:sz w:val="28"/>
+          <w:szCs w:val="28"/>
+          <w:lang w:val="vi-VN"/>
+        </w:rPr>
+        <w:t xml:space="preserve"> = 0.6 </w:t>
+      </w:r>
+      <w:proofErr w:type="spellStart"/>
+      <w:r>
+        <w:rPr>
+          <w:rFonts w:ascii="Times New Roman" w:hAnsi="Times New Roman" w:cs="Times New Roman"/>
+          <w:sz w:val="28"/>
+          <w:szCs w:val="28"/>
+          <w:lang w:val="vi-VN"/>
+        </w:rPr>
+        <w:t>ns</w:t>
+      </w:r>
+      <w:proofErr w:type="spellEnd"/>
+      <w:r>
+        <w:rPr>
+          <w:rFonts w:ascii="Times New Roman" w:hAnsi="Times New Roman" w:cs="Times New Roman"/>
+          <w:sz w:val="28"/>
+          <w:szCs w:val="28"/>
+          <w:lang w:val="vi-VN"/>
+        </w:rPr>
+        <w:t xml:space="preserve">: </w:t>
+      </w:r>
+      <w:proofErr w:type="spellStart"/>
+      <w:r>
+        <w:rPr>
+          <w:rFonts w:ascii="Times New Roman" w:hAnsi="Times New Roman" w:cs="Times New Roman"/>
+          <w:sz w:val="28"/>
+          <w:szCs w:val="28"/>
+          <w:lang w:val="vi-VN"/>
+        </w:rPr>
+        <w:t>slave</w:t>
+      </w:r>
+      <w:proofErr w:type="spellEnd"/>
+      <w:r>
+        <w:rPr>
+          <w:rFonts w:ascii="Times New Roman" w:hAnsi="Times New Roman" w:cs="Times New Roman"/>
+          <w:sz w:val="28"/>
+          <w:szCs w:val="28"/>
+          <w:lang w:val="vi-VN"/>
+        </w:rPr>
+        <w:t xml:space="preserve"> mở sớm làm hai </w:t>
+      </w:r>
+      <w:proofErr w:type="spellStart"/>
+      <w:r>
+        <w:rPr>
+          <w:rFonts w:ascii="Times New Roman" w:hAnsi="Times New Roman" w:cs="Times New Roman"/>
+          <w:sz w:val="28"/>
+          <w:szCs w:val="28"/>
+          <w:lang w:val="vi-VN"/>
+        </w:rPr>
+        <w:t>latch</w:t>
+      </w:r>
+      <w:proofErr w:type="spellEnd"/>
+      <w:r>
+        <w:rPr>
+          <w:rFonts w:ascii="Times New Roman" w:hAnsi="Times New Roman" w:cs="Times New Roman"/>
+          <w:sz w:val="28"/>
+          <w:szCs w:val="28"/>
+          <w:lang w:val="vi-VN"/>
+        </w:rPr>
+        <w:t xml:space="preserve"> cùng trong suốt.</w:t>
       </w:r>
     </w:p>
     <w:p>
@@ -1263,7 +4667,127 @@
           <w:szCs w:val="28"/>
           <w:lang w:val="vi-VN"/>
         </w:rPr>
-        <w:t>Trong trường hợp này, skew âm tạo vùng overlap khoảng 300 ps. Khi D đổi trong vùng overlap, dữ liệu có thể xuyên thẳng theo đường D -&gt; Qm -&gt; Q trong cùng một pha clock.</w:t>
+        <w:t xml:space="preserve">Trong trường hợp này, </w:t>
+      </w:r>
+      <w:proofErr w:type="spellStart"/>
+      <w:r>
+        <w:rPr>
+          <w:rFonts w:ascii="Times New Roman" w:hAnsi="Times New Roman" w:cs="Times New Roman"/>
+          <w:sz w:val="28"/>
+          <w:szCs w:val="28"/>
+          <w:lang w:val="vi-VN"/>
+        </w:rPr>
+        <w:t>skew</w:t>
+      </w:r>
+      <w:proofErr w:type="spellEnd"/>
+      <w:r>
+        <w:rPr>
+          <w:rFonts w:ascii="Times New Roman" w:hAnsi="Times New Roman" w:cs="Times New Roman"/>
+          <w:sz w:val="28"/>
+          <w:szCs w:val="28"/>
+          <w:lang w:val="vi-VN"/>
+        </w:rPr>
+        <w:t xml:space="preserve"> âm tạo vùng </w:t>
+      </w:r>
+      <w:proofErr w:type="spellStart"/>
+      <w:r>
+        <w:rPr>
+          <w:rFonts w:ascii="Times New Roman" w:hAnsi="Times New Roman" w:cs="Times New Roman"/>
+          <w:sz w:val="28"/>
+          <w:szCs w:val="28"/>
+          <w:lang w:val="vi-VN"/>
+        </w:rPr>
+        <w:t>overlap</w:t>
+      </w:r>
+      <w:proofErr w:type="spellEnd"/>
+      <w:r>
+        <w:rPr>
+          <w:rFonts w:ascii="Times New Roman" w:hAnsi="Times New Roman" w:cs="Times New Roman"/>
+          <w:sz w:val="28"/>
+          <w:szCs w:val="28"/>
+          <w:lang w:val="vi-VN"/>
+        </w:rPr>
+        <w:t xml:space="preserve"> khoảng 300 </w:t>
+      </w:r>
+      <w:proofErr w:type="spellStart"/>
+      <w:r>
+        <w:rPr>
+          <w:rFonts w:ascii="Times New Roman" w:hAnsi="Times New Roman" w:cs="Times New Roman"/>
+          <w:sz w:val="28"/>
+          <w:szCs w:val="28"/>
+          <w:lang w:val="vi-VN"/>
+        </w:rPr>
+        <w:t>ps</w:t>
+      </w:r>
+      <w:proofErr w:type="spellEnd"/>
+      <w:r>
+        <w:rPr>
+          <w:rFonts w:ascii="Times New Roman" w:hAnsi="Times New Roman" w:cs="Times New Roman"/>
+          <w:sz w:val="28"/>
+          <w:szCs w:val="28"/>
+          <w:lang w:val="vi-VN"/>
+        </w:rPr>
+        <w:t xml:space="preserve">. Khi D đổi trong vùng </w:t>
+      </w:r>
+      <w:proofErr w:type="spellStart"/>
+      <w:r>
+        <w:rPr>
+          <w:rFonts w:ascii="Times New Roman" w:hAnsi="Times New Roman" w:cs="Times New Roman"/>
+          <w:sz w:val="28"/>
+          <w:szCs w:val="28"/>
+          <w:lang w:val="vi-VN"/>
+        </w:rPr>
+        <w:t>overlap</w:t>
+      </w:r>
+      <w:proofErr w:type="spellEnd"/>
+      <w:r>
+        <w:rPr>
+          <w:rFonts w:ascii="Times New Roman" w:hAnsi="Times New Roman" w:cs="Times New Roman"/>
+          <w:sz w:val="28"/>
+          <w:szCs w:val="28"/>
+          <w:lang w:val="vi-VN"/>
+        </w:rPr>
+        <w:t xml:space="preserve">, dữ liệu có thể xuyên thẳng theo đường D -&gt; </w:t>
+      </w:r>
+      <w:proofErr w:type="spellStart"/>
+      <w:r>
+        <w:rPr>
+          <w:rFonts w:ascii="Times New Roman" w:hAnsi="Times New Roman" w:cs="Times New Roman"/>
+          <w:sz w:val="28"/>
+          <w:szCs w:val="28"/>
+          <w:lang w:val="vi-VN"/>
+        </w:rPr>
+        <w:t>Qm</w:t>
+      </w:r>
+      <w:proofErr w:type="spellEnd"/>
+      <w:r>
+        <w:rPr>
+          <w:rFonts w:ascii="Times New Roman" w:hAnsi="Times New Roman" w:cs="Times New Roman"/>
+          <w:sz w:val="28"/>
+          <w:szCs w:val="28"/>
+          <w:lang w:val="vi-VN"/>
+        </w:rPr>
+        <w:t xml:space="preserve"> -&gt; Q trong cùng một pha </w:t>
+      </w:r>
+      <w:proofErr w:type="spellStart"/>
+      <w:r>
+        <w:rPr>
+          <w:rFonts w:ascii="Times New Roman" w:hAnsi="Times New Roman" w:cs="Times New Roman"/>
+          <w:sz w:val="28"/>
+          <w:szCs w:val="28"/>
+          <w:lang w:val="vi-VN"/>
+        </w:rPr>
+        <w:t>clock</w:t>
+      </w:r>
+      <w:proofErr w:type="spellEnd"/>
+      <w:r>
+        <w:rPr>
+          <w:rFonts w:ascii="Times New Roman" w:hAnsi="Times New Roman" w:cs="Times New Roman"/>
+          <w:sz w:val="28"/>
+          <w:szCs w:val="28"/>
+          <w:lang w:val="vi-VN"/>
+        </w:rPr>
+        <w:t>.</w:t>
       </w:r>
     </w:p>
     <w:p>
@@ -1292,7 +4816,127 @@
           <w:szCs w:val="28"/>
           <w:lang w:val="vi-VN"/>
         </w:rPr>
-        <w:t>Quan sát diễn biến quanh thời điểm 2.7 ns: tại 2.6 ns, CLK_SLAVE mở nên slave trong suốt nhưng Qm và Q vẫn giữ mức 1; đến 2.7 ns, D đổi từ 1 xuống 0 ngay khi slave đang mở; tới</w:t>
+        <w:t xml:space="preserve">Quan sát diễn biến quanh thời điểm 2.7 </w:t>
+      </w:r>
+      <w:proofErr w:type="spellStart"/>
+      <w:r>
+        <w:rPr>
+          <w:rFonts w:ascii="Times New Roman" w:hAnsi="Times New Roman" w:cs="Times New Roman"/>
+          <w:sz w:val="28"/>
+          <w:szCs w:val="28"/>
+          <w:lang w:val="vi-VN"/>
+        </w:rPr>
+        <w:t>ns</w:t>
+      </w:r>
+      <w:proofErr w:type="spellEnd"/>
+      <w:r>
+        <w:rPr>
+          <w:rFonts w:ascii="Times New Roman" w:hAnsi="Times New Roman" w:cs="Times New Roman"/>
+          <w:sz w:val="28"/>
+          <w:szCs w:val="28"/>
+          <w:lang w:val="vi-VN"/>
+        </w:rPr>
+        <w:t xml:space="preserve">: tại 2.6 </w:t>
+      </w:r>
+      <w:proofErr w:type="spellStart"/>
+      <w:r>
+        <w:rPr>
+          <w:rFonts w:ascii="Times New Roman" w:hAnsi="Times New Roman" w:cs="Times New Roman"/>
+          <w:sz w:val="28"/>
+          <w:szCs w:val="28"/>
+          <w:lang w:val="vi-VN"/>
+        </w:rPr>
+        <w:t>ns</w:t>
+      </w:r>
+      <w:proofErr w:type="spellEnd"/>
+      <w:r>
+        <w:rPr>
+          <w:rFonts w:ascii="Times New Roman" w:hAnsi="Times New Roman" w:cs="Times New Roman"/>
+          <w:sz w:val="28"/>
+          <w:szCs w:val="28"/>
+          <w:lang w:val="vi-VN"/>
+        </w:rPr>
+        <w:t xml:space="preserve">, CLK_SLAVE mở nên </w:t>
+      </w:r>
+      <w:proofErr w:type="spellStart"/>
+      <w:r>
+        <w:rPr>
+          <w:rFonts w:ascii="Times New Roman" w:hAnsi="Times New Roman" w:cs="Times New Roman"/>
+          <w:sz w:val="28"/>
+          <w:szCs w:val="28"/>
+          <w:lang w:val="vi-VN"/>
+        </w:rPr>
+        <w:t>slave</w:t>
+      </w:r>
+      <w:proofErr w:type="spellEnd"/>
+      <w:r>
+        <w:rPr>
+          <w:rFonts w:ascii="Times New Roman" w:hAnsi="Times New Roman" w:cs="Times New Roman"/>
+          <w:sz w:val="28"/>
+          <w:szCs w:val="28"/>
+          <w:lang w:val="vi-VN"/>
+        </w:rPr>
+        <w:t xml:space="preserve"> trong suốt nhưng </w:t>
+      </w:r>
+      <w:proofErr w:type="spellStart"/>
+      <w:r>
+        <w:rPr>
+          <w:rFonts w:ascii="Times New Roman" w:hAnsi="Times New Roman" w:cs="Times New Roman"/>
+          <w:sz w:val="28"/>
+          <w:szCs w:val="28"/>
+          <w:lang w:val="vi-VN"/>
+        </w:rPr>
+        <w:t>Qm</w:t>
+      </w:r>
+      <w:proofErr w:type="spellEnd"/>
+      <w:r>
+        <w:rPr>
+          <w:rFonts w:ascii="Times New Roman" w:hAnsi="Times New Roman" w:cs="Times New Roman"/>
+          <w:sz w:val="28"/>
+          <w:szCs w:val="28"/>
+          <w:lang w:val="vi-VN"/>
+        </w:rPr>
+        <w:t xml:space="preserve"> và Q vẫn giữ mức 1; đến 2.7 </w:t>
+      </w:r>
+      <w:proofErr w:type="spellStart"/>
+      <w:r>
+        <w:rPr>
+          <w:rFonts w:ascii="Times New Roman" w:hAnsi="Times New Roman" w:cs="Times New Roman"/>
+          <w:sz w:val="28"/>
+          <w:szCs w:val="28"/>
+          <w:lang w:val="vi-VN"/>
+        </w:rPr>
+        <w:t>ns</w:t>
+      </w:r>
+      <w:proofErr w:type="spellEnd"/>
+      <w:r>
+        <w:rPr>
+          <w:rFonts w:ascii="Times New Roman" w:hAnsi="Times New Roman" w:cs="Times New Roman"/>
+          <w:sz w:val="28"/>
+          <w:szCs w:val="28"/>
+          <w:lang w:val="vi-VN"/>
+        </w:rPr>
+        <w:t xml:space="preserve">, D đổi từ 1 xuống 0 ngay khi </w:t>
+      </w:r>
+      <w:proofErr w:type="spellStart"/>
+      <w:r>
+        <w:rPr>
+          <w:rFonts w:ascii="Times New Roman" w:hAnsi="Times New Roman" w:cs="Times New Roman"/>
+          <w:sz w:val="28"/>
+          <w:szCs w:val="28"/>
+          <w:lang w:val="vi-VN"/>
+        </w:rPr>
+        <w:t>slave</w:t>
+      </w:r>
+      <w:proofErr w:type="spellEnd"/>
+      <w:r>
+        <w:rPr>
+          <w:rFonts w:ascii="Times New Roman" w:hAnsi="Times New Roman" w:cs="Times New Roman"/>
+          <w:sz w:val="28"/>
+          <w:szCs w:val="28"/>
+          <w:lang w:val="vi-VN"/>
+        </w:rPr>
+        <w:t xml:space="preserve"> đang mở; tới</w:t>
       </w:r>
       <w:r>
         <w:rPr>
@@ -1310,7 +4954,107 @@
           <w:szCs w:val="28"/>
           <w:lang w:val="vi-VN"/>
         </w:rPr>
-        <w:t>2.92 ns, CLK_MASTER mở trong khi slave vẫn chưa đóng, làm hai latch cùng trong suốt và giá trị D=0 xuyên thẳng theo đường D→Qm→Q. Hệ quả là Qm và Q rớt xuống gần như đồng thời</w:t>
+        <w:t xml:space="preserve">2.92 </w:t>
+      </w:r>
+      <w:proofErr w:type="spellStart"/>
+      <w:r>
+        <w:rPr>
+          <w:rFonts w:ascii="Times New Roman" w:hAnsi="Times New Roman" w:cs="Times New Roman"/>
+          <w:sz w:val="28"/>
+          <w:szCs w:val="28"/>
+          <w:lang w:val="vi-VN"/>
+        </w:rPr>
+        <w:t>ns</w:t>
+      </w:r>
+      <w:proofErr w:type="spellEnd"/>
+      <w:r>
+        <w:rPr>
+          <w:rFonts w:ascii="Times New Roman" w:hAnsi="Times New Roman" w:cs="Times New Roman"/>
+          <w:sz w:val="28"/>
+          <w:szCs w:val="28"/>
+          <w:lang w:val="vi-VN"/>
+        </w:rPr>
+        <w:t xml:space="preserve">, CLK_MASTER mở trong khi </w:t>
+      </w:r>
+      <w:proofErr w:type="spellStart"/>
+      <w:r>
+        <w:rPr>
+          <w:rFonts w:ascii="Times New Roman" w:hAnsi="Times New Roman" w:cs="Times New Roman"/>
+          <w:sz w:val="28"/>
+          <w:szCs w:val="28"/>
+          <w:lang w:val="vi-VN"/>
+        </w:rPr>
+        <w:t>slave</w:t>
+      </w:r>
+      <w:proofErr w:type="spellEnd"/>
+      <w:r>
+        <w:rPr>
+          <w:rFonts w:ascii="Times New Roman" w:hAnsi="Times New Roman" w:cs="Times New Roman"/>
+          <w:sz w:val="28"/>
+          <w:szCs w:val="28"/>
+          <w:lang w:val="vi-VN"/>
+        </w:rPr>
+        <w:t xml:space="preserve"> vẫn chưa đóng, làm hai </w:t>
+      </w:r>
+      <w:proofErr w:type="spellStart"/>
+      <w:r>
+        <w:rPr>
+          <w:rFonts w:ascii="Times New Roman" w:hAnsi="Times New Roman" w:cs="Times New Roman"/>
+          <w:sz w:val="28"/>
+          <w:szCs w:val="28"/>
+          <w:lang w:val="vi-VN"/>
+        </w:rPr>
+        <w:t>latch</w:t>
+      </w:r>
+      <w:proofErr w:type="spellEnd"/>
+      <w:r>
+        <w:rPr>
+          <w:rFonts w:ascii="Times New Roman" w:hAnsi="Times New Roman" w:cs="Times New Roman"/>
+          <w:sz w:val="28"/>
+          <w:szCs w:val="28"/>
+          <w:lang w:val="vi-VN"/>
+        </w:rPr>
+        <w:t xml:space="preserve"> cùng trong suốt và giá trị D=0 xuyên thẳng theo đường </w:t>
+      </w:r>
+      <w:proofErr w:type="spellStart"/>
+      <w:r>
+        <w:rPr>
+          <w:rFonts w:ascii="Times New Roman" w:hAnsi="Times New Roman" w:cs="Times New Roman"/>
+          <w:sz w:val="28"/>
+          <w:szCs w:val="28"/>
+          <w:lang w:val="vi-VN"/>
+        </w:rPr>
+        <w:t>D→Qm→Q</w:t>
+      </w:r>
+      <w:proofErr w:type="spellEnd"/>
+      <w:r>
+        <w:rPr>
+          <w:rFonts w:ascii="Times New Roman" w:hAnsi="Times New Roman" w:cs="Times New Roman"/>
+          <w:sz w:val="28"/>
+          <w:szCs w:val="28"/>
+          <w:lang w:val="vi-VN"/>
+        </w:rPr>
+        <w:t xml:space="preserve">. Hệ quả là </w:t>
+      </w:r>
+      <w:proofErr w:type="spellStart"/>
+      <w:r>
+        <w:rPr>
+          <w:rFonts w:ascii="Times New Roman" w:hAnsi="Times New Roman" w:cs="Times New Roman"/>
+          <w:sz w:val="28"/>
+          <w:szCs w:val="28"/>
+          <w:lang w:val="vi-VN"/>
+        </w:rPr>
+        <w:t>Qm</w:t>
+      </w:r>
+      <w:proofErr w:type="spellEnd"/>
+      <w:r>
+        <w:rPr>
+          <w:rFonts w:ascii="Times New Roman" w:hAnsi="Times New Roman" w:cs="Times New Roman"/>
+          <w:sz w:val="28"/>
+          <w:szCs w:val="28"/>
+          <w:lang w:val="vi-VN"/>
+        </w:rPr>
+        <w:t xml:space="preserve"> và Q rớt xuống gần như đồng thời</w:t>
       </w:r>
       <w:r>
         <w:rPr>
@@ -1328,7 +5072,47 @@
           <w:szCs w:val="28"/>
           <w:lang w:val="vi-VN"/>
         </w:rPr>
-        <w:t xml:space="preserve">lệch nhau chỉ 30.9 ps (đúng bằng một độ trễ cổng) thay vì lệch nửa chu kỳ như ở một D Flip-Flop hoạt động đúng. </w:t>
+        <w:t xml:space="preserve">lệch nhau chỉ 30.9 </w:t>
+      </w:r>
+      <w:proofErr w:type="spellStart"/>
+      <w:r>
+        <w:rPr>
+          <w:rFonts w:ascii="Times New Roman" w:hAnsi="Times New Roman" w:cs="Times New Roman"/>
+          <w:sz w:val="28"/>
+          <w:szCs w:val="28"/>
+          <w:lang w:val="vi-VN"/>
+        </w:rPr>
+        <w:t>ps</w:t>
+      </w:r>
+      <w:proofErr w:type="spellEnd"/>
+      <w:r>
+        <w:rPr>
+          <w:rFonts w:ascii="Times New Roman" w:hAnsi="Times New Roman" w:cs="Times New Roman"/>
+          <w:sz w:val="28"/>
+          <w:szCs w:val="28"/>
+          <w:lang w:val="vi-VN"/>
+        </w:rPr>
+        <w:t xml:space="preserve"> (đúng bằng một độ trễ cổng) thay vì lệch nửa chu kỳ như ở một D </w:t>
+      </w:r>
+      <w:proofErr w:type="spellStart"/>
+      <w:r>
+        <w:rPr>
+          <w:rFonts w:ascii="Times New Roman" w:hAnsi="Times New Roman" w:cs="Times New Roman"/>
+          <w:sz w:val="28"/>
+          <w:szCs w:val="28"/>
+          <w:lang w:val="vi-VN"/>
+        </w:rPr>
+        <w:t>Flip-Flop</w:t>
+      </w:r>
+      <w:proofErr w:type="spellEnd"/>
+      <w:r>
+        <w:rPr>
+          <w:rFonts w:ascii="Times New Roman" w:hAnsi="Times New Roman" w:cs="Times New Roman"/>
+          <w:sz w:val="28"/>
+          <w:szCs w:val="28"/>
+          <w:lang w:val="vi-VN"/>
+        </w:rPr>
+        <w:t xml:space="preserve"> hoạt động đúng. </w:t>
       </w:r>
       <w:r>
         <w:rPr>
@@ -1338,8 +5122,39 @@
           <w:lang w:val="vi-VN"/>
         </w:rPr>
         <w:lastRenderedPageBreak/>
-        <w:t>Đây chính là hiện tượng race-through kèm hold violation: ngõ ra</w:t>
-      </w:r>
+        <w:t xml:space="preserve">Đây chính là hiện tượng </w:t>
+      </w:r>
+      <w:proofErr w:type="spellStart"/>
+      <w:r>
+        <w:rPr>
+          <w:rFonts w:ascii="Times New Roman" w:hAnsi="Times New Roman" w:cs="Times New Roman"/>
+          <w:sz w:val="28"/>
+          <w:szCs w:val="28"/>
+          <w:lang w:val="vi-VN"/>
+        </w:rPr>
+        <w:t>race-through</w:t>
+      </w:r>
+      <w:proofErr w:type="spellEnd"/>
+      <w:r>
+        <w:rPr>
+          <w:rFonts w:ascii="Times New Roman" w:hAnsi="Times New Roman" w:cs="Times New Roman"/>
+          <w:sz w:val="28"/>
+          <w:szCs w:val="28"/>
+          <w:lang w:val="vi-VN"/>
+        </w:rPr>
+        <w:t xml:space="preserve"> kèm </w:t>
+      </w:r>
+      <w:proofErr w:type="spellStart"/>
+      <w:r>
+        <w:rPr>
+          <w:rFonts w:ascii="Times New Roman" w:hAnsi="Times New Roman" w:cs="Times New Roman"/>
+          <w:sz w:val="28"/>
+          <w:szCs w:val="28"/>
+          <w:lang w:val="vi-VN"/>
+        </w:rPr>
+        <w:t>hold</w:t>
+      </w:r>
+      <w:proofErr w:type="spellEnd"/>
       <w:r>
         <w:rPr>
           <w:rFonts w:ascii="Times New Roman" w:hAnsi="Times New Roman" w:cs="Times New Roman"/>
@@ -1349,14 +5164,143 @@
         </w:rPr>
         <w:t xml:space="preserve"> </w:t>
       </w:r>
-      <w:r>
-        <w:rPr>
-          <w:rFonts w:ascii="Times New Roman" w:hAnsi="Times New Roman" w:cs="Times New Roman"/>
-          <w:sz w:val="28"/>
-          <w:szCs w:val="28"/>
-          <w:lang w:val="vi-VN"/>
-        </w:rPr>
-        <w:t>mất tính edge-triggered và bám theo D ngay trong cùng một pha clock do clock skew âm tạo ra vùng overlap.</w:t>
+      <w:proofErr w:type="spellStart"/>
+      <w:r>
+        <w:rPr>
+          <w:rFonts w:ascii="Times New Roman" w:hAnsi="Times New Roman" w:cs="Times New Roman"/>
+          <w:sz w:val="28"/>
+          <w:szCs w:val="28"/>
+          <w:lang w:val="vi-VN"/>
+        </w:rPr>
+        <w:t>violation</w:t>
+      </w:r>
+      <w:proofErr w:type="spellEnd"/>
+      <w:r>
+        <w:rPr>
+          <w:rFonts w:ascii="Times New Roman" w:hAnsi="Times New Roman" w:cs="Times New Roman"/>
+          <w:sz w:val="28"/>
+          <w:szCs w:val="28"/>
+          <w:lang w:val="vi-VN"/>
+        </w:rPr>
+        <w:t>: ngõ ra</w:t>
+      </w:r>
+      <w:r>
+        <w:rPr>
+          <w:rFonts w:ascii="Times New Roman" w:hAnsi="Times New Roman" w:cs="Times New Roman"/>
+          <w:sz w:val="28"/>
+          <w:szCs w:val="28"/>
+          <w:lang w:val="vi-VN"/>
+        </w:rPr>
+        <w:t xml:space="preserve"> </w:t>
+      </w:r>
+      <w:r>
+        <w:rPr>
+          <w:rFonts w:ascii="Times New Roman" w:hAnsi="Times New Roman" w:cs="Times New Roman"/>
+          <w:sz w:val="28"/>
+          <w:szCs w:val="28"/>
+          <w:lang w:val="vi-VN"/>
+        </w:rPr>
+        <w:t xml:space="preserve">mất tính </w:t>
+      </w:r>
+      <w:proofErr w:type="spellStart"/>
+      <w:r>
+        <w:rPr>
+          <w:rFonts w:ascii="Times New Roman" w:hAnsi="Times New Roman" w:cs="Times New Roman"/>
+          <w:sz w:val="28"/>
+          <w:szCs w:val="28"/>
+          <w:lang w:val="vi-VN"/>
+        </w:rPr>
+        <w:t>edge-triggered</w:t>
+      </w:r>
+      <w:proofErr w:type="spellEnd"/>
+      <w:r>
+        <w:rPr>
+          <w:rFonts w:ascii="Times New Roman" w:hAnsi="Times New Roman" w:cs="Times New Roman"/>
+          <w:sz w:val="28"/>
+          <w:szCs w:val="28"/>
+          <w:lang w:val="vi-VN"/>
+        </w:rPr>
+        <w:t xml:space="preserve"> và bám theo D ngay trong cùng một pha </w:t>
+      </w:r>
+      <w:proofErr w:type="spellStart"/>
+      <w:r>
+        <w:rPr>
+          <w:rFonts w:ascii="Times New Roman" w:hAnsi="Times New Roman" w:cs="Times New Roman"/>
+          <w:sz w:val="28"/>
+          <w:szCs w:val="28"/>
+          <w:lang w:val="vi-VN"/>
+        </w:rPr>
+        <w:t>clock</w:t>
+      </w:r>
+      <w:proofErr w:type="spellEnd"/>
+      <w:r>
+        <w:rPr>
+          <w:rFonts w:ascii="Times New Roman" w:hAnsi="Times New Roman" w:cs="Times New Roman"/>
+          <w:sz w:val="28"/>
+          <w:szCs w:val="28"/>
+          <w:lang w:val="vi-VN"/>
+        </w:rPr>
+        <w:t xml:space="preserve"> do </w:t>
+      </w:r>
+      <w:proofErr w:type="spellStart"/>
+      <w:r>
+        <w:rPr>
+          <w:rFonts w:ascii="Times New Roman" w:hAnsi="Times New Roman" w:cs="Times New Roman"/>
+          <w:sz w:val="28"/>
+          <w:szCs w:val="28"/>
+          <w:lang w:val="vi-VN"/>
+        </w:rPr>
+        <w:t>clock</w:t>
+      </w:r>
+      <w:proofErr w:type="spellEnd"/>
+      <w:r>
+        <w:rPr>
+          <w:rFonts w:ascii="Times New Roman" w:hAnsi="Times New Roman" w:cs="Times New Roman"/>
+          <w:sz w:val="28"/>
+          <w:szCs w:val="28"/>
+          <w:lang w:val="vi-VN"/>
+        </w:rPr>
+        <w:t xml:space="preserve"> </w:t>
+      </w:r>
+      <w:proofErr w:type="spellStart"/>
+      <w:r>
+        <w:rPr>
+          <w:rFonts w:ascii="Times New Roman" w:hAnsi="Times New Roman" w:cs="Times New Roman"/>
+          <w:sz w:val="28"/>
+          <w:szCs w:val="28"/>
+          <w:lang w:val="vi-VN"/>
+        </w:rPr>
+        <w:t>skew</w:t>
+      </w:r>
+      <w:proofErr w:type="spellEnd"/>
+      <w:r>
+        <w:rPr>
+          <w:rFonts w:ascii="Times New Roman" w:hAnsi="Times New Roman" w:cs="Times New Roman"/>
+          <w:sz w:val="28"/>
+          <w:szCs w:val="28"/>
+          <w:lang w:val="vi-VN"/>
+        </w:rPr>
+        <w:t xml:space="preserve"> âm tạo ra vùng </w:t>
+      </w:r>
+      <w:proofErr w:type="spellStart"/>
+      <w:r>
+        <w:rPr>
+          <w:rFonts w:ascii="Times New Roman" w:hAnsi="Times New Roman" w:cs="Times New Roman"/>
+          <w:sz w:val="28"/>
+          <w:szCs w:val="28"/>
+          <w:lang w:val="vi-VN"/>
+        </w:rPr>
+        <w:t>overlap</w:t>
+      </w:r>
+      <w:proofErr w:type="spellEnd"/>
+      <w:r>
+        <w:rPr>
+          <w:rFonts w:ascii="Times New Roman" w:hAnsi="Times New Roman" w:cs="Times New Roman"/>
+          <w:sz w:val="28"/>
+          <w:szCs w:val="28"/>
+          <w:lang w:val="vi-VN"/>
+        </w:rPr>
+        <w:t>.</w:t>
       </w:r>
     </w:p>
     <w:p>
@@ -1400,7 +5344,7 @@
                     </pic:cNvPicPr>
                   </pic:nvPicPr>
                   <pic:blipFill>
-                    <a:blip r:embed="rId14" cstate="print">
+                    <a:blip r:embed="rId13" cstate="print">
                       <a:extLst>
                         <a:ext uri="{28A0092B-C50C-407E-A947-70E740481C1C}">
                           <a14:useLocalDpi xmlns:a14="http://schemas.microsoft.com/office/drawing/2010/main" val="0"/>
@@ -1448,7 +5392,107 @@
           <w:szCs w:val="28"/>
           <w:lang w:val="vi-VN"/>
         </w:rPr>
-        <w:t>Hình 6.6.4. Trường hợp đúng với DelaySlave = 1 ns: non-overlap khoảng 100 ps, không xảy ra race.</w:t>
+        <w:t xml:space="preserve">Hình 6.6.4. Trường hợp đúng với </w:t>
+      </w:r>
+      <w:proofErr w:type="spellStart"/>
+      <w:r>
+        <w:rPr>
+          <w:rFonts w:ascii="Times New Roman" w:hAnsi="Times New Roman" w:cs="Times New Roman"/>
+          <w:sz w:val="28"/>
+          <w:szCs w:val="28"/>
+          <w:lang w:val="vi-VN"/>
+        </w:rPr>
+        <w:t>DelaySlave</w:t>
+      </w:r>
+      <w:proofErr w:type="spellEnd"/>
+      <w:r>
+        <w:rPr>
+          <w:rFonts w:ascii="Times New Roman" w:hAnsi="Times New Roman" w:cs="Times New Roman"/>
+          <w:sz w:val="28"/>
+          <w:szCs w:val="28"/>
+          <w:lang w:val="vi-VN"/>
+        </w:rPr>
+        <w:t xml:space="preserve"> = 1 </w:t>
+      </w:r>
+      <w:proofErr w:type="spellStart"/>
+      <w:r>
+        <w:rPr>
+          <w:rFonts w:ascii="Times New Roman" w:hAnsi="Times New Roman" w:cs="Times New Roman"/>
+          <w:sz w:val="28"/>
+          <w:szCs w:val="28"/>
+          <w:lang w:val="vi-VN"/>
+        </w:rPr>
+        <w:t>ns</w:t>
+      </w:r>
+      <w:proofErr w:type="spellEnd"/>
+      <w:r>
+        <w:rPr>
+          <w:rFonts w:ascii="Times New Roman" w:hAnsi="Times New Roman" w:cs="Times New Roman"/>
+          <w:sz w:val="28"/>
+          <w:szCs w:val="28"/>
+          <w:lang w:val="vi-VN"/>
+        </w:rPr>
+        <w:t>: non-</w:t>
+      </w:r>
+      <w:proofErr w:type="spellStart"/>
+      <w:r>
+        <w:rPr>
+          <w:rFonts w:ascii="Times New Roman" w:hAnsi="Times New Roman" w:cs="Times New Roman"/>
+          <w:sz w:val="28"/>
+          <w:szCs w:val="28"/>
+          <w:lang w:val="vi-VN"/>
+        </w:rPr>
+        <w:t>overlap</w:t>
+      </w:r>
+      <w:proofErr w:type="spellEnd"/>
+      <w:r>
+        <w:rPr>
+          <w:rFonts w:ascii="Times New Roman" w:hAnsi="Times New Roman" w:cs="Times New Roman"/>
+          <w:sz w:val="28"/>
+          <w:szCs w:val="28"/>
+          <w:lang w:val="vi-VN"/>
+        </w:rPr>
+        <w:t xml:space="preserve"> khoảng 100 </w:t>
+      </w:r>
+      <w:proofErr w:type="spellStart"/>
+      <w:r>
+        <w:rPr>
+          <w:rFonts w:ascii="Times New Roman" w:hAnsi="Times New Roman" w:cs="Times New Roman"/>
+          <w:sz w:val="28"/>
+          <w:szCs w:val="28"/>
+          <w:lang w:val="vi-VN"/>
+        </w:rPr>
+        <w:t>ps</w:t>
+      </w:r>
+      <w:proofErr w:type="spellEnd"/>
+      <w:r>
+        <w:rPr>
+          <w:rFonts w:ascii="Times New Roman" w:hAnsi="Times New Roman" w:cs="Times New Roman"/>
+          <w:sz w:val="28"/>
+          <w:szCs w:val="28"/>
+          <w:lang w:val="vi-VN"/>
+        </w:rPr>
+        <w:t xml:space="preserve">, không xảy ra </w:t>
+      </w:r>
+      <w:proofErr w:type="spellStart"/>
+      <w:r>
+        <w:rPr>
+          <w:rFonts w:ascii="Times New Roman" w:hAnsi="Times New Roman" w:cs="Times New Roman"/>
+          <w:sz w:val="28"/>
+          <w:szCs w:val="28"/>
+          <w:lang w:val="vi-VN"/>
+        </w:rPr>
+        <w:t>race</w:t>
+      </w:r>
+      <w:proofErr w:type="spellEnd"/>
+      <w:r>
+        <w:rPr>
+          <w:rFonts w:ascii="Times New Roman" w:hAnsi="Times New Roman" w:cs="Times New Roman"/>
+          <w:sz w:val="28"/>
+          <w:szCs w:val="28"/>
+          <w:lang w:val="vi-VN"/>
+        </w:rPr>
+        <w:t>.</w:t>
       </w:r>
     </w:p>
     <w:p>
@@ -1467,7 +5511,207 @@
           <w:szCs w:val="28"/>
           <w:lang w:val="vi-VN"/>
         </w:rPr>
-        <w:t>Khi DelaySlave = 1 ns, master mở (cạnh lên) tại 0.9 / 2.9 ns còn slave mở tại 1.0 / 3.0 ns. Với cùng dữ liệu D (td = 0.7 ns), khi D rớt xuống 0 tại 2.7 ns thì master đang đóng</w:t>
+        <w:t xml:space="preserve">Khi </w:t>
+      </w:r>
+      <w:proofErr w:type="spellStart"/>
+      <w:r>
+        <w:rPr>
+          <w:rFonts w:ascii="Times New Roman" w:hAnsi="Times New Roman" w:cs="Times New Roman"/>
+          <w:sz w:val="28"/>
+          <w:szCs w:val="28"/>
+          <w:lang w:val="vi-VN"/>
+        </w:rPr>
+        <w:t>DelaySlave</w:t>
+      </w:r>
+      <w:proofErr w:type="spellEnd"/>
+      <w:r>
+        <w:rPr>
+          <w:rFonts w:ascii="Times New Roman" w:hAnsi="Times New Roman" w:cs="Times New Roman"/>
+          <w:sz w:val="28"/>
+          <w:szCs w:val="28"/>
+          <w:lang w:val="vi-VN"/>
+        </w:rPr>
+        <w:t xml:space="preserve"> = 1 </w:t>
+      </w:r>
+      <w:proofErr w:type="spellStart"/>
+      <w:r>
+        <w:rPr>
+          <w:rFonts w:ascii="Times New Roman" w:hAnsi="Times New Roman" w:cs="Times New Roman"/>
+          <w:sz w:val="28"/>
+          <w:szCs w:val="28"/>
+          <w:lang w:val="vi-VN"/>
+        </w:rPr>
+        <w:t>ns</w:t>
+      </w:r>
+      <w:proofErr w:type="spellEnd"/>
+      <w:r>
+        <w:rPr>
+          <w:rFonts w:ascii="Times New Roman" w:hAnsi="Times New Roman" w:cs="Times New Roman"/>
+          <w:sz w:val="28"/>
+          <w:szCs w:val="28"/>
+          <w:lang w:val="vi-VN"/>
+        </w:rPr>
+        <w:t xml:space="preserve">, </w:t>
+      </w:r>
+      <w:proofErr w:type="spellStart"/>
+      <w:r>
+        <w:rPr>
+          <w:rFonts w:ascii="Times New Roman" w:hAnsi="Times New Roman" w:cs="Times New Roman"/>
+          <w:sz w:val="28"/>
+          <w:szCs w:val="28"/>
+          <w:lang w:val="vi-VN"/>
+        </w:rPr>
+        <w:t>master</w:t>
+      </w:r>
+      <w:proofErr w:type="spellEnd"/>
+      <w:r>
+        <w:rPr>
+          <w:rFonts w:ascii="Times New Roman" w:hAnsi="Times New Roman" w:cs="Times New Roman"/>
+          <w:sz w:val="28"/>
+          <w:szCs w:val="28"/>
+          <w:lang w:val="vi-VN"/>
+        </w:rPr>
+        <w:t xml:space="preserve"> mở (cạnh lên) tại 0.9 / 2.9 </w:t>
+      </w:r>
+      <w:proofErr w:type="spellStart"/>
+      <w:r>
+        <w:rPr>
+          <w:rFonts w:ascii="Times New Roman" w:hAnsi="Times New Roman" w:cs="Times New Roman"/>
+          <w:sz w:val="28"/>
+          <w:szCs w:val="28"/>
+          <w:lang w:val="vi-VN"/>
+        </w:rPr>
+        <w:t>ns</w:t>
+      </w:r>
+      <w:proofErr w:type="spellEnd"/>
+      <w:r>
+        <w:rPr>
+          <w:rFonts w:ascii="Times New Roman" w:hAnsi="Times New Roman" w:cs="Times New Roman"/>
+          <w:sz w:val="28"/>
+          <w:szCs w:val="28"/>
+          <w:lang w:val="vi-VN"/>
+        </w:rPr>
+        <w:t xml:space="preserve"> còn </w:t>
+      </w:r>
+      <w:proofErr w:type="spellStart"/>
+      <w:r>
+        <w:rPr>
+          <w:rFonts w:ascii="Times New Roman" w:hAnsi="Times New Roman" w:cs="Times New Roman"/>
+          <w:sz w:val="28"/>
+          <w:szCs w:val="28"/>
+          <w:lang w:val="vi-VN"/>
+        </w:rPr>
+        <w:t>slave</w:t>
+      </w:r>
+      <w:proofErr w:type="spellEnd"/>
+      <w:r>
+        <w:rPr>
+          <w:rFonts w:ascii="Times New Roman" w:hAnsi="Times New Roman" w:cs="Times New Roman"/>
+          <w:sz w:val="28"/>
+          <w:szCs w:val="28"/>
+          <w:lang w:val="vi-VN"/>
+        </w:rPr>
+        <w:t xml:space="preserve"> mở tại 1.0 / 3.0 </w:t>
+      </w:r>
+      <w:proofErr w:type="spellStart"/>
+      <w:r>
+        <w:rPr>
+          <w:rFonts w:ascii="Times New Roman" w:hAnsi="Times New Roman" w:cs="Times New Roman"/>
+          <w:sz w:val="28"/>
+          <w:szCs w:val="28"/>
+          <w:lang w:val="vi-VN"/>
+        </w:rPr>
+        <w:t>ns</w:t>
+      </w:r>
+      <w:proofErr w:type="spellEnd"/>
+      <w:r>
+        <w:rPr>
+          <w:rFonts w:ascii="Times New Roman" w:hAnsi="Times New Roman" w:cs="Times New Roman"/>
+          <w:sz w:val="28"/>
+          <w:szCs w:val="28"/>
+          <w:lang w:val="vi-VN"/>
+        </w:rPr>
+        <w:t>. Với cùng dữ liệu D (</w:t>
+      </w:r>
+      <w:proofErr w:type="spellStart"/>
+      <w:r>
+        <w:rPr>
+          <w:rFonts w:ascii="Times New Roman" w:hAnsi="Times New Roman" w:cs="Times New Roman"/>
+          <w:sz w:val="28"/>
+          <w:szCs w:val="28"/>
+          <w:lang w:val="vi-VN"/>
+        </w:rPr>
+        <w:t>td</w:t>
+      </w:r>
+      <w:proofErr w:type="spellEnd"/>
+      <w:r>
+        <w:rPr>
+          <w:rFonts w:ascii="Times New Roman" w:hAnsi="Times New Roman" w:cs="Times New Roman"/>
+          <w:sz w:val="28"/>
+          <w:szCs w:val="28"/>
+          <w:lang w:val="vi-VN"/>
+        </w:rPr>
+        <w:t xml:space="preserve"> = 0.7 </w:t>
+      </w:r>
+      <w:proofErr w:type="spellStart"/>
+      <w:r>
+        <w:rPr>
+          <w:rFonts w:ascii="Times New Roman" w:hAnsi="Times New Roman" w:cs="Times New Roman"/>
+          <w:sz w:val="28"/>
+          <w:szCs w:val="28"/>
+          <w:lang w:val="vi-VN"/>
+        </w:rPr>
+        <w:t>ns</w:t>
+      </w:r>
+      <w:proofErr w:type="spellEnd"/>
+      <w:r>
+        <w:rPr>
+          <w:rFonts w:ascii="Times New Roman" w:hAnsi="Times New Roman" w:cs="Times New Roman"/>
+          <w:sz w:val="28"/>
+          <w:szCs w:val="28"/>
+          <w:lang w:val="vi-VN"/>
+        </w:rPr>
+        <w:t xml:space="preserve">), khi D rớt xuống 0 tại 2.7 </w:t>
+      </w:r>
+      <w:proofErr w:type="spellStart"/>
+      <w:r>
+        <w:rPr>
+          <w:rFonts w:ascii="Times New Roman" w:hAnsi="Times New Roman" w:cs="Times New Roman"/>
+          <w:sz w:val="28"/>
+          <w:szCs w:val="28"/>
+          <w:lang w:val="vi-VN"/>
+        </w:rPr>
+        <w:t>ns</w:t>
+      </w:r>
+      <w:proofErr w:type="spellEnd"/>
+      <w:r>
+        <w:rPr>
+          <w:rFonts w:ascii="Times New Roman" w:hAnsi="Times New Roman" w:cs="Times New Roman"/>
+          <w:sz w:val="28"/>
+          <w:szCs w:val="28"/>
+          <w:lang w:val="vi-VN"/>
+        </w:rPr>
+        <w:t xml:space="preserve"> thì </w:t>
+      </w:r>
+      <w:proofErr w:type="spellStart"/>
+      <w:r>
+        <w:rPr>
+          <w:rFonts w:ascii="Times New Roman" w:hAnsi="Times New Roman" w:cs="Times New Roman"/>
+          <w:sz w:val="28"/>
+          <w:szCs w:val="28"/>
+          <w:lang w:val="vi-VN"/>
+        </w:rPr>
+        <w:t>master</w:t>
+      </w:r>
+      <w:proofErr w:type="spellEnd"/>
+      <w:r>
+        <w:rPr>
+          <w:rFonts w:ascii="Times New Roman" w:hAnsi="Times New Roman" w:cs="Times New Roman"/>
+          <w:sz w:val="28"/>
+          <w:szCs w:val="28"/>
+          <w:lang w:val="vi-VN"/>
+        </w:rPr>
+        <w:t xml:space="preserve"> đang đóng</w:t>
       </w:r>
       <w:r>
         <w:rPr>
@@ -1485,7 +5729,287 @@
           <w:szCs w:val="28"/>
           <w:lang w:val="vi-VN"/>
         </w:rPr>
-        <w:t>nên giữ giá trị cũ; master chỉ mở và chốt D = 0 tại 2.9 ns làm Qm rớt, nhưng ngay lúc đó slave đang đóng (slave chỉ mở tại 3.0 ns) nên Q chưa đổi mà phải chờ đến khi slave mở. Kết quả Q rớt tại ~3.0 ns, trễ Qm khoảng 89 ps đúng bằng khe non-overlap, thay vì bám sát một độ trễ cổng như trường hợp race. Nhờ slave chỉ trong suốt sau khi Qm đã ổn định,</w:t>
+        <w:t xml:space="preserve">nên giữ giá trị cũ; </w:t>
+      </w:r>
+      <w:proofErr w:type="spellStart"/>
+      <w:r>
+        <w:rPr>
+          <w:rFonts w:ascii="Times New Roman" w:hAnsi="Times New Roman" w:cs="Times New Roman"/>
+          <w:sz w:val="28"/>
+          <w:szCs w:val="28"/>
+          <w:lang w:val="vi-VN"/>
+        </w:rPr>
+        <w:t>master</w:t>
+      </w:r>
+      <w:proofErr w:type="spellEnd"/>
+      <w:r>
+        <w:rPr>
+          <w:rFonts w:ascii="Times New Roman" w:hAnsi="Times New Roman" w:cs="Times New Roman"/>
+          <w:sz w:val="28"/>
+          <w:szCs w:val="28"/>
+          <w:lang w:val="vi-VN"/>
+        </w:rPr>
+        <w:t xml:space="preserve"> chỉ mở và chốt D = 0 tại 2.9 </w:t>
+      </w:r>
+      <w:proofErr w:type="spellStart"/>
+      <w:r>
+        <w:rPr>
+          <w:rFonts w:ascii="Times New Roman" w:hAnsi="Times New Roman" w:cs="Times New Roman"/>
+          <w:sz w:val="28"/>
+          <w:szCs w:val="28"/>
+          <w:lang w:val="vi-VN"/>
+        </w:rPr>
+        <w:t>ns</w:t>
+      </w:r>
+      <w:proofErr w:type="spellEnd"/>
+      <w:r>
+        <w:rPr>
+          <w:rFonts w:ascii="Times New Roman" w:hAnsi="Times New Roman" w:cs="Times New Roman"/>
+          <w:sz w:val="28"/>
+          <w:szCs w:val="28"/>
+          <w:lang w:val="vi-VN"/>
+        </w:rPr>
+        <w:t xml:space="preserve"> làm </w:t>
+      </w:r>
+      <w:proofErr w:type="spellStart"/>
+      <w:r>
+        <w:rPr>
+          <w:rFonts w:ascii="Times New Roman" w:hAnsi="Times New Roman" w:cs="Times New Roman"/>
+          <w:sz w:val="28"/>
+          <w:szCs w:val="28"/>
+          <w:lang w:val="vi-VN"/>
+        </w:rPr>
+        <w:t>Qm</w:t>
+      </w:r>
+      <w:proofErr w:type="spellEnd"/>
+      <w:r>
+        <w:rPr>
+          <w:rFonts w:ascii="Times New Roman" w:hAnsi="Times New Roman" w:cs="Times New Roman"/>
+          <w:sz w:val="28"/>
+          <w:szCs w:val="28"/>
+          <w:lang w:val="vi-VN"/>
+        </w:rPr>
+        <w:t xml:space="preserve"> rớt, nhưng ngay lúc đó </w:t>
+      </w:r>
+      <w:proofErr w:type="spellStart"/>
+      <w:r>
+        <w:rPr>
+          <w:rFonts w:ascii="Times New Roman" w:hAnsi="Times New Roman" w:cs="Times New Roman"/>
+          <w:sz w:val="28"/>
+          <w:szCs w:val="28"/>
+          <w:lang w:val="vi-VN"/>
+        </w:rPr>
+        <w:t>slave</w:t>
+      </w:r>
+      <w:proofErr w:type="spellEnd"/>
+      <w:r>
+        <w:rPr>
+          <w:rFonts w:ascii="Times New Roman" w:hAnsi="Times New Roman" w:cs="Times New Roman"/>
+          <w:sz w:val="28"/>
+          <w:szCs w:val="28"/>
+          <w:lang w:val="vi-VN"/>
+        </w:rPr>
+        <w:t xml:space="preserve"> đang đóng (</w:t>
+      </w:r>
+      <w:proofErr w:type="spellStart"/>
+      <w:r>
+        <w:rPr>
+          <w:rFonts w:ascii="Times New Roman" w:hAnsi="Times New Roman" w:cs="Times New Roman"/>
+          <w:sz w:val="28"/>
+          <w:szCs w:val="28"/>
+          <w:lang w:val="vi-VN"/>
+        </w:rPr>
+        <w:t>slave</w:t>
+      </w:r>
+      <w:proofErr w:type="spellEnd"/>
+      <w:r>
+        <w:rPr>
+          <w:rFonts w:ascii="Times New Roman" w:hAnsi="Times New Roman" w:cs="Times New Roman"/>
+          <w:sz w:val="28"/>
+          <w:szCs w:val="28"/>
+          <w:lang w:val="vi-VN"/>
+        </w:rPr>
+        <w:t xml:space="preserve"> chỉ mở tại 3.0 </w:t>
+      </w:r>
+      <w:proofErr w:type="spellStart"/>
+      <w:r>
+        <w:rPr>
+          <w:rFonts w:ascii="Times New Roman" w:hAnsi="Times New Roman" w:cs="Times New Roman"/>
+          <w:sz w:val="28"/>
+          <w:szCs w:val="28"/>
+          <w:lang w:val="vi-VN"/>
+        </w:rPr>
+        <w:t>ns</w:t>
+      </w:r>
+      <w:proofErr w:type="spellEnd"/>
+      <w:r>
+        <w:rPr>
+          <w:rFonts w:ascii="Times New Roman" w:hAnsi="Times New Roman" w:cs="Times New Roman"/>
+          <w:sz w:val="28"/>
+          <w:szCs w:val="28"/>
+          <w:lang w:val="vi-VN"/>
+        </w:rPr>
+        <w:t xml:space="preserve">) nên Q chưa đổi mà phải chờ đến khi </w:t>
+      </w:r>
+      <w:proofErr w:type="spellStart"/>
+      <w:r>
+        <w:rPr>
+          <w:rFonts w:ascii="Times New Roman" w:hAnsi="Times New Roman" w:cs="Times New Roman"/>
+          <w:sz w:val="28"/>
+          <w:szCs w:val="28"/>
+          <w:lang w:val="vi-VN"/>
+        </w:rPr>
+        <w:t>slave</w:t>
+      </w:r>
+      <w:proofErr w:type="spellEnd"/>
+      <w:r>
+        <w:rPr>
+          <w:rFonts w:ascii="Times New Roman" w:hAnsi="Times New Roman" w:cs="Times New Roman"/>
+          <w:sz w:val="28"/>
+          <w:szCs w:val="28"/>
+          <w:lang w:val="vi-VN"/>
+        </w:rPr>
+        <w:t xml:space="preserve"> mở. Kết quả Q rớt tại ~3.0 </w:t>
+      </w:r>
+      <w:proofErr w:type="spellStart"/>
+      <w:r>
+        <w:rPr>
+          <w:rFonts w:ascii="Times New Roman" w:hAnsi="Times New Roman" w:cs="Times New Roman"/>
+          <w:sz w:val="28"/>
+          <w:szCs w:val="28"/>
+          <w:lang w:val="vi-VN"/>
+        </w:rPr>
+        <w:t>ns</w:t>
+      </w:r>
+      <w:proofErr w:type="spellEnd"/>
+      <w:r>
+        <w:rPr>
+          <w:rFonts w:ascii="Times New Roman" w:hAnsi="Times New Roman" w:cs="Times New Roman"/>
+          <w:sz w:val="28"/>
+          <w:szCs w:val="28"/>
+          <w:lang w:val="vi-VN"/>
+        </w:rPr>
+        <w:t xml:space="preserve">, trễ </w:t>
+      </w:r>
+      <w:proofErr w:type="spellStart"/>
+      <w:r>
+        <w:rPr>
+          <w:rFonts w:ascii="Times New Roman" w:hAnsi="Times New Roman" w:cs="Times New Roman"/>
+          <w:sz w:val="28"/>
+          <w:szCs w:val="28"/>
+          <w:lang w:val="vi-VN"/>
+        </w:rPr>
+        <w:t>Qm</w:t>
+      </w:r>
+      <w:proofErr w:type="spellEnd"/>
+      <w:r>
+        <w:rPr>
+          <w:rFonts w:ascii="Times New Roman" w:hAnsi="Times New Roman" w:cs="Times New Roman"/>
+          <w:sz w:val="28"/>
+          <w:szCs w:val="28"/>
+          <w:lang w:val="vi-VN"/>
+        </w:rPr>
+        <w:t xml:space="preserve"> khoảng 89 </w:t>
+      </w:r>
+      <w:proofErr w:type="spellStart"/>
+      <w:r>
+        <w:rPr>
+          <w:rFonts w:ascii="Times New Roman" w:hAnsi="Times New Roman" w:cs="Times New Roman"/>
+          <w:sz w:val="28"/>
+          <w:szCs w:val="28"/>
+          <w:lang w:val="vi-VN"/>
+        </w:rPr>
+        <w:t>ps</w:t>
+      </w:r>
+      <w:proofErr w:type="spellEnd"/>
+      <w:r>
+        <w:rPr>
+          <w:rFonts w:ascii="Times New Roman" w:hAnsi="Times New Roman" w:cs="Times New Roman"/>
+          <w:sz w:val="28"/>
+          <w:szCs w:val="28"/>
+          <w:lang w:val="vi-VN"/>
+        </w:rPr>
+        <w:t xml:space="preserve"> đúng bằng khe non-</w:t>
+      </w:r>
+      <w:proofErr w:type="spellStart"/>
+      <w:r>
+        <w:rPr>
+          <w:rFonts w:ascii="Times New Roman" w:hAnsi="Times New Roman" w:cs="Times New Roman"/>
+          <w:sz w:val="28"/>
+          <w:szCs w:val="28"/>
+          <w:lang w:val="vi-VN"/>
+        </w:rPr>
+        <w:t>overlap</w:t>
+      </w:r>
+      <w:proofErr w:type="spellEnd"/>
+      <w:r>
+        <w:rPr>
+          <w:rFonts w:ascii="Times New Roman" w:hAnsi="Times New Roman" w:cs="Times New Roman"/>
+          <w:sz w:val="28"/>
+          <w:szCs w:val="28"/>
+          <w:lang w:val="vi-VN"/>
+        </w:rPr>
+        <w:t xml:space="preserve">, thay vì bám sát một độ trễ cổng như trường hợp </w:t>
+      </w:r>
+      <w:proofErr w:type="spellStart"/>
+      <w:r>
+        <w:rPr>
+          <w:rFonts w:ascii="Times New Roman" w:hAnsi="Times New Roman" w:cs="Times New Roman"/>
+          <w:sz w:val="28"/>
+          <w:szCs w:val="28"/>
+          <w:lang w:val="vi-VN"/>
+        </w:rPr>
+        <w:t>race</w:t>
+      </w:r>
+      <w:proofErr w:type="spellEnd"/>
+      <w:r>
+        <w:rPr>
+          <w:rFonts w:ascii="Times New Roman" w:hAnsi="Times New Roman" w:cs="Times New Roman"/>
+          <w:sz w:val="28"/>
+          <w:szCs w:val="28"/>
+          <w:lang w:val="vi-VN"/>
+        </w:rPr>
+        <w:t xml:space="preserve">. Nhờ </w:t>
+      </w:r>
+      <w:proofErr w:type="spellStart"/>
+      <w:r>
+        <w:rPr>
+          <w:rFonts w:ascii="Times New Roman" w:hAnsi="Times New Roman" w:cs="Times New Roman"/>
+          <w:sz w:val="28"/>
+          <w:szCs w:val="28"/>
+          <w:lang w:val="vi-VN"/>
+        </w:rPr>
+        <w:t>slave</w:t>
+      </w:r>
+      <w:proofErr w:type="spellEnd"/>
+      <w:r>
+        <w:rPr>
+          <w:rFonts w:ascii="Times New Roman" w:hAnsi="Times New Roman" w:cs="Times New Roman"/>
+          <w:sz w:val="28"/>
+          <w:szCs w:val="28"/>
+          <w:lang w:val="vi-VN"/>
+        </w:rPr>
+        <w:t xml:space="preserve"> chỉ trong suốt sau khi </w:t>
+      </w:r>
+      <w:proofErr w:type="spellStart"/>
+      <w:r>
+        <w:rPr>
+          <w:rFonts w:ascii="Times New Roman" w:hAnsi="Times New Roman" w:cs="Times New Roman"/>
+          <w:sz w:val="28"/>
+          <w:szCs w:val="28"/>
+          <w:lang w:val="vi-VN"/>
+        </w:rPr>
+        <w:t>Qm</w:t>
+      </w:r>
+      <w:proofErr w:type="spellEnd"/>
+      <w:r>
+        <w:rPr>
+          <w:rFonts w:ascii="Times New Roman" w:hAnsi="Times New Roman" w:cs="Times New Roman"/>
+          <w:sz w:val="28"/>
+          <w:szCs w:val="28"/>
+          <w:lang w:val="vi-VN"/>
+        </w:rPr>
+        <w:t xml:space="preserve"> đã ổn định,</w:t>
       </w:r>
       <w:r>
         <w:rPr>
@@ -1503,7 +6027,47 @@
           <w:szCs w:val="28"/>
           <w:lang w:val="vi-VN"/>
         </w:rPr>
-        <w:t>mạch giữ đúng tính edge-triggered và không xảy ra race.</w:t>
+        <w:t xml:space="preserve">mạch giữ đúng tính </w:t>
+      </w:r>
+      <w:proofErr w:type="spellStart"/>
+      <w:r>
+        <w:rPr>
+          <w:rFonts w:ascii="Times New Roman" w:hAnsi="Times New Roman" w:cs="Times New Roman"/>
+          <w:sz w:val="28"/>
+          <w:szCs w:val="28"/>
+          <w:lang w:val="vi-VN"/>
+        </w:rPr>
+        <w:t>edge-triggered</w:t>
+      </w:r>
+      <w:proofErr w:type="spellEnd"/>
+      <w:r>
+        <w:rPr>
+          <w:rFonts w:ascii="Times New Roman" w:hAnsi="Times New Roman" w:cs="Times New Roman"/>
+          <w:sz w:val="28"/>
+          <w:szCs w:val="28"/>
+          <w:lang w:val="vi-VN"/>
+        </w:rPr>
+        <w:t xml:space="preserve"> và không xảy ra </w:t>
+      </w:r>
+      <w:proofErr w:type="spellStart"/>
+      <w:r>
+        <w:rPr>
+          <w:rFonts w:ascii="Times New Roman" w:hAnsi="Times New Roman" w:cs="Times New Roman"/>
+          <w:sz w:val="28"/>
+          <w:szCs w:val="28"/>
+          <w:lang w:val="vi-VN"/>
+        </w:rPr>
+        <w:t>race</w:t>
+      </w:r>
+      <w:proofErr w:type="spellEnd"/>
+      <w:r>
+        <w:rPr>
+          <w:rFonts w:ascii="Times New Roman" w:hAnsi="Times New Roman" w:cs="Times New Roman"/>
+          <w:sz w:val="28"/>
+          <w:szCs w:val="28"/>
+          <w:lang w:val="vi-VN"/>
+        </w:rPr>
+        <w:t>.</w:t>
       </w:r>
     </w:p>
     <w:p>
@@ -1538,7 +6102,7 @@
                     </pic:cNvPicPr>
                   </pic:nvPicPr>
                   <pic:blipFill>
-                    <a:blip r:embed="rId15" cstate="print">
+                    <a:blip r:embed="rId14" cstate="print">
                       <a:extLst>
                         <a:ext uri="{28A0092B-C50C-407E-A947-70E740481C1C}">
                           <a14:useLocalDpi xmlns:a14="http://schemas.microsoft.com/office/drawing/2010/main" val="0"/>
@@ -1586,7 +6150,107 @@
           <w:szCs w:val="28"/>
           <w:lang w:val="vi-VN"/>
         </w:rPr>
-        <w:t>Hình 6.6.5. Trường hợp đúng với DelaySlave = 2 ns: Q trễ Qm khoảng 911 ps, hai latch không cùng trong suốt.</w:t>
+        <w:t xml:space="preserve">Hình 6.6.5. Trường hợp đúng với </w:t>
+      </w:r>
+      <w:proofErr w:type="spellStart"/>
+      <w:r>
+        <w:rPr>
+          <w:rFonts w:ascii="Times New Roman" w:hAnsi="Times New Roman" w:cs="Times New Roman"/>
+          <w:sz w:val="28"/>
+          <w:szCs w:val="28"/>
+          <w:lang w:val="vi-VN"/>
+        </w:rPr>
+        <w:t>DelaySlave</w:t>
+      </w:r>
+      <w:proofErr w:type="spellEnd"/>
+      <w:r>
+        <w:rPr>
+          <w:rFonts w:ascii="Times New Roman" w:hAnsi="Times New Roman" w:cs="Times New Roman"/>
+          <w:sz w:val="28"/>
+          <w:szCs w:val="28"/>
+          <w:lang w:val="vi-VN"/>
+        </w:rPr>
+        <w:t xml:space="preserve"> = 2 </w:t>
+      </w:r>
+      <w:proofErr w:type="spellStart"/>
+      <w:r>
+        <w:rPr>
+          <w:rFonts w:ascii="Times New Roman" w:hAnsi="Times New Roman" w:cs="Times New Roman"/>
+          <w:sz w:val="28"/>
+          <w:szCs w:val="28"/>
+          <w:lang w:val="vi-VN"/>
+        </w:rPr>
+        <w:t>ns</w:t>
+      </w:r>
+      <w:proofErr w:type="spellEnd"/>
+      <w:r>
+        <w:rPr>
+          <w:rFonts w:ascii="Times New Roman" w:hAnsi="Times New Roman" w:cs="Times New Roman"/>
+          <w:sz w:val="28"/>
+          <w:szCs w:val="28"/>
+          <w:lang w:val="vi-VN"/>
+        </w:rPr>
+        <w:t xml:space="preserve">: Q trễ </w:t>
+      </w:r>
+      <w:proofErr w:type="spellStart"/>
+      <w:r>
+        <w:rPr>
+          <w:rFonts w:ascii="Times New Roman" w:hAnsi="Times New Roman" w:cs="Times New Roman"/>
+          <w:sz w:val="28"/>
+          <w:szCs w:val="28"/>
+          <w:lang w:val="vi-VN"/>
+        </w:rPr>
+        <w:t>Qm</w:t>
+      </w:r>
+      <w:proofErr w:type="spellEnd"/>
+      <w:r>
+        <w:rPr>
+          <w:rFonts w:ascii="Times New Roman" w:hAnsi="Times New Roman" w:cs="Times New Roman"/>
+          <w:sz w:val="28"/>
+          <w:szCs w:val="28"/>
+          <w:lang w:val="vi-VN"/>
+        </w:rPr>
+        <w:t xml:space="preserve"> khoảng 911 </w:t>
+      </w:r>
+      <w:proofErr w:type="spellStart"/>
+      <w:r>
+        <w:rPr>
+          <w:rFonts w:ascii="Times New Roman" w:hAnsi="Times New Roman" w:cs="Times New Roman"/>
+          <w:sz w:val="28"/>
+          <w:szCs w:val="28"/>
+          <w:lang w:val="vi-VN"/>
+        </w:rPr>
+        <w:t>ps</w:t>
+      </w:r>
+      <w:proofErr w:type="spellEnd"/>
+      <w:r>
+        <w:rPr>
+          <w:rFonts w:ascii="Times New Roman" w:hAnsi="Times New Roman" w:cs="Times New Roman"/>
+          <w:sz w:val="28"/>
+          <w:szCs w:val="28"/>
+          <w:lang w:val="vi-VN"/>
+        </w:rPr>
+        <w:t xml:space="preserve">, hai </w:t>
+      </w:r>
+      <w:proofErr w:type="spellStart"/>
+      <w:r>
+        <w:rPr>
+          <w:rFonts w:ascii="Times New Roman" w:hAnsi="Times New Roman" w:cs="Times New Roman"/>
+          <w:sz w:val="28"/>
+          <w:szCs w:val="28"/>
+          <w:lang w:val="vi-VN"/>
+        </w:rPr>
+        <w:t>latch</w:t>
+      </w:r>
+      <w:proofErr w:type="spellEnd"/>
+      <w:r>
+        <w:rPr>
+          <w:rFonts w:ascii="Times New Roman" w:hAnsi="Times New Roman" w:cs="Times New Roman"/>
+          <w:sz w:val="28"/>
+          <w:szCs w:val="28"/>
+          <w:lang w:val="vi-VN"/>
+        </w:rPr>
+        <w:t xml:space="preserve"> không cùng trong suốt.</w:t>
       </w:r>
     </w:p>
     <w:p>
@@ -1605,8 +6269,59 @@
           <w:szCs w:val="28"/>
           <w:lang w:val="vi-VN"/>
         </w:rPr>
-        <w:t>Khi tăng DelaySlave lên 2 ns, slave clock trở lại đúng pha tách biệt với master nên hai latch không còn vùng cùng trong suốt. Với cùng dữ liệu D (td = 0.7 ns), Qm cập nhật khi master chốt còn Q chỉ đổi ở pha slave kế tiếp, đo được Q trễ Qm khoảng 911 ps, tức gần nửa chu kỳ. Hai cạnh Qm và Q tách hẳn nhau, ngõ ra không glitch và không bám tức thời theo</w:t>
-      </w:r>
+        <w:t xml:space="preserve">Khi tăng </w:t>
+      </w:r>
+      <w:proofErr w:type="spellStart"/>
+      <w:r>
+        <w:rPr>
+          <w:rFonts w:ascii="Times New Roman" w:hAnsi="Times New Roman" w:cs="Times New Roman"/>
+          <w:sz w:val="28"/>
+          <w:szCs w:val="28"/>
+          <w:lang w:val="vi-VN"/>
+        </w:rPr>
+        <w:t>DelaySlave</w:t>
+      </w:r>
+      <w:proofErr w:type="spellEnd"/>
+      <w:r>
+        <w:rPr>
+          <w:rFonts w:ascii="Times New Roman" w:hAnsi="Times New Roman" w:cs="Times New Roman"/>
+          <w:sz w:val="28"/>
+          <w:szCs w:val="28"/>
+          <w:lang w:val="vi-VN"/>
+        </w:rPr>
+        <w:t xml:space="preserve"> lên 2 </w:t>
+      </w:r>
+      <w:proofErr w:type="spellStart"/>
+      <w:r>
+        <w:rPr>
+          <w:rFonts w:ascii="Times New Roman" w:hAnsi="Times New Roman" w:cs="Times New Roman"/>
+          <w:sz w:val="28"/>
+          <w:szCs w:val="28"/>
+          <w:lang w:val="vi-VN"/>
+        </w:rPr>
+        <w:t>ns</w:t>
+      </w:r>
+      <w:proofErr w:type="spellEnd"/>
+      <w:r>
+        <w:rPr>
+          <w:rFonts w:ascii="Times New Roman" w:hAnsi="Times New Roman" w:cs="Times New Roman"/>
+          <w:sz w:val="28"/>
+          <w:szCs w:val="28"/>
+          <w:lang w:val="vi-VN"/>
+        </w:rPr>
+        <w:t xml:space="preserve">, </w:t>
+      </w:r>
+      <w:proofErr w:type="spellStart"/>
+      <w:r>
+        <w:rPr>
+          <w:rFonts w:ascii="Times New Roman" w:hAnsi="Times New Roman" w:cs="Times New Roman"/>
+          <w:sz w:val="28"/>
+          <w:szCs w:val="28"/>
+          <w:lang w:val="vi-VN"/>
+        </w:rPr>
+        <w:t>slave</w:t>
+      </w:r>
+      <w:proofErr w:type="spellEnd"/>
       <w:r>
         <w:rPr>
           <w:rFonts w:ascii="Times New Roman" w:hAnsi="Times New Roman" w:cs="Times New Roman"/>
@@ -1616,14 +6331,245 @@
         </w:rPr>
         <w:t xml:space="preserve"> </w:t>
       </w:r>
-      <w:r>
-        <w:rPr>
-          <w:rFonts w:ascii="Times New Roman" w:hAnsi="Times New Roman" w:cs="Times New Roman"/>
-          <w:sz w:val="28"/>
-          <w:szCs w:val="28"/>
-          <w:lang w:val="vi-VN"/>
-        </w:rPr>
-        <w:t>D, thể hiện đúng bản chất edge-triggered của D Flip-Flop. So với trường hợp race (Qm và Q lệch chỉ 30.9 ps), đây là minh chứng rõ ràng nhất cho hoạt động đúng khi clock skew đủ</w:t>
+      <w:proofErr w:type="spellStart"/>
+      <w:r>
+        <w:rPr>
+          <w:rFonts w:ascii="Times New Roman" w:hAnsi="Times New Roman" w:cs="Times New Roman"/>
+          <w:sz w:val="28"/>
+          <w:szCs w:val="28"/>
+          <w:lang w:val="vi-VN"/>
+        </w:rPr>
+        <w:t>clock</w:t>
+      </w:r>
+      <w:proofErr w:type="spellEnd"/>
+      <w:r>
+        <w:rPr>
+          <w:rFonts w:ascii="Times New Roman" w:hAnsi="Times New Roman" w:cs="Times New Roman"/>
+          <w:sz w:val="28"/>
+          <w:szCs w:val="28"/>
+          <w:lang w:val="vi-VN"/>
+        </w:rPr>
+        <w:t xml:space="preserve"> trở lại đúng pha tách biệt với </w:t>
+      </w:r>
+      <w:proofErr w:type="spellStart"/>
+      <w:r>
+        <w:rPr>
+          <w:rFonts w:ascii="Times New Roman" w:hAnsi="Times New Roman" w:cs="Times New Roman"/>
+          <w:sz w:val="28"/>
+          <w:szCs w:val="28"/>
+          <w:lang w:val="vi-VN"/>
+        </w:rPr>
+        <w:t>master</w:t>
+      </w:r>
+      <w:proofErr w:type="spellEnd"/>
+      <w:r>
+        <w:rPr>
+          <w:rFonts w:ascii="Times New Roman" w:hAnsi="Times New Roman" w:cs="Times New Roman"/>
+          <w:sz w:val="28"/>
+          <w:szCs w:val="28"/>
+          <w:lang w:val="vi-VN"/>
+        </w:rPr>
+        <w:t xml:space="preserve"> nên hai </w:t>
+      </w:r>
+      <w:proofErr w:type="spellStart"/>
+      <w:r>
+        <w:rPr>
+          <w:rFonts w:ascii="Times New Roman" w:hAnsi="Times New Roman" w:cs="Times New Roman"/>
+          <w:sz w:val="28"/>
+          <w:szCs w:val="28"/>
+          <w:lang w:val="vi-VN"/>
+        </w:rPr>
+        <w:t>latch</w:t>
+      </w:r>
+      <w:proofErr w:type="spellEnd"/>
+      <w:r>
+        <w:rPr>
+          <w:rFonts w:ascii="Times New Roman" w:hAnsi="Times New Roman" w:cs="Times New Roman"/>
+          <w:sz w:val="28"/>
+          <w:szCs w:val="28"/>
+          <w:lang w:val="vi-VN"/>
+        </w:rPr>
+        <w:t xml:space="preserve"> không còn vùng cùng trong suốt. Với cùng dữ liệu D (</w:t>
+      </w:r>
+      <w:proofErr w:type="spellStart"/>
+      <w:r>
+        <w:rPr>
+          <w:rFonts w:ascii="Times New Roman" w:hAnsi="Times New Roman" w:cs="Times New Roman"/>
+          <w:sz w:val="28"/>
+          <w:szCs w:val="28"/>
+          <w:lang w:val="vi-VN"/>
+        </w:rPr>
+        <w:t>td</w:t>
+      </w:r>
+      <w:proofErr w:type="spellEnd"/>
+      <w:r>
+        <w:rPr>
+          <w:rFonts w:ascii="Times New Roman" w:hAnsi="Times New Roman" w:cs="Times New Roman"/>
+          <w:sz w:val="28"/>
+          <w:szCs w:val="28"/>
+          <w:lang w:val="vi-VN"/>
+        </w:rPr>
+        <w:t xml:space="preserve"> = 0.7 </w:t>
+      </w:r>
+      <w:proofErr w:type="spellStart"/>
+      <w:r>
+        <w:rPr>
+          <w:rFonts w:ascii="Times New Roman" w:hAnsi="Times New Roman" w:cs="Times New Roman"/>
+          <w:sz w:val="28"/>
+          <w:szCs w:val="28"/>
+          <w:lang w:val="vi-VN"/>
+        </w:rPr>
+        <w:t>ns</w:t>
+      </w:r>
+      <w:proofErr w:type="spellEnd"/>
+      <w:r>
+        <w:rPr>
+          <w:rFonts w:ascii="Times New Roman" w:hAnsi="Times New Roman" w:cs="Times New Roman"/>
+          <w:sz w:val="28"/>
+          <w:szCs w:val="28"/>
+          <w:lang w:val="vi-VN"/>
+        </w:rPr>
+        <w:t xml:space="preserve">), </w:t>
+      </w:r>
+      <w:proofErr w:type="spellStart"/>
+      <w:r>
+        <w:rPr>
+          <w:rFonts w:ascii="Times New Roman" w:hAnsi="Times New Roman" w:cs="Times New Roman"/>
+          <w:sz w:val="28"/>
+          <w:szCs w:val="28"/>
+          <w:lang w:val="vi-VN"/>
+        </w:rPr>
+        <w:t>Qm</w:t>
+      </w:r>
+      <w:proofErr w:type="spellEnd"/>
+      <w:r>
+        <w:rPr>
+          <w:rFonts w:ascii="Times New Roman" w:hAnsi="Times New Roman" w:cs="Times New Roman"/>
+          <w:sz w:val="28"/>
+          <w:szCs w:val="28"/>
+          <w:lang w:val="vi-VN"/>
+        </w:rPr>
+        <w:t xml:space="preserve"> cập nhật khi </w:t>
+      </w:r>
+      <w:proofErr w:type="spellStart"/>
+      <w:r>
+        <w:rPr>
+          <w:rFonts w:ascii="Times New Roman" w:hAnsi="Times New Roman" w:cs="Times New Roman"/>
+          <w:sz w:val="28"/>
+          <w:szCs w:val="28"/>
+          <w:lang w:val="vi-VN"/>
+        </w:rPr>
+        <w:t>master</w:t>
+      </w:r>
+      <w:proofErr w:type="spellEnd"/>
+      <w:r>
+        <w:rPr>
+          <w:rFonts w:ascii="Times New Roman" w:hAnsi="Times New Roman" w:cs="Times New Roman"/>
+          <w:sz w:val="28"/>
+          <w:szCs w:val="28"/>
+          <w:lang w:val="vi-VN"/>
+        </w:rPr>
+        <w:t xml:space="preserve"> chốt còn Q chỉ đổi ở pha </w:t>
+      </w:r>
+      <w:proofErr w:type="spellStart"/>
+      <w:r>
+        <w:rPr>
+          <w:rFonts w:ascii="Times New Roman" w:hAnsi="Times New Roman" w:cs="Times New Roman"/>
+          <w:sz w:val="28"/>
+          <w:szCs w:val="28"/>
+          <w:lang w:val="vi-VN"/>
+        </w:rPr>
+        <w:t>slave</w:t>
+      </w:r>
+      <w:proofErr w:type="spellEnd"/>
+      <w:r>
+        <w:rPr>
+          <w:rFonts w:ascii="Times New Roman" w:hAnsi="Times New Roman" w:cs="Times New Roman"/>
+          <w:sz w:val="28"/>
+          <w:szCs w:val="28"/>
+          <w:lang w:val="vi-VN"/>
+        </w:rPr>
+        <w:t xml:space="preserve"> kế tiếp, đo được Q trễ </w:t>
+      </w:r>
+      <w:proofErr w:type="spellStart"/>
+      <w:r>
+        <w:rPr>
+          <w:rFonts w:ascii="Times New Roman" w:hAnsi="Times New Roman" w:cs="Times New Roman"/>
+          <w:sz w:val="28"/>
+          <w:szCs w:val="28"/>
+          <w:lang w:val="vi-VN"/>
+        </w:rPr>
+        <w:t>Qm</w:t>
+      </w:r>
+      <w:proofErr w:type="spellEnd"/>
+      <w:r>
+        <w:rPr>
+          <w:rFonts w:ascii="Times New Roman" w:hAnsi="Times New Roman" w:cs="Times New Roman"/>
+          <w:sz w:val="28"/>
+          <w:szCs w:val="28"/>
+          <w:lang w:val="vi-VN"/>
+        </w:rPr>
+        <w:t xml:space="preserve"> khoảng 911 </w:t>
+      </w:r>
+      <w:proofErr w:type="spellStart"/>
+      <w:r>
+        <w:rPr>
+          <w:rFonts w:ascii="Times New Roman" w:hAnsi="Times New Roman" w:cs="Times New Roman"/>
+          <w:sz w:val="28"/>
+          <w:szCs w:val="28"/>
+          <w:lang w:val="vi-VN"/>
+        </w:rPr>
+        <w:t>ps</w:t>
+      </w:r>
+      <w:proofErr w:type="spellEnd"/>
+      <w:r>
+        <w:rPr>
+          <w:rFonts w:ascii="Times New Roman" w:hAnsi="Times New Roman" w:cs="Times New Roman"/>
+          <w:sz w:val="28"/>
+          <w:szCs w:val="28"/>
+          <w:lang w:val="vi-VN"/>
+        </w:rPr>
+        <w:t xml:space="preserve">, tức gần nửa chu kỳ. Hai cạnh </w:t>
+      </w:r>
+      <w:proofErr w:type="spellStart"/>
+      <w:r>
+        <w:rPr>
+          <w:rFonts w:ascii="Times New Roman" w:hAnsi="Times New Roman" w:cs="Times New Roman"/>
+          <w:sz w:val="28"/>
+          <w:szCs w:val="28"/>
+          <w:lang w:val="vi-VN"/>
+        </w:rPr>
+        <w:t>Qm</w:t>
+      </w:r>
+      <w:proofErr w:type="spellEnd"/>
+      <w:r>
+        <w:rPr>
+          <w:rFonts w:ascii="Times New Roman" w:hAnsi="Times New Roman" w:cs="Times New Roman"/>
+          <w:sz w:val="28"/>
+          <w:szCs w:val="28"/>
+          <w:lang w:val="vi-VN"/>
+        </w:rPr>
+        <w:t xml:space="preserve"> và Q tách hẳn nhau, ngõ ra không </w:t>
+      </w:r>
+      <w:proofErr w:type="spellStart"/>
+      <w:r>
+        <w:rPr>
+          <w:rFonts w:ascii="Times New Roman" w:hAnsi="Times New Roman" w:cs="Times New Roman"/>
+          <w:sz w:val="28"/>
+          <w:szCs w:val="28"/>
+          <w:lang w:val="vi-VN"/>
+        </w:rPr>
+        <w:t>glitch</w:t>
+      </w:r>
+      <w:proofErr w:type="spellEnd"/>
+      <w:r>
+        <w:rPr>
+          <w:rFonts w:ascii="Times New Roman" w:hAnsi="Times New Roman" w:cs="Times New Roman"/>
+          <w:sz w:val="28"/>
+          <w:szCs w:val="28"/>
+          <w:lang w:val="vi-VN"/>
+        </w:rPr>
+        <w:t xml:space="preserve"> và không bám tức thời theo</w:t>
       </w:r>
       <w:r>
         <w:rPr>
@@ -1641,7 +6587,185 @@
           <w:szCs w:val="28"/>
           <w:lang w:val="vi-VN"/>
         </w:rPr>
-        <w:t>lớn để bảo đảm non-overlap.</w:t>
+        <w:t xml:space="preserve">D, thể hiện đúng bản chất </w:t>
+      </w:r>
+      <w:proofErr w:type="spellStart"/>
+      <w:r>
+        <w:rPr>
+          <w:rFonts w:ascii="Times New Roman" w:hAnsi="Times New Roman" w:cs="Times New Roman"/>
+          <w:sz w:val="28"/>
+          <w:szCs w:val="28"/>
+          <w:lang w:val="vi-VN"/>
+        </w:rPr>
+        <w:t>edge-triggered</w:t>
+      </w:r>
+      <w:proofErr w:type="spellEnd"/>
+      <w:r>
+        <w:rPr>
+          <w:rFonts w:ascii="Times New Roman" w:hAnsi="Times New Roman" w:cs="Times New Roman"/>
+          <w:sz w:val="28"/>
+          <w:szCs w:val="28"/>
+          <w:lang w:val="vi-VN"/>
+        </w:rPr>
+        <w:t xml:space="preserve"> của D </w:t>
+      </w:r>
+      <w:proofErr w:type="spellStart"/>
+      <w:r>
+        <w:rPr>
+          <w:rFonts w:ascii="Times New Roman" w:hAnsi="Times New Roman" w:cs="Times New Roman"/>
+          <w:sz w:val="28"/>
+          <w:szCs w:val="28"/>
+          <w:lang w:val="vi-VN"/>
+        </w:rPr>
+        <w:t>Flip-Flop</w:t>
+      </w:r>
+      <w:proofErr w:type="spellEnd"/>
+      <w:r>
+        <w:rPr>
+          <w:rFonts w:ascii="Times New Roman" w:hAnsi="Times New Roman" w:cs="Times New Roman"/>
+          <w:sz w:val="28"/>
+          <w:szCs w:val="28"/>
+          <w:lang w:val="vi-VN"/>
+        </w:rPr>
+        <w:t xml:space="preserve">. So với trường hợp </w:t>
+      </w:r>
+      <w:proofErr w:type="spellStart"/>
+      <w:r>
+        <w:rPr>
+          <w:rFonts w:ascii="Times New Roman" w:hAnsi="Times New Roman" w:cs="Times New Roman"/>
+          <w:sz w:val="28"/>
+          <w:szCs w:val="28"/>
+          <w:lang w:val="vi-VN"/>
+        </w:rPr>
+        <w:t>race</w:t>
+      </w:r>
+      <w:proofErr w:type="spellEnd"/>
+      <w:r>
+        <w:rPr>
+          <w:rFonts w:ascii="Times New Roman" w:hAnsi="Times New Roman" w:cs="Times New Roman"/>
+          <w:sz w:val="28"/>
+          <w:szCs w:val="28"/>
+          <w:lang w:val="vi-VN"/>
+        </w:rPr>
+        <w:t xml:space="preserve"> (</w:t>
+      </w:r>
+      <w:proofErr w:type="spellStart"/>
+      <w:r>
+        <w:rPr>
+          <w:rFonts w:ascii="Times New Roman" w:hAnsi="Times New Roman" w:cs="Times New Roman"/>
+          <w:sz w:val="28"/>
+          <w:szCs w:val="28"/>
+          <w:lang w:val="vi-VN"/>
+        </w:rPr>
+        <w:t>Qm</w:t>
+      </w:r>
+      <w:proofErr w:type="spellEnd"/>
+      <w:r>
+        <w:rPr>
+          <w:rFonts w:ascii="Times New Roman" w:hAnsi="Times New Roman" w:cs="Times New Roman"/>
+          <w:sz w:val="28"/>
+          <w:szCs w:val="28"/>
+          <w:lang w:val="vi-VN"/>
+        </w:rPr>
+        <w:t xml:space="preserve"> và Q lệch chỉ 30.9 </w:t>
+      </w:r>
+      <w:proofErr w:type="spellStart"/>
+      <w:r>
+        <w:rPr>
+          <w:rFonts w:ascii="Times New Roman" w:hAnsi="Times New Roman" w:cs="Times New Roman"/>
+          <w:sz w:val="28"/>
+          <w:szCs w:val="28"/>
+          <w:lang w:val="vi-VN"/>
+        </w:rPr>
+        <w:t>ps</w:t>
+      </w:r>
+      <w:proofErr w:type="spellEnd"/>
+      <w:r>
+        <w:rPr>
+          <w:rFonts w:ascii="Times New Roman" w:hAnsi="Times New Roman" w:cs="Times New Roman"/>
+          <w:sz w:val="28"/>
+          <w:szCs w:val="28"/>
+          <w:lang w:val="vi-VN"/>
+        </w:rPr>
+        <w:t xml:space="preserve">), đây là minh chứng rõ ràng nhất cho hoạt động đúng khi </w:t>
+      </w:r>
+      <w:proofErr w:type="spellStart"/>
+      <w:r>
+        <w:rPr>
+          <w:rFonts w:ascii="Times New Roman" w:hAnsi="Times New Roman" w:cs="Times New Roman"/>
+          <w:sz w:val="28"/>
+          <w:szCs w:val="28"/>
+          <w:lang w:val="vi-VN"/>
+        </w:rPr>
+        <w:t>clock</w:t>
+      </w:r>
+      <w:proofErr w:type="spellEnd"/>
+      <w:r>
+        <w:rPr>
+          <w:rFonts w:ascii="Times New Roman" w:hAnsi="Times New Roman" w:cs="Times New Roman"/>
+          <w:sz w:val="28"/>
+          <w:szCs w:val="28"/>
+          <w:lang w:val="vi-VN"/>
+        </w:rPr>
+        <w:t xml:space="preserve"> </w:t>
+      </w:r>
+      <w:proofErr w:type="spellStart"/>
+      <w:r>
+        <w:rPr>
+          <w:rFonts w:ascii="Times New Roman" w:hAnsi="Times New Roman" w:cs="Times New Roman"/>
+          <w:sz w:val="28"/>
+          <w:szCs w:val="28"/>
+          <w:lang w:val="vi-VN"/>
+        </w:rPr>
+        <w:t>skew</w:t>
+      </w:r>
+      <w:proofErr w:type="spellEnd"/>
+      <w:r>
+        <w:rPr>
+          <w:rFonts w:ascii="Times New Roman" w:hAnsi="Times New Roman" w:cs="Times New Roman"/>
+          <w:sz w:val="28"/>
+          <w:szCs w:val="28"/>
+          <w:lang w:val="vi-VN"/>
+        </w:rPr>
+        <w:t xml:space="preserve"> đủ</w:t>
+      </w:r>
+      <w:r>
+        <w:rPr>
+          <w:rFonts w:ascii="Times New Roman" w:hAnsi="Times New Roman" w:cs="Times New Roman"/>
+          <w:sz w:val="28"/>
+          <w:szCs w:val="28"/>
+          <w:lang w:val="vi-VN"/>
+        </w:rPr>
+        <w:t xml:space="preserve"> </w:t>
+      </w:r>
+      <w:r>
+        <w:rPr>
+          <w:rFonts w:ascii="Times New Roman" w:hAnsi="Times New Roman" w:cs="Times New Roman"/>
+          <w:sz w:val="28"/>
+          <w:szCs w:val="28"/>
+          <w:lang w:val="vi-VN"/>
+        </w:rPr>
+        <w:t>lớn để bảo đảm non-</w:t>
+      </w:r>
+      <w:proofErr w:type="spellStart"/>
+      <w:r>
+        <w:rPr>
+          <w:rFonts w:ascii="Times New Roman" w:hAnsi="Times New Roman" w:cs="Times New Roman"/>
+          <w:sz w:val="28"/>
+          <w:szCs w:val="28"/>
+          <w:lang w:val="vi-VN"/>
+        </w:rPr>
+        <w:t>overlap</w:t>
+      </w:r>
+      <w:proofErr w:type="spellEnd"/>
+      <w:r>
+        <w:rPr>
+          <w:rFonts w:ascii="Times New Roman" w:hAnsi="Times New Roman" w:cs="Times New Roman"/>
+          <w:sz w:val="28"/>
+          <w:szCs w:val="28"/>
+          <w:lang w:val="vi-VN"/>
+        </w:rPr>
+        <w:t>.</w:t>
       </w:r>
     </w:p>
     <w:sectPr>
